--- a/06-学生侧材料/讲义/6-有机化学/芳香反应-超级充实版（自学完整）.docx
+++ b/06-学生侧材料/讲义/6-有机化学/芳香反应-超级充实版（自学完整）.docx
@@ -18713,6 +18713,12 @@
       </w:pPr>
       <w:r>
         <w:rPr>
+          <w:rFonts w:ascii="Times New Roman" w:hAnsi="Times New Roman" w:eastAsia="Times New Roman" w:cs="Times New Roman"/>
+        </w:rPr>
+        <w:t xml:space="preserve">10.1 </w:t>
+      </w:r>
+      <w:r>
+        <w:rPr>
           <w:rFonts w:hint="eastAsia" w:ascii="Times New Roman" w:hAnsi="Times New Roman" w:eastAsia="SimHei" w:cs="Times New Roman"/>
         </w:rPr>
         <w:t>基础巩固</w:t>
@@ -18790,11 +18796,22 @@
     </w:p>
     <w:p>
       <w:pPr>
-        <w:numPr>
-          <w:ilvl w:val="0"/>
-          <w:numId w:val="1011"/>
-        </w:numPr>
+        <w:pStyle w:val="BodyText"/>
       </w:pPr>
+      <w:r>
+        <w:rPr>
+          <w:rFonts w:ascii="Times New Roman" w:hAnsi="Times New Roman" w:eastAsia="Times New Roman" w:cs="Times New Roman"/>
+          <w:b/>
+          <w:bCs/>
+        </w:rPr>
+        <w:t xml:space="preserve">1.</w:t>
+      </w:r>
+      <w:r>
+        <w:rPr>
+          <w:rFonts w:ascii="Times New Roman" w:hAnsi="Times New Roman" w:eastAsia="Times New Roman" w:cs="Times New Roman"/>
+        </w:rPr>
+        <w:t xml:space="preserve"> </w:t>
+      </w:r>
       <w:r>
         <w:rPr>
           <w:rFonts w:hint="eastAsia" w:ascii="Times New Roman" w:hAnsi="Times New Roman" w:eastAsia="FangSong" w:cs="Times New Roman"/>
@@ -18941,11 +18958,22 @@
     </w:p>
     <w:p>
       <w:pPr>
-        <w:numPr>
-          <w:ilvl w:val="0"/>
-          <w:numId w:val="1011"/>
-        </w:numPr>
+        <w:pStyle w:val="BodyText"/>
       </w:pPr>
+      <w:r>
+        <w:rPr>
+          <w:rFonts w:ascii="Times New Roman" w:hAnsi="Times New Roman" w:eastAsia="Times New Roman" w:cs="Times New Roman"/>
+          <w:b/>
+          <w:bCs/>
+        </w:rPr>
+        <w:t xml:space="preserve">2.</w:t>
+      </w:r>
+      <w:r>
+        <w:rPr>
+          <w:rFonts w:ascii="Times New Roman" w:hAnsi="Times New Roman" w:eastAsia="Times New Roman" w:cs="Times New Roman"/>
+        </w:rPr>
+        <w:t xml:space="preserve"> </w:t>
+      </w:r>
       <w:r>
         <w:rPr>
           <w:rFonts w:hint="eastAsia" w:ascii="Times New Roman" w:hAnsi="Times New Roman" w:eastAsia="FangSong" w:cs="Times New Roman"/>
@@ -19045,11 +19073,22 @@
     </w:p>
     <w:p>
       <w:pPr>
-        <w:numPr>
-          <w:ilvl w:val="0"/>
-          <w:numId w:val="1011"/>
-        </w:numPr>
+        <w:pStyle w:val="BodyText"/>
       </w:pPr>
+      <w:r>
+        <w:rPr>
+          <w:rFonts w:ascii="Times New Roman" w:hAnsi="Times New Roman" w:eastAsia="Times New Roman" w:cs="Times New Roman"/>
+          <w:b/>
+          <w:bCs/>
+        </w:rPr>
+        <w:t xml:space="preserve">3.</w:t>
+      </w:r>
+      <w:r>
+        <w:rPr>
+          <w:rFonts w:ascii="Times New Roman" w:hAnsi="Times New Roman" w:eastAsia="Times New Roman" w:cs="Times New Roman"/>
+        </w:rPr>
+        <w:t xml:space="preserve"> </w:t>
+      </w:r>
       <w:r>
         <w:rPr>
           <w:rFonts w:hint="eastAsia" w:ascii="Times New Roman" w:hAnsi="Times New Roman" w:eastAsia="FangSong" w:cs="Times New Roman"/>
@@ -19077,7 +19116,7 @@
     </w:p>
     <w:p>
       <w:pPr>
-        <w:pStyle w:val="FirstParagraph"/>
+        <w:pStyle w:val="BodyText"/>
       </w:pPr>
       <w:r>
         <w:rPr>
@@ -19106,11 +19145,22 @@
     </w:p>
     <w:p>
       <w:pPr>
-        <w:numPr>
-          <w:ilvl w:val="0"/>
-          <w:numId w:val="1012"/>
-        </w:numPr>
+        <w:pStyle w:val="BodyText"/>
       </w:pPr>
+      <w:r>
+        <w:rPr>
+          <w:rFonts w:ascii="Times New Roman" w:hAnsi="Times New Roman" w:eastAsia="Times New Roman" w:cs="Times New Roman"/>
+          <w:b/>
+          <w:bCs/>
+        </w:rPr>
+        <w:t xml:space="preserve">4.</w:t>
+      </w:r>
+      <w:r>
+        <w:rPr>
+          <w:rFonts w:ascii="Times New Roman" w:hAnsi="Times New Roman" w:eastAsia="Times New Roman" w:cs="Times New Roman"/>
+        </w:rPr>
+        <w:t xml:space="preserve"> </w:t>
+      </w:r>
       <w:r>
         <w:rPr>
           <w:rFonts w:hint="eastAsia" w:ascii="Times New Roman" w:hAnsi="Times New Roman" w:eastAsia="FangSong" w:cs="Times New Roman"/>
@@ -19180,11 +19230,22 @@
     </w:p>
     <w:p>
       <w:pPr>
-        <w:numPr>
-          <w:ilvl w:val="0"/>
-          <w:numId w:val="1012"/>
-        </w:numPr>
+        <w:pStyle w:val="BodyText"/>
       </w:pPr>
+      <w:r>
+        <w:rPr>
+          <w:rFonts w:ascii="Times New Roman" w:hAnsi="Times New Roman" w:eastAsia="Times New Roman" w:cs="Times New Roman"/>
+          <w:b/>
+          <w:bCs/>
+        </w:rPr>
+        <w:t xml:space="preserve">5.</w:t>
+      </w:r>
+      <w:r>
+        <w:rPr>
+          <w:rFonts w:ascii="Times New Roman" w:hAnsi="Times New Roman" w:eastAsia="Times New Roman" w:cs="Times New Roman"/>
+        </w:rPr>
+        <w:t xml:space="preserve"> </w:t>
+      </w:r>
       <w:r>
         <w:rPr>
           <w:rFonts w:hint="eastAsia" w:ascii="Times New Roman" w:hAnsi="Times New Roman" w:eastAsia="FangSong" w:cs="Times New Roman"/>
@@ -19224,11 +19285,22 @@
     </w:p>
     <w:p>
       <w:pPr>
-        <w:numPr>
-          <w:ilvl w:val="0"/>
-          <w:numId w:val="1012"/>
-        </w:numPr>
+        <w:pStyle w:val="BodyText"/>
       </w:pPr>
+      <w:r>
+        <w:rPr>
+          <w:rFonts w:ascii="Times New Roman" w:hAnsi="Times New Roman" w:eastAsia="Times New Roman" w:cs="Times New Roman"/>
+          <w:b/>
+          <w:bCs/>
+        </w:rPr>
+        <w:t xml:space="preserve">6.</w:t>
+      </w:r>
+      <w:r>
+        <w:rPr>
+          <w:rFonts w:ascii="Times New Roman" w:hAnsi="Times New Roman" w:eastAsia="Times New Roman" w:cs="Times New Roman"/>
+        </w:rPr>
+        <w:t xml:space="preserve"> </w:t>
+      </w:r>
       <w:r>
         <w:rPr>
           <w:rFonts w:hint="eastAsia" w:ascii="Times New Roman" w:hAnsi="Times New Roman" w:eastAsia="FangSong" w:cs="Times New Roman"/>
@@ -19244,11 +19316,22 @@
     </w:p>
     <w:p>
       <w:pPr>
-        <w:numPr>
-          <w:ilvl w:val="0"/>
-          <w:numId w:val="1012"/>
-        </w:numPr>
+        <w:pStyle w:val="BodyText"/>
       </w:pPr>
+      <w:r>
+        <w:rPr>
+          <w:rFonts w:ascii="Times New Roman" w:hAnsi="Times New Roman" w:eastAsia="Times New Roman" w:cs="Times New Roman"/>
+          <w:b/>
+          <w:bCs/>
+        </w:rPr>
+        <w:t xml:space="preserve">7.</w:t>
+      </w:r>
+      <w:r>
+        <w:rPr>
+          <w:rFonts w:ascii="Times New Roman" w:hAnsi="Times New Roman" w:eastAsia="Times New Roman" w:cs="Times New Roman"/>
+        </w:rPr>
+        <w:t xml:space="preserve"> </w:t>
+      </w:r>
       <w:r>
         <w:rPr>
           <w:rFonts w:hint="eastAsia" w:ascii="Times New Roman" w:hAnsi="Times New Roman" w:eastAsia="FangSong" w:cs="Times New Roman"/>
@@ -19288,7 +19371,7 @@
     </w:p>
     <w:p>
       <w:pPr>
-        <w:pStyle w:val="FirstParagraph"/>
+        <w:pStyle w:val="BodyText"/>
       </w:pPr>
       <w:r>
         <w:rPr>
@@ -19325,11 +19408,22 @@
     </w:p>
     <w:p>
       <w:pPr>
-        <w:numPr>
-          <w:ilvl w:val="0"/>
-          <w:numId w:val="1013"/>
-        </w:numPr>
+        <w:pStyle w:val="BodyText"/>
       </w:pPr>
+      <w:r>
+        <w:rPr>
+          <w:rFonts w:ascii="Times New Roman" w:hAnsi="Times New Roman" w:eastAsia="Times New Roman" w:cs="Times New Roman"/>
+          <w:b/>
+          <w:bCs/>
+        </w:rPr>
+        <w:t xml:space="preserve">8.</w:t>
+      </w:r>
+      <w:r>
+        <w:rPr>
+          <w:rFonts w:ascii="Times New Roman" w:hAnsi="Times New Roman" w:eastAsia="Times New Roman" w:cs="Times New Roman"/>
+        </w:rPr>
+        <w:t xml:space="preserve"> </w:t>
+      </w:r>
       <w:r>
         <w:rPr>
           <w:rFonts w:hint="eastAsia" w:ascii="Times New Roman" w:hAnsi="Times New Roman" w:eastAsia="FangSong" w:cs="Times New Roman"/>
@@ -19369,11 +19463,22 @@
     </w:p>
     <w:p>
       <w:pPr>
-        <w:numPr>
-          <w:ilvl w:val="0"/>
-          <w:numId w:val="1013"/>
-        </w:numPr>
+        <w:pStyle w:val="BodyText"/>
       </w:pPr>
+      <w:r>
+        <w:rPr>
+          <w:rFonts w:ascii="Times New Roman" w:hAnsi="Times New Roman" w:eastAsia="Times New Roman" w:cs="Times New Roman"/>
+          <w:b/>
+          <w:bCs/>
+        </w:rPr>
+        <w:t xml:space="preserve">9.</w:t>
+      </w:r>
+      <w:r>
+        <w:rPr>
+          <w:rFonts w:ascii="Times New Roman" w:hAnsi="Times New Roman" w:eastAsia="Times New Roman" w:cs="Times New Roman"/>
+        </w:rPr>
+        <w:t xml:space="preserve"> </w:t>
+      </w:r>
       <w:r>
         <w:rPr>
           <w:rFonts w:hint="eastAsia" w:ascii="Times New Roman" w:hAnsi="Times New Roman" w:eastAsia="FangSong" w:cs="Times New Roman"/>
@@ -19413,11 +19518,22 @@
     </w:p>
     <w:p>
       <w:pPr>
-        <w:numPr>
-          <w:ilvl w:val="0"/>
-          <w:numId w:val="1013"/>
-        </w:numPr>
+        <w:pStyle w:val="BodyText"/>
       </w:pPr>
+      <w:r>
+        <w:rPr>
+          <w:rFonts w:ascii="Times New Roman" w:hAnsi="Times New Roman" w:eastAsia="Times New Roman" w:cs="Times New Roman"/>
+          <w:b/>
+          <w:bCs/>
+        </w:rPr>
+        <w:t xml:space="preserve">10.</w:t>
+      </w:r>
+      <w:r>
+        <w:rPr>
+          <w:rFonts w:ascii="Times New Roman" w:hAnsi="Times New Roman" w:eastAsia="Times New Roman" w:cs="Times New Roman"/>
+        </w:rPr>
+        <w:t xml:space="preserve"> </w:t>
+      </w:r>
       <w:r>
         <w:rPr>
           <w:rFonts w:hint="eastAsia" w:ascii="Times New Roman" w:hAnsi="Times New Roman" w:eastAsia="FangSong" w:cs="Times New Roman"/>
@@ -19464,6 +19580,12 @@
       </w:pPr>
       <w:r>
         <w:rPr>
+          <w:rFonts w:ascii="Times New Roman" w:hAnsi="Times New Roman" w:eastAsia="Times New Roman" w:cs="Times New Roman"/>
+        </w:rPr>
+        <w:t xml:space="preserve">10.2 </w:t>
+      </w:r>
+      <w:r>
+        <w:rPr>
           <w:rFonts w:hint="eastAsia" w:ascii="Times New Roman" w:hAnsi="Times New Roman" w:eastAsia="SimHei" w:cs="Times New Roman"/>
         </w:rPr>
         <w:t>竞赛入门</w:t>
@@ -19561,11 +19683,22 @@
     </w:p>
     <w:p>
       <w:pPr>
-        <w:numPr>
-          <w:ilvl w:val="0"/>
-          <w:numId w:val="1014"/>
-        </w:numPr>
+        <w:pStyle w:val="BodyText"/>
       </w:pPr>
+      <w:r>
+        <w:rPr>
+          <w:rFonts w:ascii="Times New Roman" w:hAnsi="Times New Roman" w:eastAsia="Times New Roman" w:cs="Times New Roman"/>
+          <w:b/>
+          <w:bCs/>
+        </w:rPr>
+        <w:t xml:space="preserve">11.</w:t>
+      </w:r>
+      <w:r>
+        <w:rPr>
+          <w:rFonts w:ascii="Times New Roman" w:hAnsi="Times New Roman" w:eastAsia="Times New Roman" w:cs="Times New Roman"/>
+        </w:rPr>
+        <w:t xml:space="preserve"> </w:t>
+      </w:r>
       <w:r>
         <w:rPr>
           <w:rFonts w:hint="eastAsia" w:ascii="Times New Roman" w:hAnsi="Times New Roman" w:eastAsia="Times New Roman" w:cs="Times New Roman"/>
@@ -19707,11 +19840,22 @@
     </w:p>
     <w:p>
       <w:pPr>
-        <w:numPr>
-          <w:ilvl w:val="0"/>
-          <w:numId w:val="1014"/>
-        </w:numPr>
+        <w:pStyle w:val="BodyText"/>
       </w:pPr>
+      <w:r>
+        <w:rPr>
+          <w:rFonts w:ascii="Times New Roman" w:hAnsi="Times New Roman" w:eastAsia="Times New Roman" w:cs="Times New Roman"/>
+          <w:b/>
+          <w:bCs/>
+        </w:rPr>
+        <w:t xml:space="preserve">12.</w:t>
+      </w:r>
+      <w:r>
+        <w:rPr>
+          <w:rFonts w:ascii="Times New Roman" w:hAnsi="Times New Roman" w:eastAsia="Times New Roman" w:cs="Times New Roman"/>
+        </w:rPr>
+        <w:t xml:space="preserve"> </w:t>
+      </w:r>
       <w:r>
         <w:rPr>
           <w:rFonts w:hint="eastAsia" w:ascii="Times New Roman" w:hAnsi="Times New Roman" w:eastAsia="Times New Roman" w:cs="Times New Roman"/>
@@ -19830,11 +19974,22 @@
     </w:p>
     <w:p>
       <w:pPr>
-        <w:numPr>
-          <w:ilvl w:val="0"/>
-          <w:numId w:val="1014"/>
-        </w:numPr>
+        <w:pStyle w:val="BodyText"/>
       </w:pPr>
+      <w:r>
+        <w:rPr>
+          <w:rFonts w:ascii="Times New Roman" w:hAnsi="Times New Roman" w:eastAsia="Times New Roman" w:cs="Times New Roman"/>
+          <w:b/>
+          <w:bCs/>
+        </w:rPr>
+        <w:t xml:space="preserve">13.</w:t>
+      </w:r>
+      <w:r>
+        <w:rPr>
+          <w:rFonts w:ascii="Times New Roman" w:hAnsi="Times New Roman" w:eastAsia="Times New Roman" w:cs="Times New Roman"/>
+        </w:rPr>
+        <w:t xml:space="preserve"> </w:t>
+      </w:r>
       <w:r>
         <w:rPr>
           <w:rFonts w:hint="eastAsia" w:ascii="Times New Roman" w:hAnsi="Times New Roman" w:eastAsia="FangSong" w:cs="Times New Roman"/>
@@ -19935,11 +20090,22 @@
     </w:p>
     <w:p>
       <w:pPr>
-        <w:numPr>
-          <w:ilvl w:val="0"/>
-          <w:numId w:val="1014"/>
-        </w:numPr>
+        <w:pStyle w:val="BodyText"/>
       </w:pPr>
+      <w:r>
+        <w:rPr>
+          <w:rFonts w:ascii="Times New Roman" w:hAnsi="Times New Roman" w:eastAsia="Times New Roman" w:cs="Times New Roman"/>
+          <w:b/>
+          <w:bCs/>
+        </w:rPr>
+        <w:t xml:space="preserve">14.</w:t>
+      </w:r>
+      <w:r>
+        <w:rPr>
+          <w:rFonts w:ascii="Times New Roman" w:hAnsi="Times New Roman" w:eastAsia="Times New Roman" w:cs="Times New Roman"/>
+        </w:rPr>
+        <w:t xml:space="preserve"> </w:t>
+      </w:r>
       <w:r>
         <w:rPr>
           <w:rFonts w:hint="eastAsia" w:ascii="Times New Roman" w:hAnsi="Times New Roman" w:eastAsia="FangSong" w:cs="Times New Roman"/>
@@ -20009,7 +20175,7 @@
     </w:p>
     <w:p>
       <w:pPr>
-        <w:pStyle w:val="FirstParagraph"/>
+        <w:pStyle w:val="BodyText"/>
       </w:pPr>
       <w:r>
         <w:rPr>
@@ -20038,11 +20204,22 @@
     </w:p>
     <w:p>
       <w:pPr>
-        <w:numPr>
-          <w:ilvl w:val="0"/>
-          <w:numId w:val="1015"/>
-        </w:numPr>
+        <w:pStyle w:val="BodyText"/>
       </w:pPr>
+      <w:r>
+        <w:rPr>
+          <w:rFonts w:ascii="Times New Roman" w:hAnsi="Times New Roman" w:eastAsia="Times New Roman" w:cs="Times New Roman"/>
+          <w:b/>
+          <w:bCs/>
+        </w:rPr>
+        <w:t xml:space="preserve">15.</w:t>
+      </w:r>
+      <w:r>
+        <w:rPr>
+          <w:rFonts w:ascii="Times New Roman" w:hAnsi="Times New Roman" w:eastAsia="Times New Roman" w:cs="Times New Roman"/>
+        </w:rPr>
+        <w:t xml:space="preserve"> </w:t>
+      </w:r>
       <w:r>
         <w:rPr>
           <w:rFonts w:hint="eastAsia" w:ascii="Times New Roman" w:hAnsi="Times New Roman" w:eastAsia="Times New Roman" w:cs="Times New Roman"/>
@@ -20214,11 +20391,22 @@
     </w:p>
     <w:p>
       <w:pPr>
-        <w:numPr>
-          <w:ilvl w:val="0"/>
-          <w:numId w:val="1015"/>
-        </w:numPr>
+        <w:pStyle w:val="BodyText"/>
       </w:pPr>
+      <w:r>
+        <w:rPr>
+          <w:rFonts w:ascii="Times New Roman" w:hAnsi="Times New Roman" w:eastAsia="Times New Roman" w:cs="Times New Roman"/>
+          <w:b/>
+          <w:bCs/>
+        </w:rPr>
+        <w:t xml:space="preserve">16.</w:t>
+      </w:r>
+      <w:r>
+        <w:rPr>
+          <w:rFonts w:ascii="Times New Roman" w:hAnsi="Times New Roman" w:eastAsia="Times New Roman" w:cs="Times New Roman"/>
+        </w:rPr>
+        <w:t xml:space="preserve"> </w:t>
+      </w:r>
       <w:r>
         <w:rPr>
           <w:rFonts w:hint="eastAsia" w:ascii="Times New Roman" w:hAnsi="Times New Roman" w:eastAsia="FangSong" w:cs="Times New Roman"/>
@@ -20288,11 +20476,22 @@
     </w:p>
     <w:p>
       <w:pPr>
-        <w:numPr>
-          <w:ilvl w:val="0"/>
-          <w:numId w:val="1015"/>
-        </w:numPr>
+        <w:pStyle w:val="BodyText"/>
       </w:pPr>
+      <w:r>
+        <w:rPr>
+          <w:rFonts w:ascii="Times New Roman" w:hAnsi="Times New Roman" w:eastAsia="Times New Roman" w:cs="Times New Roman"/>
+          <w:b/>
+          <w:bCs/>
+        </w:rPr>
+        <w:t xml:space="preserve">17.</w:t>
+      </w:r>
+      <w:r>
+        <w:rPr>
+          <w:rFonts w:ascii="Times New Roman" w:hAnsi="Times New Roman" w:eastAsia="Times New Roman" w:cs="Times New Roman"/>
+        </w:rPr>
+        <w:t xml:space="preserve"> </w:t>
+      </w:r>
       <w:r>
         <w:rPr>
           <w:rFonts w:hint="eastAsia" w:ascii="Times New Roman" w:hAnsi="Times New Roman" w:eastAsia="FangSong" w:cs="Times New Roman"/>
@@ -20344,11 +20543,22 @@
     </w:p>
     <w:p>
       <w:pPr>
-        <w:numPr>
-          <w:ilvl w:val="0"/>
-          <w:numId w:val="1015"/>
-        </w:numPr>
+        <w:pStyle w:val="BodyText"/>
       </w:pPr>
+      <w:r>
+        <w:rPr>
+          <w:rFonts w:ascii="Times New Roman" w:hAnsi="Times New Roman" w:eastAsia="Times New Roman" w:cs="Times New Roman"/>
+          <w:b/>
+          <w:bCs/>
+        </w:rPr>
+        <w:t xml:space="preserve">18.</w:t>
+      </w:r>
+      <w:r>
+        <w:rPr>
+          <w:rFonts w:ascii="Times New Roman" w:hAnsi="Times New Roman" w:eastAsia="Times New Roman" w:cs="Times New Roman"/>
+        </w:rPr>
+        <w:t xml:space="preserve"> </w:t>
+      </w:r>
       <w:r>
         <w:rPr>
           <w:rFonts w:hint="eastAsia" w:ascii="Times New Roman" w:hAnsi="Times New Roman" w:eastAsia="FangSong" w:cs="Times New Roman"/>
@@ -20412,11 +20622,22 @@
     </w:p>
     <w:p>
       <w:pPr>
-        <w:numPr>
-          <w:ilvl w:val="0"/>
-          <w:numId w:val="1015"/>
-        </w:numPr>
+        <w:pStyle w:val="BodyText"/>
       </w:pPr>
+      <w:r>
+        <w:rPr>
+          <w:rFonts w:ascii="Times New Roman" w:hAnsi="Times New Roman" w:eastAsia="Times New Roman" w:cs="Times New Roman"/>
+          <w:b/>
+          <w:bCs/>
+        </w:rPr>
+        <w:t xml:space="preserve">19.</w:t>
+      </w:r>
+      <w:r>
+        <w:rPr>
+          <w:rFonts w:ascii="Times New Roman" w:hAnsi="Times New Roman" w:eastAsia="Times New Roman" w:cs="Times New Roman"/>
+        </w:rPr>
+        <w:t xml:space="preserve"> </w:t>
+      </w:r>
       <w:r>
         <w:rPr>
           <w:rFonts w:hint="eastAsia" w:ascii="Times New Roman" w:hAnsi="Times New Roman" w:eastAsia="FangSong" w:cs="Times New Roman"/>
@@ -20488,6 +20709,12 @@
       </w:pPr>
       <w:r>
         <w:rPr>
+          <w:rFonts w:ascii="Times New Roman" w:hAnsi="Times New Roman" w:eastAsia="Times New Roman" w:cs="Times New Roman"/>
+        </w:rPr>
+        <w:t xml:space="preserve">10.3 </w:t>
+      </w:r>
+      <w:r>
+        <w:rPr>
           <w:rFonts w:hint="eastAsia" w:ascii="Times New Roman" w:hAnsi="Times New Roman" w:eastAsia="SimHei" w:cs="Times New Roman"/>
         </w:rPr>
         <w:t>真题挑战</w:t>
@@ -20519,11 +20746,22 @@
     </w:p>
     <w:p>
       <w:pPr>
-        <w:numPr>
-          <w:ilvl w:val="0"/>
-          <w:numId w:val="1016"/>
-        </w:numPr>
+        <w:pStyle w:val="FirstParagraph"/>
       </w:pPr>
+      <w:r>
+        <w:rPr>
+          <w:rFonts w:ascii="Times New Roman" w:hAnsi="Times New Roman" w:eastAsia="Times New Roman" w:cs="Times New Roman"/>
+          <w:b/>
+          <w:bCs/>
+        </w:rPr>
+        <w:t xml:space="preserve">20.</w:t>
+      </w:r>
+      <w:r>
+        <w:rPr>
+          <w:rFonts w:ascii="Times New Roman" w:hAnsi="Times New Roman" w:eastAsia="Times New Roman" w:cs="Times New Roman"/>
+        </w:rPr>
+        <w:t xml:space="preserve"> </w:t>
+      </w:r>
       <w:r>
         <w:rPr>
           <w:rFonts w:hint="eastAsia" w:ascii="Times New Roman" w:hAnsi="Times New Roman" w:eastAsia="Times New Roman" w:cs="Times New Roman"/>
@@ -20647,11 +20885,22 @@
     </w:p>
     <w:p>
       <w:pPr>
-        <w:numPr>
-          <w:ilvl w:val="0"/>
-          <w:numId w:val="1016"/>
-        </w:numPr>
+        <w:pStyle w:val="BodyText"/>
       </w:pPr>
+      <w:r>
+        <w:rPr>
+          <w:rFonts w:ascii="Times New Roman" w:hAnsi="Times New Roman" w:eastAsia="Times New Roman" w:cs="Times New Roman"/>
+          <w:b/>
+          <w:bCs/>
+        </w:rPr>
+        <w:t xml:space="preserve">21.</w:t>
+      </w:r>
+      <w:r>
+        <w:rPr>
+          <w:rFonts w:ascii="Times New Roman" w:hAnsi="Times New Roman" w:eastAsia="Times New Roman" w:cs="Times New Roman"/>
+        </w:rPr>
+        <w:t xml:space="preserve"> </w:t>
+      </w:r>
       <w:r>
         <w:rPr>
           <w:rFonts w:hint="eastAsia" w:ascii="Times New Roman" w:hAnsi="Times New Roman" w:eastAsia="Times New Roman" w:cs="Times New Roman"/>
@@ -20751,11 +21000,22 @@
     </w:p>
     <w:p>
       <w:pPr>
-        <w:numPr>
-          <w:ilvl w:val="0"/>
-          <w:numId w:val="1016"/>
-        </w:numPr>
+        <w:pStyle w:val="BodyText"/>
       </w:pPr>
+      <w:r>
+        <w:rPr>
+          <w:rFonts w:ascii="Times New Roman" w:hAnsi="Times New Roman" w:eastAsia="Times New Roman" w:cs="Times New Roman"/>
+          <w:b/>
+          <w:bCs/>
+        </w:rPr>
+        <w:t xml:space="preserve">22.</w:t>
+      </w:r>
+      <w:r>
+        <w:rPr>
+          <w:rFonts w:ascii="Times New Roman" w:hAnsi="Times New Roman" w:eastAsia="Times New Roman" w:cs="Times New Roman"/>
+        </w:rPr>
+        <w:t xml:space="preserve"> </w:t>
+      </w:r>
       <w:r>
         <w:rPr>
           <w:rFonts w:hint="eastAsia" w:ascii="Times New Roman" w:hAnsi="Times New Roman" w:eastAsia="Times New Roman" w:cs="Times New Roman"/>
@@ -20879,11 +21139,22 @@
     </w:p>
     <w:p>
       <w:pPr>
-        <w:numPr>
-          <w:ilvl w:val="0"/>
-          <w:numId w:val="1016"/>
-        </w:numPr>
+        <w:pStyle w:val="BodyText"/>
       </w:pPr>
+      <w:r>
+        <w:rPr>
+          <w:rFonts w:ascii="Times New Roman" w:hAnsi="Times New Roman" w:eastAsia="Times New Roman" w:cs="Times New Roman"/>
+          <w:b/>
+          <w:bCs/>
+        </w:rPr>
+        <w:t xml:space="preserve">23.</w:t>
+      </w:r>
+      <w:r>
+        <w:rPr>
+          <w:rFonts w:ascii="Times New Roman" w:hAnsi="Times New Roman" w:eastAsia="Times New Roman" w:cs="Times New Roman"/>
+        </w:rPr>
+        <w:t xml:space="preserve"> </w:t>
+      </w:r>
       <w:r>
         <w:rPr>
           <w:rFonts w:hint="eastAsia" w:ascii="Times New Roman" w:hAnsi="Times New Roman" w:eastAsia="Times New Roman" w:cs="Times New Roman"/>
@@ -21025,11 +21296,22 @@
     </w:p>
     <w:p>
       <w:pPr>
-        <w:numPr>
-          <w:ilvl w:val="0"/>
-          <w:numId w:val="1016"/>
-        </w:numPr>
+        <w:pStyle w:val="BodyText"/>
       </w:pPr>
+      <w:r>
+        <w:rPr>
+          <w:rFonts w:ascii="Times New Roman" w:hAnsi="Times New Roman" w:eastAsia="Times New Roman" w:cs="Times New Roman"/>
+          <w:b/>
+          <w:bCs/>
+        </w:rPr>
+        <w:t xml:space="preserve">24.</w:t>
+      </w:r>
+      <w:r>
+        <w:rPr>
+          <w:rFonts w:ascii="Times New Roman" w:hAnsi="Times New Roman" w:eastAsia="Times New Roman" w:cs="Times New Roman"/>
+        </w:rPr>
+        <w:t xml:space="preserve"> </w:t>
+      </w:r>
       <w:r>
         <w:rPr>
           <w:rFonts w:hint="eastAsia" w:ascii="Times New Roman" w:hAnsi="Times New Roman" w:eastAsia="Times New Roman" w:cs="Times New Roman"/>
@@ -21153,11 +21435,22 @@
     </w:p>
     <w:p>
       <w:pPr>
-        <w:numPr>
-          <w:ilvl w:val="0"/>
-          <w:numId w:val="1016"/>
-        </w:numPr>
+        <w:pStyle w:val="BodyText"/>
       </w:pPr>
+      <w:r>
+        <w:rPr>
+          <w:rFonts w:ascii="Times New Roman" w:hAnsi="Times New Roman" w:eastAsia="Times New Roman" w:cs="Times New Roman"/>
+          <w:b/>
+          <w:bCs/>
+        </w:rPr>
+        <w:t xml:space="preserve">25.</w:t>
+      </w:r>
+      <w:r>
+        <w:rPr>
+          <w:rFonts w:ascii="Times New Roman" w:hAnsi="Times New Roman" w:eastAsia="Times New Roman" w:cs="Times New Roman"/>
+        </w:rPr>
+        <w:t xml:space="preserve"> </w:t>
+      </w:r>
       <w:r>
         <w:rPr>
           <w:rFonts w:hint="eastAsia" w:ascii="Times New Roman" w:hAnsi="Times New Roman" w:eastAsia="Times New Roman" w:cs="Times New Roman"/>
@@ -27384,7 +27677,7 @@
         <w:pStyle w:val="Compact"/>
         <w:numPr>
           <w:ilvl w:val="0"/>
-          <w:numId w:val="1017"/>
+          <w:numId w:val="1011"/>
         </w:numPr>
       </w:pPr>
       <w:r>
@@ -27447,7 +27740,7 @@
         <w:pStyle w:val="Compact"/>
         <w:numPr>
           <w:ilvl w:val="0"/>
-          <w:numId w:val="1017"/>
+          <w:numId w:val="1011"/>
         </w:numPr>
       </w:pPr>
       <w:r>
@@ -27492,7 +27785,7 @@
         <w:pStyle w:val="Compact"/>
         <w:numPr>
           <w:ilvl w:val="0"/>
-          <w:numId w:val="1017"/>
+          <w:numId w:val="1011"/>
         </w:numPr>
       </w:pPr>
       <w:r>
@@ -27549,7 +27842,7 @@
         <w:pStyle w:val="Compact"/>
         <w:numPr>
           <w:ilvl w:val="0"/>
-          <w:numId w:val="1017"/>
+          <w:numId w:val="1011"/>
         </w:numPr>
       </w:pPr>
       <w:r>
@@ -28299,431 +28592,6 @@
       </w:pPr>
     </w:lvl>
   </w:abstractNum>
-  <w:abstractNum w:abstractNumId="99414">
-    <w:nsid w:val="00A99414"/>
-    <w:multiLevelType w:val="multilevel"/>
-    <w:lvl w:ilvl="0">
-      <w:start w:val="4"/>
-      <w:numFmt w:val="decimal"/>
-      <w:lvlText w:val="%1."/>
-      <w:lvlJc w:val="left"/>
-      <w:pPr>
-        <w:ind w:left="720" w:hanging="360"/>
-      </w:pPr>
-    </w:lvl>
-    <w:lvl w:ilvl="1">
-      <w:start w:val="4"/>
-      <w:numFmt w:val="decimal"/>
-      <w:lvlText w:val="%2."/>
-      <w:lvlJc w:val="left"/>
-      <w:pPr>
-        <w:ind w:left="1440" w:hanging="360"/>
-      </w:pPr>
-    </w:lvl>
-    <w:lvl w:ilvl="2">
-      <w:start w:val="4"/>
-      <w:numFmt w:val="decimal"/>
-      <w:lvlText w:val="%3."/>
-      <w:lvlJc w:val="left"/>
-      <w:pPr>
-        <w:ind w:left="2160" w:hanging="360"/>
-      </w:pPr>
-    </w:lvl>
-    <w:lvl w:ilvl="3">
-      <w:start w:val="4"/>
-      <w:numFmt w:val="decimal"/>
-      <w:lvlText w:val="%4."/>
-      <w:lvlJc w:val="left"/>
-      <w:pPr>
-        <w:ind w:left="2880" w:hanging="360"/>
-      </w:pPr>
-    </w:lvl>
-    <w:lvl w:ilvl="4">
-      <w:start w:val="4"/>
-      <w:numFmt w:val="decimal"/>
-      <w:lvlText w:val="%5."/>
-      <w:lvlJc w:val="left"/>
-      <w:pPr>
-        <w:ind w:left="3600" w:hanging="360"/>
-      </w:pPr>
-    </w:lvl>
-    <w:lvl w:ilvl="5">
-      <w:start w:val="4"/>
-      <w:numFmt w:val="decimal"/>
-      <w:lvlText w:val="%6."/>
-      <w:lvlJc w:val="left"/>
-      <w:pPr>
-        <w:ind w:left="4320" w:hanging="360"/>
-      </w:pPr>
-    </w:lvl>
-    <w:lvl w:ilvl="6">
-      <w:start w:val="4"/>
-      <w:numFmt w:val="decimal"/>
-      <w:lvlText w:val="%7."/>
-      <w:lvlJc w:val="left"/>
-      <w:pPr>
-        <w:ind w:left="5040" w:hanging="360"/>
-      </w:pPr>
-    </w:lvl>
-    <w:lvl w:ilvl="7">
-      <w:start w:val="4"/>
-      <w:numFmt w:val="decimal"/>
-      <w:lvlText w:val="%8."/>
-      <w:lvlJc w:val="left"/>
-      <w:pPr>
-        <w:ind w:left="5760" w:hanging="360"/>
-      </w:pPr>
-    </w:lvl>
-    <w:lvl w:ilvl="8">
-      <w:start w:val="4"/>
-      <w:numFmt w:val="decimal"/>
-      <w:lvlText w:val="%9."/>
-      <w:lvlJc w:val="left"/>
-      <w:pPr>
-        <w:ind w:left="6480" w:hanging="360"/>
-      </w:pPr>
-    </w:lvl>
-  </w:abstractNum>
-  <w:abstractNum w:abstractNumId="99418">
-    <w:nsid w:val="00A99418"/>
-    <w:multiLevelType w:val="multilevel"/>
-    <w:lvl w:ilvl="0">
-      <w:start w:val="8"/>
-      <w:numFmt w:val="decimal"/>
-      <w:lvlText w:val="%1."/>
-      <w:lvlJc w:val="left"/>
-      <w:pPr>
-        <w:ind w:left="720" w:hanging="360"/>
-      </w:pPr>
-    </w:lvl>
-    <w:lvl w:ilvl="1">
-      <w:start w:val="8"/>
-      <w:numFmt w:val="decimal"/>
-      <w:lvlText w:val="%2."/>
-      <w:lvlJc w:val="left"/>
-      <w:pPr>
-        <w:ind w:left="1440" w:hanging="360"/>
-      </w:pPr>
-    </w:lvl>
-    <w:lvl w:ilvl="2">
-      <w:start w:val="8"/>
-      <w:numFmt w:val="decimal"/>
-      <w:lvlText w:val="%3."/>
-      <w:lvlJc w:val="left"/>
-      <w:pPr>
-        <w:ind w:left="2160" w:hanging="360"/>
-      </w:pPr>
-    </w:lvl>
-    <w:lvl w:ilvl="3">
-      <w:start w:val="8"/>
-      <w:numFmt w:val="decimal"/>
-      <w:lvlText w:val="%4."/>
-      <w:lvlJc w:val="left"/>
-      <w:pPr>
-        <w:ind w:left="2880" w:hanging="360"/>
-      </w:pPr>
-    </w:lvl>
-    <w:lvl w:ilvl="4">
-      <w:start w:val="8"/>
-      <w:numFmt w:val="decimal"/>
-      <w:lvlText w:val="%5."/>
-      <w:lvlJc w:val="left"/>
-      <w:pPr>
-        <w:ind w:left="3600" w:hanging="360"/>
-      </w:pPr>
-    </w:lvl>
-    <w:lvl w:ilvl="5">
-      <w:start w:val="8"/>
-      <w:numFmt w:val="decimal"/>
-      <w:lvlText w:val="%6."/>
-      <w:lvlJc w:val="left"/>
-      <w:pPr>
-        <w:ind w:left="4320" w:hanging="360"/>
-      </w:pPr>
-    </w:lvl>
-    <w:lvl w:ilvl="6">
-      <w:start w:val="8"/>
-      <w:numFmt w:val="decimal"/>
-      <w:lvlText w:val="%7."/>
-      <w:lvlJc w:val="left"/>
-      <w:pPr>
-        <w:ind w:left="5040" w:hanging="360"/>
-      </w:pPr>
-    </w:lvl>
-    <w:lvl w:ilvl="7">
-      <w:start w:val="8"/>
-      <w:numFmt w:val="decimal"/>
-      <w:lvlText w:val="%8."/>
-      <w:lvlJc w:val="left"/>
-      <w:pPr>
-        <w:ind w:left="5760" w:hanging="360"/>
-      </w:pPr>
-    </w:lvl>
-    <w:lvl w:ilvl="8">
-      <w:start w:val="8"/>
-      <w:numFmt w:val="decimal"/>
-      <w:lvlText w:val="%9."/>
-      <w:lvlJc w:val="left"/>
-      <w:pPr>
-        <w:ind w:left="6480" w:hanging="360"/>
-      </w:pPr>
-    </w:lvl>
-  </w:abstractNum>
-  <w:abstractNum w:abstractNumId="994111">
-    <w:nsid w:val="0A994111"/>
-    <w:multiLevelType w:val="multilevel"/>
-    <w:lvl w:ilvl="0">
-      <w:start w:val="11"/>
-      <w:numFmt w:val="decimal"/>
-      <w:lvlText w:val="%1."/>
-      <w:lvlJc w:val="left"/>
-      <w:pPr>
-        <w:ind w:left="720" w:hanging="360"/>
-      </w:pPr>
-    </w:lvl>
-    <w:lvl w:ilvl="1">
-      <w:start w:val="11"/>
-      <w:numFmt w:val="decimal"/>
-      <w:lvlText w:val="%2."/>
-      <w:lvlJc w:val="left"/>
-      <w:pPr>
-        <w:ind w:left="1440" w:hanging="360"/>
-      </w:pPr>
-    </w:lvl>
-    <w:lvl w:ilvl="2">
-      <w:start w:val="11"/>
-      <w:numFmt w:val="decimal"/>
-      <w:lvlText w:val="%3."/>
-      <w:lvlJc w:val="left"/>
-      <w:pPr>
-        <w:ind w:left="2160" w:hanging="360"/>
-      </w:pPr>
-    </w:lvl>
-    <w:lvl w:ilvl="3">
-      <w:start w:val="11"/>
-      <w:numFmt w:val="decimal"/>
-      <w:lvlText w:val="%4."/>
-      <w:lvlJc w:val="left"/>
-      <w:pPr>
-        <w:ind w:left="2880" w:hanging="360"/>
-      </w:pPr>
-    </w:lvl>
-    <w:lvl w:ilvl="4">
-      <w:start w:val="11"/>
-      <w:numFmt w:val="decimal"/>
-      <w:lvlText w:val="%5."/>
-      <w:lvlJc w:val="left"/>
-      <w:pPr>
-        <w:ind w:left="3600" w:hanging="360"/>
-      </w:pPr>
-    </w:lvl>
-    <w:lvl w:ilvl="5">
-      <w:start w:val="11"/>
-      <w:numFmt w:val="decimal"/>
-      <w:lvlText w:val="%6."/>
-      <w:lvlJc w:val="left"/>
-      <w:pPr>
-        <w:ind w:left="4320" w:hanging="360"/>
-      </w:pPr>
-    </w:lvl>
-    <w:lvl w:ilvl="6">
-      <w:start w:val="11"/>
-      <w:numFmt w:val="decimal"/>
-      <w:lvlText w:val="%7."/>
-      <w:lvlJc w:val="left"/>
-      <w:pPr>
-        <w:ind w:left="5040" w:hanging="360"/>
-      </w:pPr>
-    </w:lvl>
-    <w:lvl w:ilvl="7">
-      <w:start w:val="11"/>
-      <w:numFmt w:val="decimal"/>
-      <w:lvlText w:val="%8."/>
-      <w:lvlJc w:val="left"/>
-      <w:pPr>
-        <w:ind w:left="5760" w:hanging="360"/>
-      </w:pPr>
-    </w:lvl>
-    <w:lvl w:ilvl="8">
-      <w:start w:val="11"/>
-      <w:numFmt w:val="decimal"/>
-      <w:lvlText w:val="%9."/>
-      <w:lvlJc w:val="left"/>
-      <w:pPr>
-        <w:ind w:left="6480" w:hanging="360"/>
-      </w:pPr>
-    </w:lvl>
-  </w:abstractNum>
-  <w:abstractNum w:abstractNumId="994115">
-    <w:nsid w:val="0A994115"/>
-    <w:multiLevelType w:val="multilevel"/>
-    <w:lvl w:ilvl="0">
-      <w:start w:val="15"/>
-      <w:numFmt w:val="decimal"/>
-      <w:lvlText w:val="%1."/>
-      <w:lvlJc w:val="left"/>
-      <w:pPr>
-        <w:ind w:left="720" w:hanging="360"/>
-      </w:pPr>
-    </w:lvl>
-    <w:lvl w:ilvl="1">
-      <w:start w:val="15"/>
-      <w:numFmt w:val="decimal"/>
-      <w:lvlText w:val="%2."/>
-      <w:lvlJc w:val="left"/>
-      <w:pPr>
-        <w:ind w:left="1440" w:hanging="360"/>
-      </w:pPr>
-    </w:lvl>
-    <w:lvl w:ilvl="2">
-      <w:start w:val="15"/>
-      <w:numFmt w:val="decimal"/>
-      <w:lvlText w:val="%3."/>
-      <w:lvlJc w:val="left"/>
-      <w:pPr>
-        <w:ind w:left="2160" w:hanging="360"/>
-      </w:pPr>
-    </w:lvl>
-    <w:lvl w:ilvl="3">
-      <w:start w:val="15"/>
-      <w:numFmt w:val="decimal"/>
-      <w:lvlText w:val="%4."/>
-      <w:lvlJc w:val="left"/>
-      <w:pPr>
-        <w:ind w:left="2880" w:hanging="360"/>
-      </w:pPr>
-    </w:lvl>
-    <w:lvl w:ilvl="4">
-      <w:start w:val="15"/>
-      <w:numFmt w:val="decimal"/>
-      <w:lvlText w:val="%5."/>
-      <w:lvlJc w:val="left"/>
-      <w:pPr>
-        <w:ind w:left="3600" w:hanging="360"/>
-      </w:pPr>
-    </w:lvl>
-    <w:lvl w:ilvl="5">
-      <w:start w:val="15"/>
-      <w:numFmt w:val="decimal"/>
-      <w:lvlText w:val="%6."/>
-      <w:lvlJc w:val="left"/>
-      <w:pPr>
-        <w:ind w:left="4320" w:hanging="360"/>
-      </w:pPr>
-    </w:lvl>
-    <w:lvl w:ilvl="6">
-      <w:start w:val="15"/>
-      <w:numFmt w:val="decimal"/>
-      <w:lvlText w:val="%7."/>
-      <w:lvlJc w:val="left"/>
-      <w:pPr>
-        <w:ind w:left="5040" w:hanging="360"/>
-      </w:pPr>
-    </w:lvl>
-    <w:lvl w:ilvl="7">
-      <w:start w:val="15"/>
-      <w:numFmt w:val="decimal"/>
-      <w:lvlText w:val="%8."/>
-      <w:lvlJc w:val="left"/>
-      <w:pPr>
-        <w:ind w:left="5760" w:hanging="360"/>
-      </w:pPr>
-    </w:lvl>
-    <w:lvl w:ilvl="8">
-      <w:start w:val="15"/>
-      <w:numFmt w:val="decimal"/>
-      <w:lvlText w:val="%9."/>
-      <w:lvlJc w:val="left"/>
-      <w:pPr>
-        <w:ind w:left="6480" w:hanging="360"/>
-      </w:pPr>
-    </w:lvl>
-  </w:abstractNum>
-  <w:abstractNum w:abstractNumId="994120">
-    <w:nsid w:val="0A994120"/>
-    <w:multiLevelType w:val="multilevel"/>
-    <w:lvl w:ilvl="0">
-      <w:start w:val="20"/>
-      <w:numFmt w:val="decimal"/>
-      <w:lvlText w:val="%1."/>
-      <w:lvlJc w:val="left"/>
-      <w:pPr>
-        <w:ind w:left="720" w:hanging="360"/>
-      </w:pPr>
-    </w:lvl>
-    <w:lvl w:ilvl="1">
-      <w:start w:val="20"/>
-      <w:numFmt w:val="decimal"/>
-      <w:lvlText w:val="%2."/>
-      <w:lvlJc w:val="left"/>
-      <w:pPr>
-        <w:ind w:left="1440" w:hanging="360"/>
-      </w:pPr>
-    </w:lvl>
-    <w:lvl w:ilvl="2">
-      <w:start w:val="20"/>
-      <w:numFmt w:val="decimal"/>
-      <w:lvlText w:val="%3."/>
-      <w:lvlJc w:val="left"/>
-      <w:pPr>
-        <w:ind w:left="2160" w:hanging="360"/>
-      </w:pPr>
-    </w:lvl>
-    <w:lvl w:ilvl="3">
-      <w:start w:val="20"/>
-      <w:numFmt w:val="decimal"/>
-      <w:lvlText w:val="%4."/>
-      <w:lvlJc w:val="left"/>
-      <w:pPr>
-        <w:ind w:left="2880" w:hanging="360"/>
-      </w:pPr>
-    </w:lvl>
-    <w:lvl w:ilvl="4">
-      <w:start w:val="20"/>
-      <w:numFmt w:val="decimal"/>
-      <w:lvlText w:val="%5."/>
-      <w:lvlJc w:val="left"/>
-      <w:pPr>
-        <w:ind w:left="3600" w:hanging="360"/>
-      </w:pPr>
-    </w:lvl>
-    <w:lvl w:ilvl="5">
-      <w:start w:val="20"/>
-      <w:numFmt w:val="decimal"/>
-      <w:lvlText w:val="%6."/>
-      <w:lvlJc w:val="left"/>
-      <w:pPr>
-        <w:ind w:left="4320" w:hanging="360"/>
-      </w:pPr>
-    </w:lvl>
-    <w:lvl w:ilvl="6">
-      <w:start w:val="20"/>
-      <w:numFmt w:val="decimal"/>
-      <w:lvlText w:val="%7."/>
-      <w:lvlJc w:val="left"/>
-      <w:pPr>
-        <w:ind w:left="5040" w:hanging="360"/>
-      </w:pPr>
-    </w:lvl>
-    <w:lvl w:ilvl="7">
-      <w:start w:val="20"/>
-      <w:numFmt w:val="decimal"/>
-      <w:lvlText w:val="%8."/>
-      <w:lvlJc w:val="left"/>
-      <w:pPr>
-        <w:ind w:left="5760" w:hanging="360"/>
-      </w:pPr>
-    </w:lvl>
-    <w:lvl w:ilvl="8">
-      <w:start w:val="20"/>
-      <w:numFmt w:val="decimal"/>
-      <w:lvlText w:val="%9."/>
-      <w:lvlJc w:val="left"/>
-      <w:pPr>
-        <w:ind w:left="6480" w:hanging="360"/>
-      </w:pPr>
-    </w:lvl>
-  </w:abstractNum>
   <w:num w:numId="1000">
     <w:abstractNumId w:val="990"/>
   </w:num>
@@ -29001,186 +28869,6 @@
     </w:lvlOverride>
   </w:num>
   <w:num w:numId="1011">
-    <w:abstractNumId w:val="99411"/>
-    <w:lvlOverride w:ilvl="0">
-      <w:startOverride w:val="1"/>
-    </w:lvlOverride>
-    <w:lvlOverride w:ilvl="1">
-      <w:startOverride w:val="1"/>
-    </w:lvlOverride>
-    <w:lvlOverride w:ilvl="2">
-      <w:startOverride w:val="1"/>
-    </w:lvlOverride>
-    <w:lvlOverride w:ilvl="3">
-      <w:startOverride w:val="1"/>
-    </w:lvlOverride>
-    <w:lvlOverride w:ilvl="4">
-      <w:startOverride w:val="1"/>
-    </w:lvlOverride>
-    <w:lvlOverride w:ilvl="5">
-      <w:startOverride w:val="1"/>
-    </w:lvlOverride>
-    <w:lvlOverride w:ilvl="6">
-      <w:startOverride w:val="1"/>
-    </w:lvlOverride>
-    <w:lvlOverride w:ilvl="7">
-      <w:startOverride w:val="1"/>
-    </w:lvlOverride>
-    <w:lvlOverride w:ilvl="8">
-      <w:startOverride w:val="1"/>
-    </w:lvlOverride>
-  </w:num>
-  <w:num w:numId="1012">
-    <w:abstractNumId w:val="99414"/>
-    <w:lvlOverride w:ilvl="0">
-      <w:startOverride w:val="4"/>
-    </w:lvlOverride>
-    <w:lvlOverride w:ilvl="1">
-      <w:startOverride w:val="4"/>
-    </w:lvlOverride>
-    <w:lvlOverride w:ilvl="2">
-      <w:startOverride w:val="4"/>
-    </w:lvlOverride>
-    <w:lvlOverride w:ilvl="3">
-      <w:startOverride w:val="4"/>
-    </w:lvlOverride>
-    <w:lvlOverride w:ilvl="4">
-      <w:startOverride w:val="4"/>
-    </w:lvlOverride>
-    <w:lvlOverride w:ilvl="5">
-      <w:startOverride w:val="4"/>
-    </w:lvlOverride>
-    <w:lvlOverride w:ilvl="6">
-      <w:startOverride w:val="4"/>
-    </w:lvlOverride>
-    <w:lvlOverride w:ilvl="7">
-      <w:startOverride w:val="4"/>
-    </w:lvlOverride>
-    <w:lvlOverride w:ilvl="8">
-      <w:startOverride w:val="4"/>
-    </w:lvlOverride>
-  </w:num>
-  <w:num w:numId="1013">
-    <w:abstractNumId w:val="99418"/>
-    <w:lvlOverride w:ilvl="0">
-      <w:startOverride w:val="8"/>
-    </w:lvlOverride>
-    <w:lvlOverride w:ilvl="1">
-      <w:startOverride w:val="8"/>
-    </w:lvlOverride>
-    <w:lvlOverride w:ilvl="2">
-      <w:startOverride w:val="8"/>
-    </w:lvlOverride>
-    <w:lvlOverride w:ilvl="3">
-      <w:startOverride w:val="8"/>
-    </w:lvlOverride>
-    <w:lvlOverride w:ilvl="4">
-      <w:startOverride w:val="8"/>
-    </w:lvlOverride>
-    <w:lvlOverride w:ilvl="5">
-      <w:startOverride w:val="8"/>
-    </w:lvlOverride>
-    <w:lvlOverride w:ilvl="6">
-      <w:startOverride w:val="8"/>
-    </w:lvlOverride>
-    <w:lvlOverride w:ilvl="7">
-      <w:startOverride w:val="8"/>
-    </w:lvlOverride>
-    <w:lvlOverride w:ilvl="8">
-      <w:startOverride w:val="8"/>
-    </w:lvlOverride>
-  </w:num>
-  <w:num w:numId="1014">
-    <w:abstractNumId w:val="994111"/>
-    <w:lvlOverride w:ilvl="0">
-      <w:startOverride w:val="11"/>
-    </w:lvlOverride>
-    <w:lvlOverride w:ilvl="1">
-      <w:startOverride w:val="11"/>
-    </w:lvlOverride>
-    <w:lvlOverride w:ilvl="2">
-      <w:startOverride w:val="11"/>
-    </w:lvlOverride>
-    <w:lvlOverride w:ilvl="3">
-      <w:startOverride w:val="11"/>
-    </w:lvlOverride>
-    <w:lvlOverride w:ilvl="4">
-      <w:startOverride w:val="11"/>
-    </w:lvlOverride>
-    <w:lvlOverride w:ilvl="5">
-      <w:startOverride w:val="11"/>
-    </w:lvlOverride>
-    <w:lvlOverride w:ilvl="6">
-      <w:startOverride w:val="11"/>
-    </w:lvlOverride>
-    <w:lvlOverride w:ilvl="7">
-      <w:startOverride w:val="11"/>
-    </w:lvlOverride>
-    <w:lvlOverride w:ilvl="8">
-      <w:startOverride w:val="11"/>
-    </w:lvlOverride>
-  </w:num>
-  <w:num w:numId="1015">
-    <w:abstractNumId w:val="994115"/>
-    <w:lvlOverride w:ilvl="0">
-      <w:startOverride w:val="15"/>
-    </w:lvlOverride>
-    <w:lvlOverride w:ilvl="1">
-      <w:startOverride w:val="15"/>
-    </w:lvlOverride>
-    <w:lvlOverride w:ilvl="2">
-      <w:startOverride w:val="15"/>
-    </w:lvlOverride>
-    <w:lvlOverride w:ilvl="3">
-      <w:startOverride w:val="15"/>
-    </w:lvlOverride>
-    <w:lvlOverride w:ilvl="4">
-      <w:startOverride w:val="15"/>
-    </w:lvlOverride>
-    <w:lvlOverride w:ilvl="5">
-      <w:startOverride w:val="15"/>
-    </w:lvlOverride>
-    <w:lvlOverride w:ilvl="6">
-      <w:startOverride w:val="15"/>
-    </w:lvlOverride>
-    <w:lvlOverride w:ilvl="7">
-      <w:startOverride w:val="15"/>
-    </w:lvlOverride>
-    <w:lvlOverride w:ilvl="8">
-      <w:startOverride w:val="15"/>
-    </w:lvlOverride>
-  </w:num>
-  <w:num w:numId="1016">
-    <w:abstractNumId w:val="994120"/>
-    <w:lvlOverride w:ilvl="0">
-      <w:startOverride w:val="20"/>
-    </w:lvlOverride>
-    <w:lvlOverride w:ilvl="1">
-      <w:startOverride w:val="20"/>
-    </w:lvlOverride>
-    <w:lvlOverride w:ilvl="2">
-      <w:startOverride w:val="20"/>
-    </w:lvlOverride>
-    <w:lvlOverride w:ilvl="3">
-      <w:startOverride w:val="20"/>
-    </w:lvlOverride>
-    <w:lvlOverride w:ilvl="4">
-      <w:startOverride w:val="20"/>
-    </w:lvlOverride>
-    <w:lvlOverride w:ilvl="5">
-      <w:startOverride w:val="20"/>
-    </w:lvlOverride>
-    <w:lvlOverride w:ilvl="6">
-      <w:startOverride w:val="20"/>
-    </w:lvlOverride>
-    <w:lvlOverride w:ilvl="7">
-      <w:startOverride w:val="20"/>
-    </w:lvlOverride>
-    <w:lvlOverride w:ilvl="8">
-      <w:startOverride w:val="20"/>
-    </w:lvlOverride>
-  </w:num>
-  <w:num w:numId="1017">
     <w:abstractNumId w:val="991"/>
   </w:num>
 </w:numbering>

--- a/06-学生侧材料/讲义/6-有机化学/芳香反应-超级充实版（自学完整）.docx
+++ b/06-学生侧材料/讲义/6-有机化学/芳香反应-超级充实版（自学完整）.docx
@@ -687,13 +687,79 @@
     <w:p>
       <w:pPr>
         <w:pStyle w:val="Heading2"/>
-        <w:spacing w:after="120" w:before="280"/>
+        <w:spacing w:before="280" w:after="120"/>
       </w:pPr>
       <w:r>
         <w:rPr>
           <w:rFonts w:hint="eastAsia" w:ascii="Times New Roman" w:hAnsi="Times New Roman" w:eastAsia="SimHei" w:cs="Times New Roman"/>
         </w:rPr>
         <w:t xml:space="preserve">学习目标</w:t>
+      </w:r>
+    </w:p>
+    <w:p>
+      <w:pPr>
+        <w:pStyle w:val="BlockText"/>
+        <w:spacing w:after="80"/>
+      </w:pPr>
+      <w:r>
+        <w:rPr>
+          <w:rFonts w:hint="eastAsia" w:ascii="Times New Roman" w:hAnsi="Times New Roman" w:eastAsia="FangSong" w:cs="Times New Roman"/>
+        </w:rPr>
+        <w:t>对齐考纲</w:t>
+      </w:r>
+      <w:r>
+        <w:rPr>
+          <w:rFonts w:hint="eastAsia" w:ascii="Times New Roman" w:hAnsi="Times New Roman" w:eastAsia="Times New Roman" w:cs="Times New Roman"/>
+        </w:rPr>
+        <w:t>：§41</w:t>
+      </w:r>
+      <w:r>
+        <w:rPr>
+          <w:rFonts w:ascii="Times New Roman" w:hAnsi="Times New Roman" w:eastAsia="Times New Roman" w:cs="Times New Roman"/>
+        </w:rPr>
+        <w:t xml:space="preserve"> </w:t>
+      </w:r>
+      <w:r>
+        <w:rPr>
+          <w:rFonts w:hint="eastAsia" w:ascii="Times New Roman" w:hAnsi="Times New Roman" w:eastAsia="FangSong" w:cs="Times New Roman"/>
+        </w:rPr>
+        <w:t xml:space="preserve">芳香亲电取代反应</w:t>
+      </w:r>
+      <w:r>
+        <w:rPr>
+          <w:rFonts w:ascii="Times New Roman" w:hAnsi="Times New Roman" w:eastAsia="Times New Roman" w:cs="Times New Roman"/>
+        </w:rPr>
+        <w:t xml:space="preserve"> · §42 </w:t>
+      </w:r>
+      <w:r>
+        <w:rPr>
+          <w:rFonts w:hint="eastAsia" w:ascii="Times New Roman" w:hAnsi="Times New Roman" w:eastAsia="FangSong" w:cs="Times New Roman"/>
+        </w:rPr>
+        <w:t xml:space="preserve">芳香亲核取代反应</w:t>
+      </w:r>
+      <w:r>
+        <w:rPr>
+          <w:rFonts w:ascii="Times New Roman" w:hAnsi="Times New Roman" w:eastAsia="Times New Roman" w:cs="Times New Roman"/>
+        </w:rPr>
+        <w:t xml:space="preserve"> · §50 </w:t>
+      </w:r>
+      <w:r>
+        <w:rPr>
+          <w:rFonts w:hint="eastAsia" w:ascii="Times New Roman" w:hAnsi="Times New Roman" w:eastAsia="FangSong" w:cs="Times New Roman"/>
+        </w:rPr>
+        <w:t xml:space="preserve">有机合成</w:t>
+      </w:r>
+      <w:r>
+        <w:rPr>
+          <w:rFonts w:ascii="Times New Roman" w:hAnsi="Times New Roman" w:eastAsia="Times New Roman" w:cs="Times New Roman"/>
+        </w:rPr>
+        <w:t xml:space="preserve"> · §52 </w:t>
+      </w:r>
+      <w:r>
+        <w:rPr>
+          <w:rFonts w:hint="eastAsia" w:ascii="Times New Roman" w:hAnsi="Times New Roman" w:eastAsia="FangSong" w:cs="Times New Roman"/>
+        </w:rPr>
+        <w:t xml:space="preserve">杂环化合物</w:t>
       </w:r>
     </w:p>
     <w:tbl>
@@ -723,7 +789,7 @@
                 <w:rFonts w:hint="eastAsia" w:ascii="Times New Roman" w:hAnsi="Times New Roman" w:eastAsia="SimHei" w:cs="Times New Roman"/>
                 <w:b/>
               </w:rPr>
-              <w:t xml:space="preserve">模块</w:t>
+              <w:t xml:space="preserve">考纲条目</w:t>
             </w:r>
           </w:p>
         </w:tc>
@@ -739,7 +805,7 @@
                 <w:rFonts w:hint="eastAsia" w:ascii="Times New Roman" w:hAnsi="Times New Roman" w:eastAsia="SimHei" w:cs="Times New Roman"/>
                 <w:b/>
               </w:rPr>
-              <w:t xml:space="preserve">核心能力</w:t>
+              <w:t xml:space="preserve">学完本讲你应能</w:t>
             </w:r>
           </w:p>
         </w:tc>
@@ -754,11 +820,27 @@
             </w:pPr>
             <w:r>
               <w:rPr>
+                <w:rFonts w:ascii="Times New Roman" w:hAnsi="Times New Roman" w:eastAsia="Times New Roman" w:cs="Times New Roman"/>
+              </w:rPr>
+              <w:t xml:space="preserve">§41 </w:t>
+            </w:r>
+            <w:r>
+              <w:rPr>
                 <w:rFonts w:hint="eastAsia" w:ascii="Times New Roman" w:hAnsi="Times New Roman" w:eastAsia="FangSong" w:cs="Times New Roman"/>
-                <w:b/>
-                <w:bCs/>
-              </w:rPr>
-              <w:t xml:space="preserve">机理分流</w:t>
+              </w:rPr>
+              <w:t xml:space="preserve">芳香亲电取代反应</w:t>
+            </w:r>
+            <w:r>
+              <w:rPr>
+                <w:rFonts w:ascii="Times New Roman" w:hAnsi="Times New Roman" w:eastAsia="Times New Roman" w:cs="Times New Roman"/>
+              </w:rPr>
+              <w:t xml:space="preserve"> · </w:t>
+            </w:r>
+            <w:r>
+              <w:rPr>
+                <w:rFonts w:hint="eastAsia" w:ascii="Times New Roman" w:hAnsi="Times New Roman" w:eastAsia="FangSong" w:cs="Times New Roman"/>
+              </w:rPr>
+              <w:t xml:space="preserve">题型判定总览</w:t>
             </w:r>
           </w:p>
         </w:tc>
@@ -830,11 +912,27 @@
             </w:pPr>
             <w:r>
               <w:rPr>
+                <w:rFonts w:ascii="Times New Roman" w:hAnsi="Times New Roman" w:eastAsia="Times New Roman" w:cs="Times New Roman"/>
+              </w:rPr>
+              <w:t xml:space="preserve">§41 </w:t>
+            </w:r>
+            <w:r>
+              <w:rPr>
                 <w:rFonts w:hint="eastAsia" w:ascii="Times New Roman" w:hAnsi="Times New Roman" w:eastAsia="FangSong" w:cs="Times New Roman"/>
-                <w:b/>
-                <w:bCs/>
-              </w:rPr>
-              <w:t xml:space="preserve">定位解释</w:t>
+              </w:rPr>
+              <w:t xml:space="preserve">芳香亲电取代反应</w:t>
+            </w:r>
+            <w:r>
+              <w:rPr>
+                <w:rFonts w:ascii="Times New Roman" w:hAnsi="Times New Roman" w:eastAsia="Times New Roman" w:cs="Times New Roman"/>
+              </w:rPr>
+              <w:t xml:space="preserve"> · </w:t>
+            </w:r>
+            <w:r>
+              <w:rPr>
+                <w:rFonts w:hint="eastAsia" w:ascii="Times New Roman" w:hAnsi="Times New Roman" w:eastAsia="FangSong" w:cs="Times New Roman"/>
+              </w:rPr>
+              <w:t xml:space="preserve">定位效应的本质</w:t>
             </w:r>
           </w:p>
         </w:tc>
@@ -924,11 +1022,27 @@
             </w:pPr>
             <w:r>
               <w:rPr>
+                <w:rFonts w:ascii="Times New Roman" w:hAnsi="Times New Roman" w:eastAsia="Times New Roman" w:cs="Times New Roman"/>
+              </w:rPr>
+              <w:t xml:space="preserve">§42 </w:t>
+            </w:r>
+            <w:r>
+              <w:rPr>
                 <w:rFonts w:hint="eastAsia" w:ascii="Times New Roman" w:hAnsi="Times New Roman" w:eastAsia="FangSong" w:cs="Times New Roman"/>
-                <w:b/>
-                <w:bCs/>
-              </w:rPr>
-              <w:t xml:space="preserve">亲核取代</w:t>
+              </w:rPr>
+              <w:t xml:space="preserve">芳香亲核取代反应</w:t>
+            </w:r>
+            <w:r>
+              <w:rPr>
+                <w:rFonts w:ascii="Times New Roman" w:hAnsi="Times New Roman" w:eastAsia="Times New Roman" w:cs="Times New Roman"/>
+              </w:rPr>
+              <w:t xml:space="preserve"> · SNAr </w:t>
+            </w:r>
+            <w:r>
+              <w:rPr>
+                <w:rFonts w:hint="eastAsia" w:ascii="Times New Roman" w:hAnsi="Times New Roman" w:eastAsia="FangSong" w:cs="Times New Roman"/>
+              </w:rPr>
+              <w:t xml:space="preserve">与苯炔两套机理</w:t>
             </w:r>
           </w:p>
         </w:tc>
@@ -1048,11 +1162,27 @@
             </w:pPr>
             <w:r>
               <w:rPr>
+                <w:rFonts w:ascii="Times New Roman" w:hAnsi="Times New Roman" w:eastAsia="Times New Roman" w:cs="Times New Roman"/>
+              </w:rPr>
+              <w:t xml:space="preserve">§50 </w:t>
+            </w:r>
+            <w:r>
+              <w:rPr>
                 <w:rFonts w:hint="eastAsia" w:ascii="Times New Roman" w:hAnsi="Times New Roman" w:eastAsia="FangSong" w:cs="Times New Roman"/>
-                <w:b/>
-                <w:bCs/>
-              </w:rPr>
-              <w:t xml:space="preserve">杂环判断</w:t>
+              </w:rPr>
+              <w:t xml:space="preserve">有机合成</w:t>
+            </w:r>
+            <w:r>
+              <w:rPr>
+                <w:rFonts w:ascii="Times New Roman" w:hAnsi="Times New Roman" w:eastAsia="Times New Roman" w:cs="Times New Roman"/>
+              </w:rPr>
+              <w:t xml:space="preserve"> · </w:t>
+            </w:r>
+            <w:r>
+              <w:rPr>
+                <w:rFonts w:hint="eastAsia" w:ascii="Times New Roman" w:hAnsi="Times New Roman" w:eastAsia="FangSong" w:cs="Times New Roman"/>
+              </w:rPr>
+              <w:t xml:space="preserve">芳环合成策略</w:t>
             </w:r>
           </w:p>
         </w:tc>
@@ -1067,7 +1197,7 @@
               <w:rPr>
                 <w:rFonts w:hint="eastAsia" w:ascii="Times New Roman" w:hAnsi="Times New Roman" w:eastAsia="FangSong" w:cs="Times New Roman"/>
               </w:rPr>
-              <w:t>能对吡啶</w:t>
+              <w:t>能在合成题中判断该用定位控制</w:t>
             </w:r>
             <w:r>
               <w:rPr>
@@ -1079,55 +1209,49 @@
               <w:rPr>
                 <w:rFonts w:hint="eastAsia" w:ascii="Times New Roman" w:hAnsi="Times New Roman" w:eastAsia="FangSong" w:cs="Times New Roman"/>
               </w:rPr>
-              <w:t>吡咯</w:t>
+              <w:t>占位基</w:t>
             </w:r>
             <w:r>
               <w:rPr>
                 <w:rFonts w:hint="eastAsia" w:ascii="Times New Roman" w:hAnsi="Times New Roman" w:eastAsia="Times New Roman" w:cs="Times New Roman"/>
               </w:rPr>
-              <w:t>、</w:t>
+              <w:t>/</w:t>
             </w:r>
             <w:r>
               <w:rPr>
                 <w:rFonts w:hint="eastAsia" w:ascii="Times New Roman" w:hAnsi="Times New Roman" w:eastAsia="FangSong" w:cs="Times New Roman"/>
               </w:rPr>
-              <w:t>呋喃</w:t>
+              <w:t>保护基</w:t>
             </w:r>
             <w:r>
               <w:rPr>
                 <w:rFonts w:hint="eastAsia" w:ascii="Times New Roman" w:hAnsi="Times New Roman" w:eastAsia="Times New Roman" w:cs="Times New Roman"/>
               </w:rPr>
-              <w:t>、</w:t>
+              <w:t>，</w:t>
             </w:r>
             <w:r>
               <w:rPr>
                 <w:rFonts w:hint="eastAsia" w:ascii="Times New Roman" w:hAnsi="Times New Roman" w:eastAsia="FangSong" w:cs="Times New Roman"/>
               </w:rPr>
-              <w:t>噻吩</w:t>
+              <w:t>还是换用重氮盐</w:t>
             </w:r>
             <w:r>
               <w:rPr>
                 <w:rFonts w:hint="eastAsia" w:ascii="Times New Roman" w:hAnsi="Times New Roman" w:eastAsia="Times New Roman" w:cs="Times New Roman"/>
               </w:rPr>
-              <w:t>、</w:t>
+              <w:t>、F-C</w:t>
+            </w:r>
+            <w:r>
+              <w:rPr>
+                <w:rFonts w:ascii="Times New Roman" w:hAnsi="Times New Roman" w:eastAsia="Times New Roman" w:cs="Times New Roman"/>
+              </w:rPr>
+              <w:t xml:space="preserve"> </w:t>
             </w:r>
             <w:r>
               <w:rPr>
                 <w:rFonts w:hint="eastAsia" w:ascii="Times New Roman" w:hAnsi="Times New Roman" w:eastAsia="FangSong" w:cs="Times New Roman"/>
               </w:rPr>
-              <w:t>吲哚给出基础优先进攻位点</w:t>
-            </w:r>
-            <w:r>
-              <w:rPr>
-                <w:rFonts w:hint="eastAsia" w:ascii="Times New Roman" w:hAnsi="Times New Roman" w:eastAsia="Times New Roman" w:cs="Times New Roman"/>
-              </w:rPr>
-              <w:t>，</w:t>
-            </w:r>
-            <w:r>
-              <w:rPr>
-                <w:rFonts w:hint="eastAsia" w:ascii="Times New Roman" w:hAnsi="Times New Roman" w:eastAsia="FangSong" w:cs="Times New Roman"/>
-              </w:rPr>
-              <w:t>并说明其芳香性依据</w:t>
+              <w:t xml:space="preserve">酰基化等替代路线</w:t>
             </w:r>
           </w:p>
         </w:tc>
@@ -1142,11 +1266,27 @@
             </w:pPr>
             <w:r>
               <w:rPr>
+                <w:rFonts w:ascii="Times New Roman" w:hAnsi="Times New Roman" w:eastAsia="Times New Roman" w:cs="Times New Roman"/>
+              </w:rPr>
+              <w:t xml:space="preserve">§52 </w:t>
+            </w:r>
+            <w:r>
+              <w:rPr>
                 <w:rFonts w:hint="eastAsia" w:ascii="Times New Roman" w:hAnsi="Times New Roman" w:eastAsia="FangSong" w:cs="Times New Roman"/>
-                <w:b/>
-                <w:bCs/>
-              </w:rPr>
-              <w:t xml:space="preserve">合成视角</w:t>
+              </w:rPr>
+              <w:t xml:space="preserve">杂环化合物</w:t>
+            </w:r>
+            <w:r>
+              <w:rPr>
+                <w:rFonts w:ascii="Times New Roman" w:hAnsi="Times New Roman" w:eastAsia="Times New Roman" w:cs="Times New Roman"/>
+              </w:rPr>
+              <w:t xml:space="preserve"> · </w:t>
+            </w:r>
+            <w:r>
+              <w:rPr>
+                <w:rFonts w:hint="eastAsia" w:ascii="Times New Roman" w:hAnsi="Times New Roman" w:eastAsia="FangSong" w:cs="Times New Roman"/>
+              </w:rPr>
+              <w:t xml:space="preserve">杂环位点与芳香性依据</w:t>
             </w:r>
           </w:p>
         </w:tc>
@@ -1161,7 +1301,7 @@
               <w:rPr>
                 <w:rFonts w:hint="eastAsia" w:ascii="Times New Roman" w:hAnsi="Times New Roman" w:eastAsia="FangSong" w:cs="Times New Roman"/>
               </w:rPr>
-              <w:t>能在合成题中判断该用定位控制</w:t>
+              <w:t>能对吡啶</w:t>
             </w:r>
             <w:r>
               <w:rPr>
@@ -1173,49 +1313,55 @@
               <w:rPr>
                 <w:rFonts w:hint="eastAsia" w:ascii="Times New Roman" w:hAnsi="Times New Roman" w:eastAsia="FangSong" w:cs="Times New Roman"/>
               </w:rPr>
-              <w:t>占位基</w:t>
+              <w:t>吡咯</w:t>
             </w:r>
             <w:r>
               <w:rPr>
                 <w:rFonts w:hint="eastAsia" w:ascii="Times New Roman" w:hAnsi="Times New Roman" w:eastAsia="Times New Roman" w:cs="Times New Roman"/>
               </w:rPr>
-              <w:t>/</w:t>
+              <w:t>、</w:t>
             </w:r>
             <w:r>
               <w:rPr>
                 <w:rFonts w:hint="eastAsia" w:ascii="Times New Roman" w:hAnsi="Times New Roman" w:eastAsia="FangSong" w:cs="Times New Roman"/>
               </w:rPr>
-              <w:t>保护基</w:t>
+              <w:t>呋喃</w:t>
             </w:r>
             <w:r>
               <w:rPr>
                 <w:rFonts w:hint="eastAsia" w:ascii="Times New Roman" w:hAnsi="Times New Roman" w:eastAsia="Times New Roman" w:cs="Times New Roman"/>
               </w:rPr>
+              <w:t>、</w:t>
+            </w:r>
+            <w:r>
+              <w:rPr>
+                <w:rFonts w:hint="eastAsia" w:ascii="Times New Roman" w:hAnsi="Times New Roman" w:eastAsia="FangSong" w:cs="Times New Roman"/>
+              </w:rPr>
+              <w:t>噻吩</w:t>
+            </w:r>
+            <w:r>
+              <w:rPr>
+                <w:rFonts w:hint="eastAsia" w:ascii="Times New Roman" w:hAnsi="Times New Roman" w:eastAsia="Times New Roman" w:cs="Times New Roman"/>
+              </w:rPr>
+              <w:t>、</w:t>
+            </w:r>
+            <w:r>
+              <w:rPr>
+                <w:rFonts w:hint="eastAsia" w:ascii="Times New Roman" w:hAnsi="Times New Roman" w:eastAsia="FangSong" w:cs="Times New Roman"/>
+              </w:rPr>
+              <w:t>吲哚给出基础优先进攻位点</w:t>
+            </w:r>
+            <w:r>
+              <w:rPr>
+                <w:rFonts w:hint="eastAsia" w:ascii="Times New Roman" w:hAnsi="Times New Roman" w:eastAsia="Times New Roman" w:cs="Times New Roman"/>
+              </w:rPr>
               <w:t>，</w:t>
             </w:r>
             <w:r>
               <w:rPr>
                 <w:rFonts w:hint="eastAsia" w:ascii="Times New Roman" w:hAnsi="Times New Roman" w:eastAsia="FangSong" w:cs="Times New Roman"/>
               </w:rPr>
-              <w:t>还是换用重氮盐</w:t>
-            </w:r>
-            <w:r>
-              <w:rPr>
-                <w:rFonts w:hint="eastAsia" w:ascii="Times New Roman" w:hAnsi="Times New Roman" w:eastAsia="Times New Roman" w:cs="Times New Roman"/>
-              </w:rPr>
-              <w:t>、F-C</w:t>
-            </w:r>
-            <w:r>
-              <w:rPr>
-                <w:rFonts w:ascii="Times New Roman" w:hAnsi="Times New Roman" w:eastAsia="Times New Roman" w:cs="Times New Roman"/>
-              </w:rPr>
-              <w:t xml:space="preserve"> </w:t>
-            </w:r>
-            <w:r>
-              <w:rPr>
-                <w:rFonts w:hint="eastAsia" w:ascii="Times New Roman" w:hAnsi="Times New Roman" w:eastAsia="FangSong" w:cs="Times New Roman"/>
-              </w:rPr>
-              <w:t xml:space="preserve">酰基化等替代路线</w:t>
+              <w:t>并说明其芳香性依据</w:t>
             </w:r>
           </w:p>
         </w:tc>

--- a/06-学生侧材料/讲义/6-有机化学/芳香反应-超级充实版（自学完整）.docx
+++ b/06-学生侧材料/讲义/6-有机化学/芳香反应-超级充实版（自学完整）.docx
@@ -5520,6 +5520,56 @@
         <w:rPr>
           <w:rFonts w:hint="eastAsia" w:ascii="Times New Roman" w:hAnsi="Times New Roman" w:eastAsia="FangSong" w:cs="Times New Roman"/>
         </w:rPr>
+        <w:t>此外还要叠加上</w:t>
+      </w:r>
+      <w:r>
+        <w:rPr>
+          <w:rFonts w:hint="eastAsia" w:ascii="Times New Roman" w:hAnsi="Times New Roman" w:eastAsia="FangSong" w:cs="Times New Roman"/>
+          <w:b/>
+          <w:bCs/>
+        </w:rPr>
+        <w:t xml:space="preserve">位阻</w:t>
+      </w:r>
+      <w:r>
+        <w:rPr>
+          <w:rFonts w:hint="eastAsia" w:ascii="Times New Roman" w:hAnsi="Times New Roman" w:eastAsia="FangSong" w:cs="Times New Roman"/>
+        </w:rPr>
+        <w:t>修正</w:t>
+      </w:r>
+      <w:r>
+        <w:rPr>
+          <w:rFonts w:hint="eastAsia" w:ascii="Times New Roman" w:hAnsi="Times New Roman" w:eastAsia="Times New Roman" w:cs="Times New Roman"/>
+        </w:rPr>
+        <w:t>——</w:t>
+      </w:r>
+      <w:r>
+        <w:rPr>
+          <w:rFonts w:hint="eastAsia" w:ascii="Times New Roman" w:hAnsi="Times New Roman" w:eastAsia="FangSong" w:cs="Times New Roman"/>
+        </w:rPr>
+        <w:t>夹在两个已有取代基之间的位点即便电子上允许</w:t>
+      </w:r>
+      <w:r>
+        <w:rPr>
+          <w:rFonts w:hint="eastAsia" w:ascii="Times New Roman" w:hAnsi="Times New Roman" w:eastAsia="Times New Roman" w:cs="Times New Roman"/>
+        </w:rPr>
+        <w:t>，</w:t>
+      </w:r>
+      <w:r>
+        <w:rPr>
+          <w:rFonts w:hint="eastAsia" w:ascii="Times New Roman" w:hAnsi="Times New Roman" w:eastAsia="FangSong" w:cs="Times New Roman"/>
+        </w:rPr>
+        <w:t>也常因位阻而显著减少</w:t>
+      </w:r>
+      <w:r>
+        <w:rPr>
+          <w:rFonts w:hint="eastAsia" w:ascii="Times New Roman" w:hAnsi="Times New Roman" w:eastAsia="Times New Roman" w:cs="Times New Roman"/>
+        </w:rPr>
+        <w:t>。</w:t>
+      </w:r>
+      <w:r>
+        <w:rPr>
+          <w:rFonts w:hint="eastAsia" w:ascii="Times New Roman" w:hAnsi="Times New Roman" w:eastAsia="FangSong" w:cs="Times New Roman"/>
+        </w:rPr>
         <w:t>这是从</w:t>
       </w:r>
       <w:r>
@@ -5858,7 +5908,7 @@
         <w:rPr>
           <w:rFonts w:hint="eastAsia" w:ascii="Times New Roman" w:hAnsi="Times New Roman" w:eastAsia="FangSong" w:cs="Times New Roman"/>
         </w:rPr>
-        <w:t>这要点的系谱展开</w:t>
+        <w:t>这一判据的系统展开</w:t>
       </w:r>
       <w:r>
         <w:rPr>
@@ -7007,7 +7057,7 @@
         <w:rPr>
           <w:rFonts w:ascii="Times New Roman" w:hAnsi="Times New Roman" w:eastAsia="Times New Roman" w:cs="Times New Roman"/>
         </w:rPr>
-        <w:t xml:space="preserve"> SN2/S N1 </w:t>
+        <w:t xml:space="preserve"> SN2/SN1 </w:t>
       </w:r>
       <w:r>
         <w:rPr>
@@ -8247,7 +8297,7 @@
           <w:iCs/>
           <w:sz w:val="21"/>
         </w:rPr>
-        <w:t>环内常规</w:t>
+        <w:t>垂直于环平面的常规</w:t>
       </w:r>
       <w:r>
         <w:rPr>
@@ -8267,7 +8317,7 @@
           <w:iCs/>
           <w:sz w:val="21"/>
         </w:rPr>
-        <w:t xml:space="preserve">键与环内反常</w:t>
+        <w:t xml:space="preserve">键与位于环平面内的反常</w:t>
       </w:r>
       <w:r>
         <w:rPr>
@@ -14432,19 +14482,37 @@
               <w:rPr>
                 <w:rFonts w:hint="eastAsia" w:ascii="Times New Roman" w:hAnsi="Times New Roman" w:eastAsia="FangSong" w:cs="Times New Roman"/>
               </w:rPr>
-              <w:t>的邻</w:t>
+              <w:t xml:space="preserve">的对位与远离</w:t>
+            </w:r>
+            <w:r>
+              <w:rPr>
+                <w:rFonts w:ascii="Times New Roman" w:hAnsi="Times New Roman" w:eastAsia="Times New Roman" w:cs="Times New Roman"/>
+              </w:rPr>
+              <w:t xml:space="preserve"> −Br </w:t>
+            </w:r>
+            <w:r>
+              <w:rPr>
+                <w:rFonts w:hint="eastAsia" w:ascii="Times New Roman" w:hAnsi="Times New Roman" w:eastAsia="FangSong" w:cs="Times New Roman"/>
+              </w:rPr>
+              <w:t>的邻位</w:t>
             </w:r>
             <w:r>
               <w:rPr>
                 <w:rFonts w:hint="eastAsia" w:ascii="Times New Roman" w:hAnsi="Times New Roman" w:eastAsia="Times New Roman" w:cs="Times New Roman"/>
               </w:rPr>
-              <w:t>／</w:t>
+              <w:t>（</w:t>
             </w:r>
             <w:r>
               <w:rPr>
                 <w:rFonts w:hint="eastAsia" w:ascii="Times New Roman" w:hAnsi="Times New Roman" w:eastAsia="FangSong" w:cs="Times New Roman"/>
               </w:rPr>
-              <w:t>对位</w:t>
+              <w:t>两基之间的位点位阻过大</w:t>
+            </w:r>
+            <w:r>
+              <w:rPr>
+                <w:rFonts w:hint="eastAsia" w:ascii="Times New Roman" w:hAnsi="Times New Roman" w:eastAsia="Times New Roman" w:cs="Times New Roman"/>
+              </w:rPr>
+              <w:t>）</w:t>
             </w:r>
           </w:p>
         </w:tc>
@@ -14569,7 +14637,7 @@
         <w:rPr>
           <w:rFonts w:hint="eastAsia" w:ascii="Times New Roman" w:hAnsi="Times New Roman" w:eastAsia="FangSong" w:cs="Times New Roman"/>
         </w:rPr>
-        <w:t>甲基的邻</w:t>
+        <w:t>甲基的对位为主</w:t>
       </w:r>
       <w:r>
         <w:rPr>
@@ -14581,13 +14649,25 @@
         <w:rPr>
           <w:rFonts w:hint="eastAsia" w:ascii="Times New Roman" w:hAnsi="Times New Roman" w:eastAsia="FangSong" w:cs="Times New Roman"/>
         </w:rPr>
-        <w:t>对位</w:t>
-      </w:r>
-      <w:r>
-        <w:rPr>
-          <w:rFonts w:hint="eastAsia" w:ascii="Times New Roman" w:hAnsi="Times New Roman" w:eastAsia="Times New Roman" w:cs="Times New Roman"/>
-        </w:rPr>
-        <w:t>。</w:t>
+        <w:t>邻位次之</w:t>
+      </w:r>
+      <w:r>
+        <w:rPr>
+          <w:rFonts w:hint="eastAsia" w:ascii="Times New Roman" w:hAnsi="Times New Roman" w:eastAsia="Times New Roman" w:cs="Times New Roman"/>
+        </w:rPr>
+        <w:t>（</w:t>
+      </w:r>
+      <w:r>
+        <w:rPr>
+          <w:rFonts w:hint="eastAsia" w:ascii="Times New Roman" w:hAnsi="Times New Roman" w:eastAsia="FangSong" w:cs="Times New Roman"/>
+        </w:rPr>
+        <w:t>夹在两基之间的位点因位阻最少</w:t>
+      </w:r>
+      <w:r>
+        <w:rPr>
+          <w:rFonts w:hint="eastAsia" w:ascii="Times New Roman" w:hAnsi="Times New Roman" w:eastAsia="Times New Roman" w:cs="Times New Roman"/>
+        </w:rPr>
+        <w:t>）。</w:t>
       </w:r>
     </w:p>
     <w:p>
@@ -15798,23 +15878,122 @@
         <w:rPr>
           <w:rFonts w:hint="eastAsia" w:ascii="Times New Roman" w:hAnsi="Times New Roman" w:eastAsia="Times New Roman" w:cs="Times New Roman"/>
         </w:rPr>
+        <w:t>（—CH</w:t>
+      </w:r>
+      <w:r>
+        <w:rPr>
+          <w:rFonts w:hint="eastAsia" w:ascii="Times New Roman" w:hAnsi="Times New Roman" w:eastAsia="Times New Roman" w:cs="Times New Roman"/>
+          <w:vertAlign w:val="subscript"/>
+        </w:rPr>
+        <w:t>3</w:t>
+      </w:r>
+      <w:r>
+        <w:rPr>
+          <w:rFonts w:ascii="Times New Roman" w:hAnsi="Times New Roman" w:eastAsia="Times New Roman" w:cs="Times New Roman"/>
+        </w:rPr>
+        <w:t xml:space="preserve"> </w:t>
+      </w:r>
+      <w:r>
+        <w:rPr>
+          <w:rFonts w:hint="eastAsia" w:ascii="Times New Roman" w:hAnsi="Times New Roman" w:eastAsia="FangSong" w:cs="Times New Roman"/>
+        </w:rPr>
+        <w:t>占据的一侧无氢可拔</w:t>
+      </w:r>
+      <w:r>
+        <w:rPr>
+          <w:rFonts w:hint="eastAsia" w:ascii="Times New Roman" w:hAnsi="Times New Roman" w:eastAsia="Times New Roman" w:cs="Times New Roman"/>
+        </w:rPr>
+        <w:t>），</w:t>
+      </w:r>
+      <w:r>
+        <w:rPr>
+          <w:rFonts w:hint="eastAsia" w:ascii="Times New Roman" w:hAnsi="Times New Roman" w:eastAsia="FangSong" w:cs="Times New Roman"/>
+        </w:rPr>
+        <w:t>生成</w:t>
+      </w:r>
+      <w:r>
+        <w:rPr>
+          <w:rFonts w:ascii="Times New Roman" w:hAnsi="Times New Roman" w:eastAsia="Times New Roman" w:cs="Times New Roman"/>
+        </w:rPr>
+        <w:t xml:space="preserve"> </w:t>
+      </w:r>
+      <w:r>
+        <w:rPr>
+          <w:rFonts w:hint="eastAsia" w:ascii="Times New Roman" w:hAnsi="Times New Roman" w:eastAsia="Times New Roman" w:cs="Times New Roman"/>
+        </w:rPr>
+        <w:t>3-</w:t>
+      </w:r>
+      <w:r>
+        <w:rPr>
+          <w:rFonts w:hint="eastAsia" w:ascii="Times New Roman" w:hAnsi="Times New Roman" w:eastAsia="FangSong" w:cs="Times New Roman"/>
+        </w:rPr>
+        <w:t>甲基苯炔</w:t>
+      </w:r>
+      <w:r>
+        <w:rPr>
+          <w:rFonts w:hint="eastAsia" w:ascii="Times New Roman" w:hAnsi="Times New Roman" w:eastAsia="Times New Roman" w:cs="Times New Roman"/>
+        </w:rPr>
+        <w:t>；NH</w:t>
+      </w:r>
+      <w:r>
+        <w:rPr>
+          <w:rFonts w:hint="eastAsia" w:ascii="Times New Roman" w:hAnsi="Times New Roman" w:eastAsia="Times New Roman" w:cs="Times New Roman"/>
+          <w:vertAlign w:val="subscript"/>
+        </w:rPr>
+        <w:t>2</w:t>
+      </w:r>
+      <w:r>
+        <w:rPr>
+          <w:rFonts w:hint="eastAsia" w:ascii="Times New Roman" w:hAnsi="Times New Roman" w:eastAsia="Times New Roman" w:cs="Times New Roman"/>
+          <w:vertAlign w:val="superscript"/>
+        </w:rPr>
+        <w:t>-</w:t>
+      </w:r>
+      <w:r>
+        <w:rPr>
+          <w:rFonts w:ascii="Times New Roman" w:hAnsi="Times New Roman" w:eastAsia="Times New Roman" w:cs="Times New Roman"/>
+        </w:rPr>
+        <w:t xml:space="preserve"> </w:t>
+      </w:r>
+      <w:r>
+        <w:rPr>
+          <w:rFonts w:hint="eastAsia" w:ascii="Times New Roman" w:hAnsi="Times New Roman" w:eastAsia="FangSong" w:cs="Times New Roman"/>
+        </w:rPr>
+        <w:t xml:space="preserve">加成到苯炔的两个</w:t>
+      </w:r>
+      <w:r>
+        <w:rPr>
+          <w:rFonts w:ascii="Times New Roman" w:hAnsi="Times New Roman" w:eastAsia="Times New Roman" w:cs="Times New Roman"/>
+        </w:rPr>
+        <w:t xml:space="preserve"> sp </w:t>
+      </w:r>
+      <w:r>
+        <w:rPr>
+          <w:rFonts w:hint="eastAsia" w:ascii="Times New Roman" w:hAnsi="Times New Roman" w:eastAsia="FangSong" w:cs="Times New Roman"/>
+        </w:rPr>
+        <w:t>碳之一</w:t>
+      </w:r>
+      <w:r>
+        <w:rPr>
+          <w:rFonts w:hint="eastAsia" w:ascii="Times New Roman" w:hAnsi="Times New Roman" w:eastAsia="Times New Roman" w:cs="Times New Roman"/>
+        </w:rPr>
         <w:t>，</w:t>
       </w:r>
       <w:r>
         <w:rPr>
           <w:rFonts w:hint="eastAsia" w:ascii="Times New Roman" w:hAnsi="Times New Roman" w:eastAsia="FangSong" w:cs="Times New Roman"/>
         </w:rPr>
-        <w:t>生成苯炔</w:t>
-      </w:r>
-      <w:r>
-        <w:rPr>
-          <w:rFonts w:hint="eastAsia" w:ascii="Times New Roman" w:hAnsi="Times New Roman" w:eastAsia="Times New Roman" w:cs="Times New Roman"/>
-        </w:rPr>
-        <w:t>；NH</w:t>
-      </w:r>
-      <w:r>
-        <w:rPr>
-          <w:rFonts w:hint="eastAsia" w:ascii="Times New Roman" w:hAnsi="Times New Roman" w:eastAsia="Times New Roman" w:cs="Times New Roman"/>
+        <w:t>再从溶剂</w:t>
+      </w:r>
+      <w:r>
+        <w:rPr>
+          <w:rFonts w:ascii="Times New Roman" w:hAnsi="Times New Roman" w:eastAsia="Times New Roman" w:cs="Times New Roman"/>
+        </w:rPr>
+        <w:t xml:space="preserve"> NH</w:t>
+      </w:r>
+      <w:r>
+        <w:rPr>
+          <w:rFonts w:ascii="Times New Roman" w:hAnsi="Times New Roman" w:eastAsia="Times New Roman" w:cs="Times New Roman"/>
           <w:vertAlign w:val="subscript"/>
         </w:rPr>
         <w:t>3</w:t>
@@ -15829,31 +16008,7 @@
         <w:rPr>
           <w:rFonts w:hint="eastAsia" w:ascii="Times New Roman" w:hAnsi="Times New Roman" w:eastAsia="FangSong" w:cs="Times New Roman"/>
         </w:rPr>
-        <w:t xml:space="preserve">加成到苯炔的两个</w:t>
-      </w:r>
-      <w:r>
-        <w:rPr>
-          <w:rFonts w:ascii="Times New Roman" w:hAnsi="Times New Roman" w:eastAsia="Times New Roman" w:cs="Times New Roman"/>
-        </w:rPr>
-        <w:t xml:space="preserve"> sp </w:t>
-      </w:r>
-      <w:r>
-        <w:rPr>
-          <w:rFonts w:hint="eastAsia" w:ascii="Times New Roman" w:hAnsi="Times New Roman" w:eastAsia="FangSong" w:cs="Times New Roman"/>
-        </w:rPr>
-        <w:t>碳之一</w:t>
-      </w:r>
-      <w:r>
-        <w:rPr>
-          <w:rFonts w:hint="eastAsia" w:ascii="Times New Roman" w:hAnsi="Times New Roman" w:eastAsia="Times New Roman" w:cs="Times New Roman"/>
-        </w:rPr>
-        <w:t>，</w:t>
-      </w:r>
-      <w:r>
-        <w:rPr>
-          <w:rFonts w:hint="eastAsia" w:ascii="Times New Roman" w:hAnsi="Times New Roman" w:eastAsia="FangSong" w:cs="Times New Roman"/>
-        </w:rPr>
-        <w:t>再从溶剂获取质子</w:t>
+        <w:t>获取质子</w:t>
       </w:r>
       <w:r>
         <w:rPr>
@@ -16084,9 +16239,15 @@
       </w:r>
       <w:r>
         <w:rPr>
-          <w:rFonts w:hint="eastAsia" w:ascii="Times New Roman" w:hAnsi="Times New Roman" w:eastAsia="FangSong" w:cs="Times New Roman"/>
-        </w:rPr>
-        <w:t xml:space="preserve">邻位苯炔</w:t>
+          <w:rFonts w:hint="eastAsia" w:ascii="Times New Roman" w:hAnsi="Times New Roman" w:eastAsia="Times New Roman" w:cs="Times New Roman"/>
+        </w:rPr>
+        <w:t>3-</w:t>
+      </w:r>
+      <w:r>
+        <w:rPr>
+          <w:rFonts w:hint="eastAsia" w:ascii="Times New Roman" w:hAnsi="Times New Roman" w:eastAsia="FangSong" w:cs="Times New Roman"/>
+        </w:rPr>
+        <w:t>甲基苯炔</w:t>
       </w:r>
       <w:r>
         <w:rPr>
@@ -16135,13 +16296,13 @@
         <w:rPr>
           <w:rFonts w:hint="eastAsia" w:ascii="Times New Roman" w:hAnsi="Times New Roman" w:eastAsia="Times New Roman" w:cs="Times New Roman"/>
         </w:rPr>
-        <w:t>）：</w:t>
-      </w:r>
-      <w:r>
-        <w:rPr>
-          <w:rFonts w:hint="eastAsia" w:ascii="Times New Roman" w:hAnsi="Times New Roman" w:eastAsia="FangSong" w:cs="Times New Roman"/>
-        </w:rPr>
-        <w:t>苯炔</w:t>
+        <w:t>）：3-</w:t>
+      </w:r>
+      <w:r>
+        <w:rPr>
+          <w:rFonts w:hint="eastAsia" w:ascii="Times New Roman" w:hAnsi="Times New Roman" w:eastAsia="FangSong" w:cs="Times New Roman"/>
+        </w:rPr>
+        <w:t>甲基苯炔</w:t>
       </w:r>
       <w:r>
         <w:rPr>
@@ -16154,68 +16315,192 @@
           <w:rFonts w:ascii="Times New Roman" w:hAnsi="Times New Roman" w:eastAsia="Times New Roman" w:cs="Times New Roman"/>
           <w:vertAlign w:val="subscript"/>
         </w:rPr>
+        <w:t>2</w:t>
+      </w:r>
+      <w:r>
+        <w:rPr>
+          <w:rFonts w:ascii="Times New Roman" w:hAnsi="Times New Roman" w:eastAsia="Times New Roman" w:cs="Times New Roman"/>
+          <w:vertAlign w:val="superscript"/>
+        </w:rPr>
+        <w:t>-</w:t>
+      </w:r>
+      <w:r>
+        <w:rPr>
+          <w:rFonts w:ascii="Times New Roman" w:hAnsi="Times New Roman" w:eastAsia="Times New Roman" w:cs="Times New Roman"/>
+        </w:rPr>
+        <w:t xml:space="preserve"> → </w:t>
+      </w:r>
+      <w:r>
+        <w:rPr>
+          <w:rFonts w:hint="eastAsia" w:ascii="Times New Roman" w:hAnsi="Times New Roman" w:eastAsia="FangSong" w:cs="Times New Roman"/>
+        </w:rPr>
+        <w:t xml:space="preserve">邻甲苯胺</w:t>
+      </w:r>
+      <w:r>
+        <w:rPr>
+          <w:rFonts w:ascii="Times New Roman" w:hAnsi="Times New Roman" w:eastAsia="Times New Roman" w:cs="Times New Roman"/>
+        </w:rPr>
+        <w:t xml:space="preserve"> + </w:t>
+      </w:r>
+      <w:r>
+        <w:rPr>
+          <w:rFonts w:hint="eastAsia" w:ascii="Times New Roman" w:hAnsi="Times New Roman" w:eastAsia="FangSong" w:cs="Times New Roman"/>
+        </w:rPr>
+        <w:t>间甲苯胺</w:t>
+      </w:r>
+      <w:r>
+        <w:rPr>
+          <w:rFonts w:hint="eastAsia" w:ascii="Times New Roman" w:hAnsi="Times New Roman" w:eastAsia="Times New Roman" w:cs="Times New Roman"/>
+        </w:rPr>
+        <w:t>。</w:t>
+      </w:r>
+      <w:r>
+        <w:rPr>
+          <w:rFonts w:ascii="Times New Roman" w:hAnsi="Times New Roman" w:eastAsia="Times New Roman" w:cs="Times New Roman"/>
+        </w:rPr>
+        <w:t xml:space="preserve"> </w:t>
+      </w:r>
+      <w:r>
+        <w:rPr>
+          <w:rFonts w:ascii="Times New Roman" w:hAnsi="Times New Roman" w:eastAsia="Times New Roman" w:cs="Times New Roman"/>
+        </w:rPr>
+        <w:t xml:space="preserve">(2) </w:t>
+      </w:r>
+      <w:r>
+        <w:rPr>
+          <w:rFonts w:hint="eastAsia" w:ascii="Times New Roman" w:hAnsi="Times New Roman" w:eastAsia="FangSong" w:cs="Times New Roman"/>
+        </w:rPr>
+        <w:t xml:space="preserve">苯炔三键位于</w:t>
+      </w:r>
+      <w:r>
+        <w:rPr>
+          <w:rFonts w:ascii="Times New Roman" w:hAnsi="Times New Roman" w:eastAsia="Times New Roman" w:cs="Times New Roman"/>
+        </w:rPr>
+        <w:t xml:space="preserve"> C1–C6 </w:t>
+      </w:r>
+      <w:r>
+        <w:rPr>
+          <w:rFonts w:hint="eastAsia" w:ascii="Times New Roman" w:hAnsi="Times New Roman" w:eastAsia="FangSong" w:cs="Times New Roman"/>
+        </w:rPr>
+        <w:t>之间</w:t>
+      </w:r>
+      <w:r>
+        <w:rPr>
+          <w:rFonts w:hint="eastAsia" w:ascii="Times New Roman" w:hAnsi="Times New Roman" w:eastAsia="Times New Roman" w:cs="Times New Roman"/>
+        </w:rPr>
+        <w:t>，NH</w:t>
+      </w:r>
+      <w:r>
+        <w:rPr>
+          <w:rFonts w:hint="eastAsia" w:ascii="Times New Roman" w:hAnsi="Times New Roman" w:eastAsia="Times New Roman" w:cs="Times New Roman"/>
+          <w:vertAlign w:val="subscript"/>
+        </w:rPr>
+        <w:t>2</w:t>
+      </w:r>
+      <w:r>
+        <w:rPr>
+          <w:rFonts w:hint="eastAsia" w:ascii="Times New Roman" w:hAnsi="Times New Roman" w:eastAsia="Times New Roman" w:cs="Times New Roman"/>
+          <w:vertAlign w:val="superscript"/>
+        </w:rPr>
+        <w:t>-</w:t>
+      </w:r>
+      <w:r>
+        <w:rPr>
+          <w:rFonts w:ascii="Times New Roman" w:hAnsi="Times New Roman" w:eastAsia="Times New Roman" w:cs="Times New Roman"/>
+        </w:rPr>
+        <w:t xml:space="preserve"> </w:t>
+      </w:r>
+      <w:r>
+        <w:rPr>
+          <w:rFonts w:hint="eastAsia" w:ascii="Times New Roman" w:hAnsi="Times New Roman" w:eastAsia="FangSong" w:cs="Times New Roman"/>
+        </w:rPr>
+        <w:t>可进攻其中任一碳</w:t>
+      </w:r>
+      <w:r>
+        <w:rPr>
+          <w:rFonts w:hint="eastAsia" w:ascii="Times New Roman" w:hAnsi="Times New Roman" w:eastAsia="Times New Roman" w:cs="Times New Roman"/>
+        </w:rPr>
+        <w:t>：</w:t>
+      </w:r>
+      <w:r>
+        <w:rPr>
+          <w:rFonts w:hint="eastAsia" w:ascii="Times New Roman" w:hAnsi="Times New Roman" w:eastAsia="FangSong" w:cs="Times New Roman"/>
+        </w:rPr>
+        <w:t>进攻原连</w:t>
+      </w:r>
+      <w:r>
+        <w:rPr>
+          <w:rFonts w:ascii="Times New Roman" w:hAnsi="Times New Roman" w:eastAsia="Times New Roman" w:cs="Times New Roman"/>
+        </w:rPr>
+        <w:t xml:space="preserve"> Br </w:t>
+      </w:r>
+      <w:r>
+        <w:rPr>
+          <w:rFonts w:hint="eastAsia" w:ascii="Times New Roman" w:hAnsi="Times New Roman" w:eastAsia="FangSong" w:cs="Times New Roman"/>
+        </w:rPr>
+        <w:t>的碳得邻甲苯胺</w:t>
+      </w:r>
+      <w:r>
+        <w:rPr>
+          <w:rFonts w:hint="eastAsia" w:ascii="Times New Roman" w:hAnsi="Times New Roman" w:eastAsia="Times New Roman" w:cs="Times New Roman"/>
+        </w:rPr>
+        <w:t>，</w:t>
+      </w:r>
+      <w:r>
+        <w:rPr>
+          <w:rFonts w:hint="eastAsia" w:ascii="Times New Roman" w:hAnsi="Times New Roman" w:eastAsia="FangSong" w:cs="Times New Roman"/>
+        </w:rPr>
+        <w:t>进攻另一侧则</w:t>
+      </w:r>
+      <w:r>
+        <w:rPr>
+          <w:rFonts w:ascii="Times New Roman" w:hAnsi="Times New Roman" w:eastAsia="Times New Roman" w:cs="Times New Roman"/>
+        </w:rPr>
+        <w:t xml:space="preserve"> —NH</w:t>
+      </w:r>
+      <w:r>
+        <w:rPr>
+          <w:rFonts w:ascii="Times New Roman" w:hAnsi="Times New Roman" w:eastAsia="Times New Roman" w:cs="Times New Roman"/>
+          <w:vertAlign w:val="subscript"/>
+        </w:rPr>
+        <w:t>2</w:t>
+      </w:r>
+      <w:r>
+        <w:rPr>
+          <w:rFonts w:ascii="Times New Roman" w:hAnsi="Times New Roman" w:eastAsia="Times New Roman" w:cs="Times New Roman"/>
+        </w:rPr>
+        <w:t xml:space="preserve"> </w:t>
+      </w:r>
+      <w:r>
+        <w:rPr>
+          <w:rFonts w:hint="eastAsia" w:ascii="Times New Roman" w:hAnsi="Times New Roman" w:eastAsia="FangSong" w:cs="Times New Roman"/>
+        </w:rPr>
+        <w:t xml:space="preserve">与</w:t>
+      </w:r>
+      <w:r>
+        <w:rPr>
+          <w:rFonts w:ascii="Times New Roman" w:hAnsi="Times New Roman" w:eastAsia="Times New Roman" w:cs="Times New Roman"/>
+        </w:rPr>
+        <w:t xml:space="preserve"> —CH</w:t>
+      </w:r>
+      <w:r>
+        <w:rPr>
+          <w:rFonts w:ascii="Times New Roman" w:hAnsi="Times New Roman" w:eastAsia="Times New Roman" w:cs="Times New Roman"/>
+          <w:vertAlign w:val="subscript"/>
+        </w:rPr>
         <w:t>3</w:t>
       </w:r>
       <w:r>
         <w:rPr>
           <w:rFonts w:ascii="Times New Roman" w:hAnsi="Times New Roman" w:eastAsia="Times New Roman" w:cs="Times New Roman"/>
         </w:rPr>
-        <w:t xml:space="preserve"> → </w:t>
-      </w:r>
-      <w:r>
-        <w:rPr>
-          <w:rFonts w:hint="eastAsia" w:ascii="Times New Roman" w:hAnsi="Times New Roman" w:eastAsia="FangSong" w:cs="Times New Roman"/>
-        </w:rPr>
-        <w:t xml:space="preserve">邻甲苯胺</w:t>
-      </w:r>
-      <w:r>
-        <w:rPr>
-          <w:rFonts w:ascii="Times New Roman" w:hAnsi="Times New Roman" w:eastAsia="Times New Roman" w:cs="Times New Roman"/>
-        </w:rPr>
-        <w:t xml:space="preserve"> + </w:t>
-      </w:r>
-      <w:r>
-        <w:rPr>
-          <w:rFonts w:hint="eastAsia" w:ascii="Times New Roman" w:hAnsi="Times New Roman" w:eastAsia="FangSong" w:cs="Times New Roman"/>
-        </w:rPr>
-        <w:t>对甲苯胺</w:t>
-      </w:r>
-      <w:r>
-        <w:rPr>
-          <w:rFonts w:hint="eastAsia" w:ascii="Times New Roman" w:hAnsi="Times New Roman" w:eastAsia="Times New Roman" w:cs="Times New Roman"/>
-        </w:rPr>
-        <w:t>。</w:t>
-      </w:r>
-      <w:r>
-        <w:rPr>
-          <w:rFonts w:ascii="Times New Roman" w:hAnsi="Times New Roman" w:eastAsia="Times New Roman" w:cs="Times New Roman"/>
-        </w:rPr>
         <w:t xml:space="preserve"> </w:t>
       </w:r>
       <w:r>
         <w:rPr>
-          <w:rFonts w:ascii="Times New Roman" w:hAnsi="Times New Roman" w:eastAsia="Times New Roman" w:cs="Times New Roman"/>
-        </w:rPr>
-        <w:t xml:space="preserve">(2) </w:t>
-      </w:r>
-      <w:r>
-        <w:rPr>
-          <w:rFonts w:hint="eastAsia" w:ascii="Times New Roman" w:hAnsi="Times New Roman" w:eastAsia="FangSong" w:cs="Times New Roman"/>
-        </w:rPr>
-        <w:t>苯炔三键位于相邻两碳之间</w:t>
-      </w:r>
-      <w:r>
-        <w:rPr>
-          <w:rFonts w:hint="eastAsia" w:ascii="Times New Roman" w:hAnsi="Times New Roman" w:eastAsia="Times New Roman" w:cs="Times New Roman"/>
-        </w:rPr>
-        <w:t>，NH</w:t>
-      </w:r>
-      <w:r>
-        <w:rPr>
-          <w:rFonts w:hint="eastAsia" w:ascii="Times New Roman" w:hAnsi="Times New Roman" w:eastAsia="Times New Roman" w:cs="Times New Roman"/>
-          <w:vertAlign w:val="subscript"/>
-        </w:rPr>
-        <w:t>3</w:t>
+          <w:rFonts w:hint="eastAsia" w:ascii="Times New Roman" w:hAnsi="Times New Roman" w:eastAsia="FangSong" w:cs="Times New Roman"/>
+        </w:rPr>
+        <w:t xml:space="preserve">成</w:t>
       </w:r>
       <w:r>
         <w:rPr>
@@ -16225,9 +16510,15 @@
       </w:r>
       <w:r>
         <w:rPr>
-          <w:rFonts w:hint="eastAsia" w:ascii="Times New Roman" w:hAnsi="Times New Roman" w:eastAsia="FangSong" w:cs="Times New Roman"/>
-        </w:rPr>
-        <w:t>可进攻其中任一碳</w:t>
+          <w:rFonts w:hint="eastAsia" w:ascii="Times New Roman" w:hAnsi="Times New Roman" w:eastAsia="Times New Roman" w:cs="Times New Roman"/>
+        </w:rPr>
+        <w:t>1,3-</w:t>
+      </w:r>
+      <w:r>
+        <w:rPr>
+          <w:rFonts w:hint="eastAsia" w:ascii="Times New Roman" w:hAnsi="Times New Roman" w:eastAsia="FangSong" w:cs="Times New Roman"/>
+        </w:rPr>
+        <w:t>关系</w:t>
       </w:r>
       <w:r>
         <w:rPr>
@@ -16239,7 +16530,7 @@
         <w:rPr>
           <w:rFonts w:hint="eastAsia" w:ascii="Times New Roman" w:hAnsi="Times New Roman" w:eastAsia="FangSong" w:cs="Times New Roman"/>
         </w:rPr>
-        <w:t>分别得到邻位与对位产物</w:t>
+        <w:t>得间甲苯胺</w:t>
       </w:r>
       <w:r>
         <w:rPr>
@@ -16257,7 +16548,19 @@
         <w:rPr>
           <w:rFonts w:hint="eastAsia" w:ascii="Times New Roman" w:hAnsi="Times New Roman" w:eastAsia="Times New Roman" w:cs="Times New Roman"/>
         </w:rPr>
-        <w:t>。</w:t>
+        <w:t>（</w:t>
+      </w:r>
+      <w:r>
+        <w:rPr>
+          <w:rFonts w:hint="eastAsia" w:ascii="Times New Roman" w:hAnsi="Times New Roman" w:eastAsia="FangSong" w:cs="Times New Roman"/>
+        </w:rPr>
+        <w:t>注意不是对甲苯胺</w:t>
+      </w:r>
+      <w:r>
+        <w:rPr>
+          <w:rFonts w:hint="eastAsia" w:ascii="Times New Roman" w:hAnsi="Times New Roman" w:eastAsia="Times New Roman" w:cs="Times New Roman"/>
+        </w:rPr>
+        <w:t>）。</w:t>
       </w:r>
       <w:r>
         <w:rPr>
@@ -17107,104 +17410,89 @@
         <w:rPr>
           <w:rFonts w:ascii="Times New Roman" w:hAnsi="Times New Roman" w:eastAsia="Times New Roman" w:cs="Times New Roman"/>
         </w:rPr>
-        <w:t>·2</w:t>
+        <w:t>、10.3.2 [Ph</w:t>
+      </w:r>
+      <w:r>
+        <w:rPr>
+          <w:rFonts w:ascii="Times New Roman" w:hAnsi="Times New Roman" w:eastAsia="Times New Roman" w:cs="Times New Roman"/>
+          <w:vertAlign w:val="subscript"/>
+        </w:rPr>
+        <w:t>3</w:t>
+      </w:r>
+      <w:r>
+        <w:rPr>
+          <w:rFonts w:ascii="Times New Roman" w:hAnsi="Times New Roman" w:eastAsia="Times New Roman" w:cs="Times New Roman"/>
+        </w:rPr>
+        <w:t>C]</w:t>
       </w:r>
       <w:r>
         <w:rPr>
           <w:rFonts w:ascii="Times New Roman" w:hAnsi="Times New Roman" w:eastAsia="Times New Roman" w:cs="Times New Roman"/>
           <w:vertAlign w:val="superscript"/>
         </w:rPr>
-        <w:t>-</w:t>
-      </w:r>
-      <w:r>
-        <w:rPr>
-          <w:rFonts w:ascii="Times New Roman" w:hAnsi="Times New Roman" w:eastAsia="Times New Roman" w:cs="Times New Roman"/>
-        </w:rPr>
-        <w:t>、10.3.2 [Ph</w:t>
-      </w:r>
-      <w:r>
-        <w:rPr>
-          <w:rFonts w:ascii="Times New Roman" w:hAnsi="Times New Roman" w:eastAsia="Times New Roman" w:cs="Times New Roman"/>
+        <w:t>+</w:t>
+      </w:r>
+      <w:r>
+        <w:rPr>
+          <w:rFonts w:ascii="Times New Roman" w:hAnsi="Times New Roman" w:eastAsia="Times New Roman" w:cs="Times New Roman"/>
+        </w:rPr>
+        <w:t xml:space="preserve">、10.3.3 </w:t>
+      </w:r>
+      <w:r>
+        <w:rPr>
+          <w:rFonts w:hint="eastAsia" w:ascii="Times New Roman" w:hAnsi="Times New Roman" w:eastAsia="Times New Roman" w:cs="Times New Roman"/>
+        </w:rPr>
+        <w:t>[Cp*</w:t>
+      </w:r>
+      <w:r>
+        <w:rPr>
+          <w:rFonts w:hint="eastAsia" w:ascii="Times New Roman" w:hAnsi="Times New Roman" w:eastAsia="Times New Roman" w:cs="Times New Roman"/>
           <w:vertAlign w:val="subscript"/>
         </w:rPr>
-        <w:t>3</w:t>
-      </w:r>
-      <w:r>
-        <w:rPr>
-          <w:rFonts w:ascii="Times New Roman" w:hAnsi="Times New Roman" w:eastAsia="Times New Roman" w:cs="Times New Roman"/>
-        </w:rPr>
-        <w:t>C]</w:t>
-      </w:r>
-      <w:r>
-        <w:rPr>
-          <w:rFonts w:ascii="Times New Roman" w:hAnsi="Times New Roman" w:eastAsia="Times New Roman" w:cs="Times New Roman"/>
+        <w:t>2</w:t>
+      </w:r>
+      <w:r>
+        <w:rPr>
+          <w:rFonts w:hint="eastAsia" w:ascii="Times New Roman" w:hAnsi="Times New Roman" w:eastAsia="Times New Roman" w:cs="Times New Roman"/>
+        </w:rPr>
+        <w:t>Al]</w:t>
+      </w:r>
+      <w:r>
+        <w:rPr>
+          <w:rFonts w:hint="eastAsia" w:ascii="Times New Roman" w:hAnsi="Times New Roman" w:eastAsia="Times New Roman" w:cs="Times New Roman"/>
           <w:vertAlign w:val="superscript"/>
         </w:rPr>
         <w:t>+</w:t>
       </w:r>
       <w:r>
         <w:rPr>
-          <w:rFonts w:ascii="Times New Roman" w:hAnsi="Times New Roman" w:eastAsia="Times New Roman" w:cs="Times New Roman"/>
-        </w:rPr>
-        <w:t>·2</w:t>
-      </w:r>
-      <w:r>
-        <w:rPr>
-          <w:rFonts w:ascii="Times New Roman" w:hAnsi="Times New Roman" w:eastAsia="Times New Roman" w:cs="Times New Roman"/>
-          <w:vertAlign w:val="superscript"/>
-        </w:rPr>
-        <w:t>-</w:t>
-      </w:r>
-      <w:r>
-        <w:rPr>
-          <w:rFonts w:ascii="Times New Roman" w:hAnsi="Times New Roman" w:eastAsia="Times New Roman" w:cs="Times New Roman"/>
-        </w:rPr>
-        <w:t xml:space="preserve">、10.3.3 </w:t>
-      </w:r>
-      <w:r>
-        <w:rPr>
-          <w:rFonts w:hint="eastAsia" w:ascii="Times New Roman" w:hAnsi="Times New Roman" w:eastAsia="Times New Roman" w:cs="Times New Roman"/>
-        </w:rPr>
-        <w:t>[Cp*</w:t>
-      </w:r>
-      <w:r>
-        <w:rPr>
-          <w:rFonts w:hint="eastAsia" w:ascii="Times New Roman" w:hAnsi="Times New Roman" w:eastAsia="Times New Roman" w:cs="Times New Roman"/>
-          <w:vertAlign w:val="subscript"/>
-        </w:rPr>
-        <w:t>2</w:t>
-      </w:r>
-      <w:r>
-        <w:rPr>
-          <w:rFonts w:hint="eastAsia" w:ascii="Times New Roman" w:hAnsi="Times New Roman" w:eastAsia="Times New Roman" w:cs="Times New Roman"/>
-        </w:rPr>
-        <w:t>Al]</w:t>
-      </w:r>
-      <w:r>
-        <w:rPr>
-          <w:rFonts w:hint="eastAsia" w:ascii="Times New Roman" w:hAnsi="Times New Roman" w:eastAsia="Times New Roman" w:cs="Times New Roman"/>
-          <w:vertAlign w:val="superscript"/>
-        </w:rPr>
-        <w:t>+</w:t>
-      </w:r>
-      <w:r>
-        <w:rPr>
-          <w:rFonts w:hint="eastAsia" w:ascii="Times New Roman" w:hAnsi="Times New Roman" w:eastAsia="Times New Roman" w:cs="Times New Roman"/>
-        </w:rPr>
-        <w:t>·2</w:t>
-      </w:r>
-      <w:r>
-        <w:rPr>
-          <w:rFonts w:hint="eastAsia" w:ascii="Times New Roman" w:hAnsi="Times New Roman" w:eastAsia="Times New Roman" w:cs="Times New Roman"/>
-          <w:vertAlign w:val="superscript"/>
-        </w:rPr>
-        <w:t>-</w:t>
-      </w:r>
-      <w:r>
-        <w:rPr>
-          <w:rFonts w:hint="eastAsia" w:ascii="Times New Roman" w:hAnsi="Times New Roman" w:eastAsia="Times New Roman" w:cs="Times New Roman"/>
-        </w:rPr>
-        <w:t>；10.4</w:t>
+          <w:rFonts w:hint="eastAsia" w:ascii="Times New Roman" w:hAnsi="Times New Roman" w:eastAsia="Times New Roman" w:cs="Times New Roman"/>
+        </w:rPr>
+        <w:t>（</w:t>
+      </w:r>
+      <w:r>
+        <w:rPr>
+          <w:rFonts w:hint="eastAsia" w:ascii="Times New Roman" w:hAnsi="Times New Roman" w:eastAsia="FangSong" w:cs="Times New Roman"/>
+        </w:rPr>
+        <w:t>三者均为单电子给体被氧化后的阳离子</w:t>
+      </w:r>
+      <w:r>
+        <w:rPr>
+          <w:rFonts w:hint="eastAsia" w:ascii="Times New Roman" w:hAnsi="Times New Roman" w:eastAsia="Times New Roman" w:cs="Times New Roman"/>
+        </w:rPr>
+        <w:t>，</w:t>
+      </w:r>
+      <w:r>
+        <w:rPr>
+          <w:rFonts w:hint="eastAsia" w:ascii="Times New Roman" w:hAnsi="Times New Roman" w:eastAsia="FangSong" w:cs="Times New Roman"/>
+        </w:rPr>
+        <w:t>同时伴生底物自由基阴离子</w:t>
+      </w:r>
+      <w:r>
+        <w:rPr>
+          <w:rFonts w:hint="eastAsia" w:ascii="Times New Roman" w:hAnsi="Times New Roman" w:eastAsia="Times New Roman" w:cs="Times New Roman"/>
+        </w:rPr>
+        <w:t>）；10.4</w:t>
       </w:r>
       <w:r>
         <w:rPr>
@@ -20256,7 +20544,25 @@
         <w:rPr>
           <w:rFonts w:hint="eastAsia" w:ascii="Times New Roman" w:hAnsi="Times New Roman" w:eastAsia="FangSong" w:cs="Times New Roman"/>
         </w:rPr>
-        <w:t xml:space="preserve">苯炔可由</w:t>
+        <w:t>苯炔可由邻氨基苯甲酸</w:t>
+      </w:r>
+      <w:r>
+        <w:rPr>
+          <w:rFonts w:hint="eastAsia" w:ascii="Times New Roman" w:hAnsi="Times New Roman" w:eastAsia="Times New Roman" w:cs="Times New Roman"/>
+        </w:rPr>
+        <w:t>（2-</w:t>
+      </w:r>
+      <w:r>
+        <w:rPr>
+          <w:rFonts w:hint="eastAsia" w:ascii="Times New Roman" w:hAnsi="Times New Roman" w:eastAsia="FangSong" w:cs="Times New Roman"/>
+        </w:rPr>
+        <w:t>氨基苯甲酸</w:t>
+      </w:r>
+      <w:r>
+        <w:rPr>
+          <w:rFonts w:hint="eastAsia" w:ascii="Times New Roman" w:hAnsi="Times New Roman" w:eastAsia="Times New Roman" w:cs="Times New Roman"/>
+        </w:rPr>
+        <w:t>，anthranilic</w:t>
       </w:r>
       <w:r>
         <w:rPr>
@@ -20268,13 +20574,13 @@
         <w:rPr>
           <w:rFonts w:hint="eastAsia" w:ascii="Times New Roman" w:hAnsi="Times New Roman" w:eastAsia="Times New Roman" w:cs="Times New Roman"/>
         </w:rPr>
-        <w:t>2-</w:t>
-      </w:r>
-      <w:r>
-        <w:rPr>
-          <w:rFonts w:hint="eastAsia" w:ascii="Times New Roman" w:hAnsi="Times New Roman" w:eastAsia="FangSong" w:cs="Times New Roman"/>
-        </w:rPr>
-        <w:t>溴苯甲酸的重氮盐加热分解制得</w:t>
+        <w:t>acid）</w:t>
+      </w:r>
+      <w:r>
+        <w:rPr>
+          <w:rFonts w:hint="eastAsia" w:ascii="Times New Roman" w:hAnsi="Times New Roman" w:eastAsia="FangSong" w:cs="Times New Roman"/>
+        </w:rPr>
+        <w:t>经重氮化后加热分解制得</w:t>
       </w:r>
       <w:r>
         <w:rPr>
@@ -23257,19 +23563,32 @@
         <w:rPr>
           <w:rFonts w:hint="eastAsia" w:ascii="Times New Roman" w:hAnsi="Times New Roman" w:eastAsia="FangSong" w:cs="Times New Roman"/>
         </w:rPr>
-        <w:t>酰基化的亲电体是酰基正离子</w:t>
-      </w:r>
-      <w:r>
-        <w:rPr>
-          <w:rFonts w:hint="eastAsia" w:ascii="Times New Roman" w:hAnsi="Times New Roman" w:eastAsia="Times New Roman" w:cs="Times New Roman"/>
-        </w:rPr>
-        <w:t>（</w:t>
-      </w:r>
-      <w:r>
-        <w:rPr>
-          <w:rFonts w:hint="eastAsia" w:ascii="Times New Roman" w:hAnsi="Times New Roman" w:eastAsia="FangSong" w:cs="Times New Roman"/>
-        </w:rPr>
-        <w:t>酰鎓离子</w:t>
+        <w:t>酰基化的亲电体是酰鎓离子</w:t>
+      </w:r>
+      <w:r>
+        <w:rPr>
+          <w:rFonts w:hint="eastAsia" w:ascii="Times New Roman" w:hAnsi="Times New Roman" w:eastAsia="Times New Roman" w:cs="Times New Roman"/>
+        </w:rPr>
+        <w:t>（acylium,</w:t>
+      </w:r>
+      <w:r>
+        <w:rPr>
+          <w:rFonts w:ascii="Times New Roman" w:hAnsi="Times New Roman" w:eastAsia="Times New Roman" w:cs="Times New Roman"/>
+        </w:rPr>
+        <w:t xml:space="preserve"> </w:t>
+      </w:r>
+      <w:r>
+        <w:rPr>
+          <w:rFonts w:hint="eastAsia" w:ascii="Times New Roman" w:hAnsi="Times New Roman" w:eastAsia="Times New Roman" w:cs="Times New Roman"/>
+        </w:rPr>
+        <w:t>R–C≡O</w:t>
+      </w:r>
+      <w:r>
+        <w:rPr>
+          <w:rFonts w:hint="eastAsia" w:ascii="Times New Roman" w:hAnsi="Times New Roman" w:eastAsia="Times New Roman" w:cs="Times New Roman"/>
+          <w:vertAlign w:val="superscript"/>
+        </w:rPr>
+        <w:t>+</w:t>
       </w:r>
       <w:r>
         <w:rPr>
@@ -23281,7 +23600,31 @@
         <w:rPr>
           <w:rFonts w:hint="eastAsia" w:ascii="Times New Roman" w:hAnsi="Times New Roman" w:eastAsia="FangSong" w:cs="Times New Roman"/>
         </w:rPr>
-        <w:t>其正电荷定域在羰基碳上</w:t>
+        <w:t>碳为</w:t>
+      </w:r>
+      <w:r>
+        <w:rPr>
+          <w:rFonts w:ascii="Times New Roman" w:hAnsi="Times New Roman" w:eastAsia="Times New Roman" w:cs="Times New Roman"/>
+        </w:rPr>
+        <w:t xml:space="preserve"> sp </w:t>
+      </w:r>
+      <w:r>
+        <w:rPr>
+          <w:rFonts w:hint="eastAsia" w:ascii="Times New Roman" w:hAnsi="Times New Roman" w:eastAsia="FangSong" w:cs="Times New Roman"/>
+        </w:rPr>
+        <w:t>杂化</w:t>
+      </w:r>
+      <w:r>
+        <w:rPr>
+          <w:rFonts w:hint="eastAsia" w:ascii="Times New Roman" w:hAnsi="Times New Roman" w:eastAsia="Times New Roman" w:cs="Times New Roman"/>
+        </w:rPr>
+        <w:t>、</w:t>
+      </w:r>
+      <w:r>
+        <w:rPr>
+          <w:rFonts w:hint="eastAsia" w:ascii="Times New Roman" w:hAnsi="Times New Roman" w:eastAsia="FangSong" w:cs="Times New Roman"/>
+        </w:rPr>
+        <w:t>与氧接近三键</w:t>
       </w:r>
       <w:r>
         <w:rPr>
@@ -23293,7 +23636,19 @@
         <w:rPr>
           <w:rFonts w:hint="eastAsia" w:ascii="Times New Roman" w:hAnsi="Times New Roman" w:eastAsia="FangSong" w:cs="Times New Roman"/>
         </w:rPr>
-        <w:t>不存在类似的迁移驱动力</w:t>
+        <w:t>不存在碳正离子那样的氢负离子</w:t>
+      </w:r>
+      <w:r>
+        <w:rPr>
+          <w:rFonts w:hint="eastAsia" w:ascii="Times New Roman" w:hAnsi="Times New Roman" w:eastAsia="Times New Roman" w:cs="Times New Roman"/>
+        </w:rPr>
+        <w:t>／</w:t>
+      </w:r>
+      <w:r>
+        <w:rPr>
+          <w:rFonts w:hint="eastAsia" w:ascii="Times New Roman" w:hAnsi="Times New Roman" w:eastAsia="FangSong" w:cs="Times New Roman"/>
+        </w:rPr>
+        <w:t>烷基迁移通道</w:t>
       </w:r>
       <w:r>
         <w:rPr>
@@ -23909,7 +24264,14 @@
         <w:rPr>
           <w:rFonts w:hint="eastAsia" w:ascii="Times New Roman" w:hAnsi="Times New Roman" w:eastAsia="Times New Roman" w:cs="Times New Roman"/>
         </w:rPr>
-        <w:t>，C−Br</w:t>
+        <w:t>（—CH</w:t>
+      </w:r>
+      <w:r>
+        <w:rPr>
+          <w:rFonts w:hint="eastAsia" w:ascii="Times New Roman" w:hAnsi="Times New Roman" w:eastAsia="Times New Roman" w:cs="Times New Roman"/>
+          <w:vertAlign w:val="subscript"/>
+        </w:rPr>
+        <w:t>3</w:t>
       </w:r>
       <w:r>
         <w:rPr>
@@ -23921,6 +24283,24 @@
         <w:rPr>
           <w:rFonts w:hint="eastAsia" w:ascii="Times New Roman" w:hAnsi="Times New Roman" w:eastAsia="FangSong" w:cs="Times New Roman"/>
         </w:rPr>
+        <w:t>占据的一侧无氢</w:t>
+      </w:r>
+      <w:r>
+        <w:rPr>
+          <w:rFonts w:hint="eastAsia" w:ascii="Times New Roman" w:hAnsi="Times New Roman" w:eastAsia="Times New Roman" w:cs="Times New Roman"/>
+        </w:rPr>
+        <w:t>），C−Br</w:t>
+      </w:r>
+      <w:r>
+        <w:rPr>
+          <w:rFonts w:ascii="Times New Roman" w:hAnsi="Times New Roman" w:eastAsia="Times New Roman" w:cs="Times New Roman"/>
+        </w:rPr>
+        <w:t xml:space="preserve"> </w:t>
+      </w:r>
+      <w:r>
+        <w:rPr>
+          <w:rFonts w:hint="eastAsia" w:ascii="Times New Roman" w:hAnsi="Times New Roman" w:eastAsia="FangSong" w:cs="Times New Roman"/>
+        </w:rPr>
         <w:t>键断裂</w:t>
       </w:r>
       <w:r>
@@ -23933,7 +24313,25 @@
         <w:rPr>
           <w:rFonts w:hint="eastAsia" w:ascii="Times New Roman" w:hAnsi="Times New Roman" w:eastAsia="FangSong" w:cs="Times New Roman"/>
         </w:rPr>
-        <w:t>生成苯炔</w:t>
+        <w:t>生成</w:t>
+      </w:r>
+      <w:r>
+        <w:rPr>
+          <w:rFonts w:ascii="Times New Roman" w:hAnsi="Times New Roman" w:eastAsia="Times New Roman" w:cs="Times New Roman"/>
+        </w:rPr>
+        <w:t xml:space="preserve"> </w:t>
+      </w:r>
+      <w:r>
+        <w:rPr>
+          <w:rFonts w:hint="eastAsia" w:ascii="Times New Roman" w:hAnsi="Times New Roman" w:eastAsia="Times New Roman" w:cs="Times New Roman"/>
+        </w:rPr>
+        <w:t>3-</w:t>
+      </w:r>
+      <w:r>
+        <w:rPr>
+          <w:rFonts w:hint="eastAsia" w:ascii="Times New Roman" w:hAnsi="Times New Roman" w:eastAsia="FangSong" w:cs="Times New Roman"/>
+        </w:rPr>
+        <w:t>甲基苯炔</w:t>
       </w:r>
       <w:r>
         <w:rPr>
@@ -23958,6 +24356,74 @@
           <w:rFonts w:hint="eastAsia" w:ascii="Times New Roman" w:hAnsi="Times New Roman" w:eastAsia="Times New Roman" w:cs="Times New Roman"/>
           <w:vertAlign w:val="subscript"/>
         </w:rPr>
+        <w:t>2</w:t>
+      </w:r>
+      <w:r>
+        <w:rPr>
+          <w:rFonts w:hint="eastAsia" w:ascii="Times New Roman" w:hAnsi="Times New Roman" w:eastAsia="Times New Roman" w:cs="Times New Roman"/>
+          <w:vertAlign w:val="superscript"/>
+        </w:rPr>
+        <w:t>-</w:t>
+      </w:r>
+      <w:r>
+        <w:rPr>
+          <w:rFonts w:ascii="Times New Roman" w:hAnsi="Times New Roman" w:eastAsia="Times New Roman" w:cs="Times New Roman"/>
+        </w:rPr>
+        <w:t xml:space="preserve"> </w:t>
+      </w:r>
+      <w:r>
+        <w:rPr>
+          <w:rFonts w:hint="eastAsia" w:ascii="Times New Roman" w:hAnsi="Times New Roman" w:eastAsia="FangSong" w:cs="Times New Roman"/>
+        </w:rPr>
+        <w:t xml:space="preserve">加成到苯炔的任一</w:t>
+      </w:r>
+      <w:r>
+        <w:rPr>
+          <w:rFonts w:ascii="Times New Roman" w:hAnsi="Times New Roman" w:eastAsia="Times New Roman" w:cs="Times New Roman"/>
+        </w:rPr>
+        <w:t xml:space="preserve"> sp </w:t>
+      </w:r>
+      <w:r>
+        <w:rPr>
+          <w:rFonts w:hint="eastAsia" w:ascii="Times New Roman" w:hAnsi="Times New Roman" w:eastAsia="FangSong" w:cs="Times New Roman"/>
+        </w:rPr>
+        <w:t>碳</w:t>
+      </w:r>
+      <w:r>
+        <w:rPr>
+          <w:rFonts w:hint="eastAsia" w:ascii="Times New Roman" w:hAnsi="Times New Roman" w:eastAsia="Times New Roman" w:cs="Times New Roman"/>
+        </w:rPr>
+        <w:t>，</w:t>
+      </w:r>
+      <w:r>
+        <w:rPr>
+          <w:rFonts w:hint="eastAsia" w:ascii="Times New Roman" w:hAnsi="Times New Roman" w:eastAsia="FangSong" w:cs="Times New Roman"/>
+        </w:rPr>
+        <w:t>形成芳基负离子</w:t>
+      </w:r>
+      <w:r>
+        <w:rPr>
+          <w:rFonts w:hint="eastAsia" w:ascii="Times New Roman" w:hAnsi="Times New Roman" w:eastAsia="Times New Roman" w:cs="Times New Roman"/>
+        </w:rPr>
+        <w:t>，</w:t>
+      </w:r>
+      <w:r>
+        <w:rPr>
+          <w:rFonts w:hint="eastAsia" w:ascii="Times New Roman" w:hAnsi="Times New Roman" w:eastAsia="FangSong" w:cs="Times New Roman"/>
+        </w:rPr>
+        <w:t>再从溶剂</w:t>
+      </w:r>
+      <w:r>
+        <w:rPr>
+          <w:rFonts w:ascii="Times New Roman" w:hAnsi="Times New Roman" w:eastAsia="Times New Roman" w:cs="Times New Roman"/>
+        </w:rPr>
+        <w:t xml:space="preserve"> NH</w:t>
+      </w:r>
+      <w:r>
+        <w:rPr>
+          <w:rFonts w:ascii="Times New Roman" w:hAnsi="Times New Roman" w:eastAsia="Times New Roman" w:cs="Times New Roman"/>
+          <w:vertAlign w:val="subscript"/>
+        </w:rPr>
         <w:t>3</w:t>
       </w:r>
       <w:r>
@@ -23970,7 +24436,19 @@
         <w:rPr>
           <w:rFonts w:hint="eastAsia" w:ascii="Times New Roman" w:hAnsi="Times New Roman" w:eastAsia="FangSong" w:cs="Times New Roman"/>
         </w:rPr>
-        <w:t xml:space="preserve">加成到苯炔的任一</w:t>
+        <w:t>获取质子</w:t>
+      </w:r>
+      <w:r>
+        <w:rPr>
+          <w:rFonts w:hint="eastAsia" w:ascii="Times New Roman" w:hAnsi="Times New Roman" w:eastAsia="Times New Roman" w:cs="Times New Roman"/>
+        </w:rPr>
+        <w:t>。</w:t>
+      </w:r>
+      <w:r>
+        <w:rPr>
+          <w:rFonts w:hint="eastAsia" w:ascii="Times New Roman" w:hAnsi="Times New Roman" w:eastAsia="FangSong" w:cs="Times New Roman"/>
+        </w:rPr>
+        <w:t>因苯炔两个</w:t>
       </w:r>
       <w:r>
         <w:rPr>
@@ -23982,7 +24460,7 @@
         <w:rPr>
           <w:rFonts w:hint="eastAsia" w:ascii="Times New Roman" w:hAnsi="Times New Roman" w:eastAsia="FangSong" w:cs="Times New Roman"/>
         </w:rPr>
-        <w:t>碳</w:t>
+        <w:t>碳近似等价</w:t>
       </w:r>
       <w:r>
         <w:rPr>
@@ -23994,7 +24472,7 @@
         <w:rPr>
           <w:rFonts w:hint="eastAsia" w:ascii="Times New Roman" w:hAnsi="Times New Roman" w:eastAsia="FangSong" w:cs="Times New Roman"/>
         </w:rPr>
-        <w:t>形成芳基负离子</w:t>
+        <w:t>进攻可发生在两处</w:t>
       </w:r>
       <w:r>
         <w:rPr>
@@ -24006,80 +24484,7 @@
         <w:rPr>
           <w:rFonts w:hint="eastAsia" w:ascii="Times New Roman" w:hAnsi="Times New Roman" w:eastAsia="FangSong" w:cs="Times New Roman"/>
         </w:rPr>
-        <w:t>再从</w:t>
-      </w:r>
-      <w:r>
-        <w:rPr>
-          <w:rFonts w:ascii="Times New Roman" w:hAnsi="Times New Roman" w:eastAsia="Times New Roman" w:cs="Times New Roman"/>
-        </w:rPr>
-        <w:t xml:space="preserve"> NH</w:t>
-      </w:r>
-      <w:r>
-        <w:rPr>
-          <w:rFonts w:ascii="Times New Roman" w:hAnsi="Times New Roman" w:eastAsia="Times New Roman" w:cs="Times New Roman"/>
-          <w:vertAlign w:val="subscript"/>
-        </w:rPr>
-        <w:t>3</w:t>
-      </w:r>
-      <w:r>
-        <w:rPr>
-          <w:rFonts w:ascii="Times New Roman" w:hAnsi="Times New Roman" w:eastAsia="Times New Roman" w:cs="Times New Roman"/>
-        </w:rPr>
-        <w:t xml:space="preserve"> </w:t>
-      </w:r>
-      <w:r>
-        <w:rPr>
-          <w:rFonts w:hint="eastAsia" w:ascii="Times New Roman" w:hAnsi="Times New Roman" w:eastAsia="FangSong" w:cs="Times New Roman"/>
-        </w:rPr>
-        <w:t>获取质子</w:t>
-      </w:r>
-      <w:r>
-        <w:rPr>
-          <w:rFonts w:hint="eastAsia" w:ascii="Times New Roman" w:hAnsi="Times New Roman" w:eastAsia="Times New Roman" w:cs="Times New Roman"/>
-        </w:rPr>
-        <w:t>。</w:t>
-      </w:r>
-      <w:r>
-        <w:rPr>
-          <w:rFonts w:hint="eastAsia" w:ascii="Times New Roman" w:hAnsi="Times New Roman" w:eastAsia="FangSong" w:cs="Times New Roman"/>
-        </w:rPr>
-        <w:t>因苯炔两个</w:t>
-      </w:r>
-      <w:r>
-        <w:rPr>
-          <w:rFonts w:ascii="Times New Roman" w:hAnsi="Times New Roman" w:eastAsia="Times New Roman" w:cs="Times New Roman"/>
-        </w:rPr>
-        <w:t xml:space="preserve"> sp </w:t>
-      </w:r>
-      <w:r>
-        <w:rPr>
-          <w:rFonts w:hint="eastAsia" w:ascii="Times New Roman" w:hAnsi="Times New Roman" w:eastAsia="FangSong" w:cs="Times New Roman"/>
-        </w:rPr>
-        <w:t>碳近似等价</w:t>
-      </w:r>
-      <w:r>
-        <w:rPr>
-          <w:rFonts w:hint="eastAsia" w:ascii="Times New Roman" w:hAnsi="Times New Roman" w:eastAsia="Times New Roman" w:cs="Times New Roman"/>
-        </w:rPr>
-        <w:t>，</w:t>
-      </w:r>
-      <w:r>
-        <w:rPr>
-          <w:rFonts w:hint="eastAsia" w:ascii="Times New Roman" w:hAnsi="Times New Roman" w:eastAsia="FangSong" w:cs="Times New Roman"/>
-        </w:rPr>
-        <w:t>进攻可发生在两处</w:t>
-      </w:r>
-      <w:r>
-        <w:rPr>
-          <w:rFonts w:hint="eastAsia" w:ascii="Times New Roman" w:hAnsi="Times New Roman" w:eastAsia="Times New Roman" w:cs="Times New Roman"/>
-        </w:rPr>
-        <w:t>，</w:t>
-      </w:r>
-      <w:r>
-        <w:rPr>
-          <w:rFonts w:hint="eastAsia" w:ascii="Times New Roman" w:hAnsi="Times New Roman" w:eastAsia="FangSong" w:cs="Times New Roman"/>
-        </w:rPr>
-        <w:t>分别得到邻甲苯胺与对甲苯胺</w:t>
+        <w:t>分别得到邻甲苯胺与间甲苯胺</w:t>
       </w:r>
       <w:r>
         <w:rPr>
@@ -24380,49 +24785,49 @@
         <w:rPr>
           <w:rFonts w:hint="eastAsia" w:ascii="Times New Roman" w:hAnsi="Times New Roman" w:eastAsia="FangSong" w:cs="Times New Roman"/>
         </w:rPr>
-        <w:t>将</w:t>
-      </w:r>
-      <w:r>
-        <w:rPr>
-          <w:rFonts w:ascii="Times New Roman" w:hAnsi="Times New Roman" w:eastAsia="Times New Roman" w:cs="Times New Roman"/>
-        </w:rPr>
-        <w:t xml:space="preserve"> </w:t>
-      </w:r>
-      <w:r>
-        <w:rPr>
-          <w:rFonts w:hint="eastAsia" w:ascii="Times New Roman" w:hAnsi="Times New Roman" w:eastAsia="Times New Roman" w:cs="Times New Roman"/>
-        </w:rPr>
-        <w:t>2-</w:t>
-      </w:r>
-      <w:r>
-        <w:rPr>
-          <w:rFonts w:hint="eastAsia" w:ascii="Times New Roman" w:hAnsi="Times New Roman" w:eastAsia="FangSong" w:cs="Times New Roman"/>
-        </w:rPr>
-        <w:t>溴苯甲酸先经重氮化制得</w:t>
-      </w:r>
-      <w:r>
-        <w:rPr>
-          <w:rFonts w:ascii="Times New Roman" w:hAnsi="Times New Roman" w:eastAsia="Times New Roman" w:cs="Times New Roman"/>
-        </w:rPr>
-        <w:t xml:space="preserve"> </w:t>
-      </w:r>
-      <w:r>
-        <w:rPr>
-          <w:rFonts w:hint="eastAsia" w:ascii="Times New Roman" w:hAnsi="Times New Roman" w:eastAsia="Times New Roman" w:cs="Times New Roman"/>
-        </w:rPr>
-        <w:t>2-</w:t>
-      </w:r>
-      <w:r>
-        <w:rPr>
-          <w:rFonts w:hint="eastAsia" w:ascii="Times New Roman" w:hAnsi="Times New Roman" w:eastAsia="FangSong" w:cs="Times New Roman"/>
-        </w:rPr>
-        <w:t>溴苯甲酸重氮盐</w:t>
+        <w:t>将邻氨基苯甲酸</w:t>
+      </w:r>
+      <w:r>
+        <w:rPr>
+          <w:rFonts w:hint="eastAsia" w:ascii="Times New Roman" w:hAnsi="Times New Roman" w:eastAsia="Times New Roman" w:cs="Times New Roman"/>
+        </w:rPr>
+        <w:t>（2-</w:t>
+      </w:r>
+      <w:r>
+        <w:rPr>
+          <w:rFonts w:hint="eastAsia" w:ascii="Times New Roman" w:hAnsi="Times New Roman" w:eastAsia="FangSong" w:cs="Times New Roman"/>
+        </w:rPr>
+        <w:t>氨基苯甲酸</w:t>
+      </w:r>
+      <w:r>
+        <w:rPr>
+          <w:rFonts w:hint="eastAsia" w:ascii="Times New Roman" w:hAnsi="Times New Roman" w:eastAsia="Times New Roman" w:cs="Times New Roman"/>
+        </w:rPr>
+        <w:t>）</w:t>
+      </w:r>
+      <w:r>
+        <w:rPr>
+          <w:rFonts w:hint="eastAsia" w:ascii="Times New Roman" w:hAnsi="Times New Roman" w:eastAsia="FangSong" w:cs="Times New Roman"/>
+        </w:rPr>
+        <w:t>用亚硝酸重氮化</w:t>
       </w:r>
       <w:r>
         <w:rPr>
           <w:rFonts w:hint="eastAsia" w:ascii="Times New Roman" w:hAnsi="Times New Roman" w:eastAsia="Times New Roman" w:cs="Times New Roman"/>
         </w:rPr>
         <w:t>，</w:t>
+      </w:r>
+      <w:r>
+        <w:rPr>
+          <w:rFonts w:hint="eastAsia" w:ascii="Times New Roman" w:hAnsi="Times New Roman" w:eastAsia="FangSong" w:cs="Times New Roman"/>
+        </w:rPr>
+        <w:t>制得邻羧基苯重氮盐</w:t>
+      </w:r>
+      <w:r>
+        <w:rPr>
+          <w:rFonts w:hint="eastAsia" w:ascii="Times New Roman" w:hAnsi="Times New Roman" w:eastAsia="Times New Roman" w:cs="Times New Roman"/>
+        </w:rPr>
+        <w:t>（benzenediazonium-2-carboxylate），</w:t>
       </w:r>
       <w:r>
         <w:rPr>
@@ -24722,7 +25127,7 @@
         <w:rPr>
           <w:rFonts w:hint="eastAsia" w:ascii="Times New Roman" w:hAnsi="Times New Roman" w:eastAsia="FangSong" w:cs="Times New Roman"/>
         </w:rPr>
-        <w:t>均为邻对位导向</w:t>
+        <w:t>虽同为邻对位导向</w:t>
       </w:r>
       <w:r>
         <w:rPr>
@@ -24734,482 +25139,586 @@
         <w:rPr>
           <w:rFonts w:hint="eastAsia" w:ascii="Times New Roman" w:hAnsi="Times New Roman" w:eastAsia="FangSong" w:cs="Times New Roman"/>
         </w:rPr>
+        <w:t>但指向的具体位点不同</w:t>
+      </w:r>
+      <w:r>
+        <w:rPr>
+          <w:rFonts w:hint="eastAsia" w:ascii="Times New Roman" w:hAnsi="Times New Roman" w:eastAsia="Times New Roman" w:cs="Times New Roman"/>
+        </w:rPr>
+        <w:t>（−CH</w:t>
+      </w:r>
+      <w:r>
+        <w:rPr>
+          <w:rFonts w:hint="eastAsia" w:ascii="Times New Roman" w:hAnsi="Times New Roman" w:eastAsia="Times New Roman" w:cs="Times New Roman"/>
+          <w:vertAlign w:val="subscript"/>
+        </w:rPr>
+        <w:t>3</w:t>
+      </w:r>
+      <w:r>
+        <w:rPr>
+          <w:rFonts w:ascii="Times New Roman" w:hAnsi="Times New Roman" w:eastAsia="Times New Roman" w:cs="Times New Roman"/>
+        </w:rPr>
+        <w:t xml:space="preserve"> </w:t>
+      </w:r>
+      <w:r>
+        <w:rPr>
+          <w:rFonts w:hint="eastAsia" w:ascii="Times New Roman" w:hAnsi="Times New Roman" w:eastAsia="FangSong" w:cs="Times New Roman"/>
+        </w:rPr>
+        <w:t xml:space="preserve">指</w:t>
+      </w:r>
+      <w:r>
+        <w:rPr>
+          <w:rFonts w:ascii="Times New Roman" w:hAnsi="Times New Roman" w:eastAsia="Times New Roman" w:cs="Times New Roman"/>
+        </w:rPr>
+        <w:t xml:space="preserve"> </w:t>
+      </w:r>
+      <w:r>
+        <w:rPr>
+          <w:rFonts w:hint="eastAsia" w:ascii="Times New Roman" w:hAnsi="Times New Roman" w:eastAsia="Times New Roman" w:cs="Times New Roman"/>
+        </w:rPr>
+        <w:t xml:space="preserve">C2/C6，−Cl</w:t>
+      </w:r>
+      <w:r>
+        <w:rPr>
+          <w:rFonts w:ascii="Times New Roman" w:hAnsi="Times New Roman" w:eastAsia="Times New Roman" w:cs="Times New Roman"/>
+        </w:rPr>
+        <w:t xml:space="preserve"> </w:t>
+      </w:r>
+      <w:r>
+        <w:rPr>
+          <w:rFonts w:hint="eastAsia" w:ascii="Times New Roman" w:hAnsi="Times New Roman" w:eastAsia="FangSong" w:cs="Times New Roman"/>
+        </w:rPr>
+        <w:t xml:space="preserve">指</w:t>
+      </w:r>
+      <w:r>
+        <w:rPr>
+          <w:rFonts w:ascii="Times New Roman" w:hAnsi="Times New Roman" w:eastAsia="Times New Roman" w:cs="Times New Roman"/>
+        </w:rPr>
+        <w:t xml:space="preserve"> </w:t>
+      </w:r>
+      <w:r>
+        <w:rPr>
+          <w:rFonts w:hint="eastAsia" w:ascii="Times New Roman" w:hAnsi="Times New Roman" w:eastAsia="Times New Roman" w:cs="Times New Roman"/>
+        </w:rPr>
+        <w:t>C3/C5），</w:t>
+      </w:r>
+      <w:r>
+        <w:rPr>
+          <w:rFonts w:hint="eastAsia" w:ascii="Times New Roman" w:hAnsi="Times New Roman" w:eastAsia="FangSong" w:cs="Times New Roman"/>
+        </w:rPr>
+        <w:t>仍有冲突</w:t>
+      </w:r>
+      <w:r>
+        <w:rPr>
+          <w:rFonts w:hint="eastAsia" w:ascii="Times New Roman" w:hAnsi="Times New Roman" w:eastAsia="Times New Roman" w:cs="Times New Roman"/>
+        </w:rPr>
+        <w:t>；</w:t>
+      </w:r>
+      <w:r>
+        <w:rPr>
+          <w:rFonts w:hint="eastAsia" w:ascii="Times New Roman" w:hAnsi="Times New Roman" w:eastAsia="FangSong" w:cs="Times New Roman"/>
+        </w:rPr>
+        <w:t>由更强的活化基</w:t>
+      </w:r>
+      <w:r>
+        <w:rPr>
+          <w:rFonts w:ascii="Times New Roman" w:hAnsi="Times New Roman" w:eastAsia="Times New Roman" w:cs="Times New Roman"/>
+        </w:rPr>
+        <w:t xml:space="preserve"> −CH</w:t>
+      </w:r>
+      <w:r>
+        <w:rPr>
+          <w:rFonts w:ascii="Times New Roman" w:hAnsi="Times New Roman" w:eastAsia="Times New Roman" w:cs="Times New Roman"/>
+          <w:vertAlign w:val="subscript"/>
+        </w:rPr>
+        <w:t>3</w:t>
+      </w:r>
+      <w:r>
+        <w:rPr>
+          <w:rFonts w:ascii="Times New Roman" w:hAnsi="Times New Roman" w:eastAsia="Times New Roman" w:cs="Times New Roman"/>
+        </w:rPr>
+        <w:t xml:space="preserve"> </w:t>
+      </w:r>
+      <w:r>
+        <w:rPr>
+          <w:rFonts w:hint="eastAsia" w:ascii="Times New Roman" w:hAnsi="Times New Roman" w:eastAsia="FangSong" w:cs="Times New Roman"/>
+        </w:rPr>
+        <w:t>主导</w:t>
+      </w:r>
+      <w:r>
+        <w:rPr>
+          <w:rFonts w:hint="eastAsia" w:ascii="Times New Roman" w:hAnsi="Times New Roman" w:eastAsia="Times New Roman" w:cs="Times New Roman"/>
+        </w:rPr>
+        <w:t>，</w:t>
+      </w:r>
+      <w:r>
+        <w:rPr>
+          <w:rFonts w:hint="eastAsia" w:ascii="Times New Roman" w:hAnsi="Times New Roman" w:eastAsia="FangSong" w:cs="Times New Roman"/>
+        </w:rPr>
+        <w:t>主要进入甲基的邻位</w:t>
+      </w:r>
+      <w:r>
+        <w:rPr>
+          <w:rFonts w:hint="eastAsia" w:ascii="Times New Roman" w:hAnsi="Times New Roman" w:eastAsia="Times New Roman" w:cs="Times New Roman"/>
+        </w:rPr>
+        <w:t>。(b)</w:t>
+      </w:r>
+      <w:r>
+        <w:rPr>
+          <w:rFonts w:ascii="Times New Roman" w:hAnsi="Times New Roman" w:eastAsia="Times New Roman" w:cs="Times New Roman"/>
+        </w:rPr>
+        <w:t xml:space="preserve"> </w:t>
+      </w:r>
+      <w:r>
+        <w:rPr>
+          <w:rFonts w:hint="eastAsia" w:ascii="Times New Roman" w:hAnsi="Times New Roman" w:eastAsia="FangSong" w:cs="Times New Roman"/>
+        </w:rPr>
+        <w:t>间硝基苯酚</w:t>
+      </w:r>
+      <w:r>
+        <w:rPr>
+          <w:rFonts w:hint="eastAsia" w:ascii="Times New Roman" w:hAnsi="Times New Roman" w:eastAsia="Times New Roman" w:cs="Times New Roman"/>
+        </w:rPr>
+        <w:t>：−OH（</w:t>
+      </w:r>
+      <w:r>
+        <w:rPr>
+          <w:rFonts w:hint="eastAsia" w:ascii="Times New Roman" w:hAnsi="Times New Roman" w:eastAsia="FangSong" w:cs="Times New Roman"/>
+        </w:rPr>
+        <w:t>强活化</w:t>
+      </w:r>
+      <w:r>
+        <w:rPr>
+          <w:rFonts w:hint="eastAsia" w:ascii="Times New Roman" w:hAnsi="Times New Roman" w:eastAsia="Times New Roman" w:cs="Times New Roman"/>
+        </w:rPr>
+        <w:t>，o/p）</w:t>
+      </w:r>
+      <w:r>
+        <w:rPr>
+          <w:rFonts w:hint="eastAsia" w:ascii="Times New Roman" w:hAnsi="Times New Roman" w:eastAsia="FangSong" w:cs="Times New Roman"/>
+        </w:rPr>
+        <w:t>与</w:t>
+      </w:r>
+      <w:r>
+        <w:rPr>
+          <w:rFonts w:ascii="Times New Roman" w:hAnsi="Times New Roman" w:eastAsia="Times New Roman" w:cs="Times New Roman"/>
+        </w:rPr>
+        <w:t xml:space="preserve"> </w:t>
+      </w:r>
+      <w:r>
+        <w:rPr>
+          <w:rFonts w:hint="eastAsia" w:ascii="Times New Roman" w:hAnsi="Times New Roman" w:eastAsia="Times New Roman" w:cs="Times New Roman"/>
+        </w:rPr>
+        <w:t>−NO</w:t>
+      </w:r>
+      <w:r>
+        <w:rPr>
+          <w:rFonts w:hint="eastAsia" w:ascii="Times New Roman" w:hAnsi="Times New Roman" w:eastAsia="Times New Roman" w:cs="Times New Roman"/>
+          <w:vertAlign w:val="subscript"/>
+        </w:rPr>
+        <w:t>2</w:t>
+      </w:r>
+      <w:r>
+        <w:rPr>
+          <w:rFonts w:hint="eastAsia" w:ascii="Times New Roman" w:hAnsi="Times New Roman" w:eastAsia="Times New Roman" w:cs="Times New Roman"/>
+        </w:rPr>
+        <w:t>（</w:t>
+      </w:r>
+      <w:r>
+        <w:rPr>
+          <w:rFonts w:hint="eastAsia" w:ascii="Times New Roman" w:hAnsi="Times New Roman" w:eastAsia="FangSong" w:cs="Times New Roman"/>
+        </w:rPr>
+        <w:t>强钝化</w:t>
+      </w:r>
+      <w:r>
+        <w:rPr>
+          <w:rFonts w:hint="eastAsia" w:ascii="Times New Roman" w:hAnsi="Times New Roman" w:eastAsia="Times New Roman" w:cs="Times New Roman"/>
+        </w:rPr>
+        <w:t>，m）</w:t>
+      </w:r>
+      <w:r>
+        <w:rPr>
+          <w:rFonts w:hint="eastAsia" w:ascii="Times New Roman" w:hAnsi="Times New Roman" w:eastAsia="FangSong" w:cs="Times New Roman"/>
+        </w:rPr>
+        <w:t>冲突</w:t>
+      </w:r>
+      <w:r>
+        <w:rPr>
+          <w:rFonts w:hint="eastAsia" w:ascii="Times New Roman" w:hAnsi="Times New Roman" w:eastAsia="Times New Roman" w:cs="Times New Roman"/>
+        </w:rPr>
+        <w:t>；</w:t>
+      </w:r>
+      <w:r>
+        <w:rPr>
+          <w:rFonts w:hint="eastAsia" w:ascii="Times New Roman" w:hAnsi="Times New Roman" w:eastAsia="FangSong" w:cs="Times New Roman"/>
+        </w:rPr>
+        <w:t>由强活化的</w:t>
+      </w:r>
+      <w:r>
+        <w:rPr>
+          <w:rFonts w:ascii="Times New Roman" w:hAnsi="Times New Roman" w:eastAsia="Times New Roman" w:cs="Times New Roman"/>
+        </w:rPr>
+        <w:t xml:space="preserve"> −OH </w:t>
+      </w:r>
+      <w:r>
+        <w:rPr>
+          <w:rFonts w:hint="eastAsia" w:ascii="Times New Roman" w:hAnsi="Times New Roman" w:eastAsia="FangSong" w:cs="Times New Roman"/>
+        </w:rPr>
+        <w:t>主导</w:t>
+      </w:r>
+      <w:r>
+        <w:rPr>
+          <w:rFonts w:hint="eastAsia" w:ascii="Times New Roman" w:hAnsi="Times New Roman" w:eastAsia="Times New Roman" w:cs="Times New Roman"/>
+        </w:rPr>
+        <w:t>，</w:t>
+      </w:r>
+      <w:r>
+        <w:rPr>
+          <w:rFonts w:hint="eastAsia" w:ascii="Times New Roman" w:hAnsi="Times New Roman" w:eastAsia="FangSong" w:cs="Times New Roman"/>
+        </w:rPr>
+        <w:t>进入</w:t>
+      </w:r>
+      <w:r>
+        <w:rPr>
+          <w:rFonts w:ascii="Times New Roman" w:hAnsi="Times New Roman" w:eastAsia="Times New Roman" w:cs="Times New Roman"/>
+        </w:rPr>
+        <w:t xml:space="preserve"> −OH </w:t>
+      </w:r>
+      <w:r>
+        <w:rPr>
+          <w:rFonts w:hint="eastAsia" w:ascii="Times New Roman" w:hAnsi="Times New Roman" w:eastAsia="FangSong" w:cs="Times New Roman"/>
+        </w:rPr>
+        <w:t>的邻</w:t>
+      </w:r>
+      <w:r>
+        <w:rPr>
+          <w:rFonts w:hint="eastAsia" w:ascii="Times New Roman" w:hAnsi="Times New Roman" w:eastAsia="Times New Roman" w:cs="Times New Roman"/>
+        </w:rPr>
+        <w:t>、</w:t>
+      </w:r>
+      <w:r>
+        <w:rPr>
+          <w:rFonts w:hint="eastAsia" w:ascii="Times New Roman" w:hAnsi="Times New Roman" w:eastAsia="FangSong" w:cs="Times New Roman"/>
+        </w:rPr>
+        <w:t>对位</w:t>
+      </w:r>
+      <w:r>
+        <w:rPr>
+          <w:rFonts w:hint="eastAsia" w:ascii="Times New Roman" w:hAnsi="Times New Roman" w:eastAsia="Times New Roman" w:cs="Times New Roman"/>
+        </w:rPr>
+        <w:t>。(c)</w:t>
+      </w:r>
+      <w:r>
+        <w:rPr>
+          <w:rFonts w:ascii="Times New Roman" w:hAnsi="Times New Roman" w:eastAsia="Times New Roman" w:cs="Times New Roman"/>
+        </w:rPr>
+        <w:t xml:space="preserve"> </w:t>
+      </w:r>
+      <w:r>
+        <w:rPr>
+          <w:rFonts w:hint="eastAsia" w:ascii="Times New Roman" w:hAnsi="Times New Roman" w:eastAsia="FangSong" w:cs="Times New Roman"/>
+        </w:rPr>
+        <w:t>对溴苯甲醚</w:t>
+      </w:r>
+      <w:r>
+        <w:rPr>
+          <w:rFonts w:hint="eastAsia" w:ascii="Times New Roman" w:hAnsi="Times New Roman" w:eastAsia="Times New Roman" w:cs="Times New Roman"/>
+        </w:rPr>
+        <w:t>：−OCH</w:t>
+      </w:r>
+      <w:r>
+        <w:rPr>
+          <w:rFonts w:hint="eastAsia" w:ascii="Times New Roman" w:hAnsi="Times New Roman" w:eastAsia="Times New Roman" w:cs="Times New Roman"/>
+          <w:vertAlign w:val="subscript"/>
+        </w:rPr>
+        <w:t>3</w:t>
+      </w:r>
+      <w:r>
+        <w:rPr>
+          <w:rFonts w:hint="eastAsia" w:ascii="Times New Roman" w:hAnsi="Times New Roman" w:eastAsia="Times New Roman" w:cs="Times New Roman"/>
+        </w:rPr>
+        <w:t>（</w:t>
+      </w:r>
+      <w:r>
+        <w:rPr>
+          <w:rFonts w:hint="eastAsia" w:ascii="Times New Roman" w:hAnsi="Times New Roman" w:eastAsia="FangSong" w:cs="Times New Roman"/>
+        </w:rPr>
+        <w:t>强活化</w:t>
+      </w:r>
+      <w:r>
+        <w:rPr>
+          <w:rFonts w:hint="eastAsia" w:ascii="Times New Roman" w:hAnsi="Times New Roman" w:eastAsia="Times New Roman" w:cs="Times New Roman"/>
+        </w:rPr>
+        <w:t>，o/p）</w:t>
+      </w:r>
+      <w:r>
+        <w:rPr>
+          <w:rFonts w:hint="eastAsia" w:ascii="Times New Roman" w:hAnsi="Times New Roman" w:eastAsia="FangSong" w:cs="Times New Roman"/>
+        </w:rPr>
+        <w:t>与</w:t>
+      </w:r>
+      <w:r>
+        <w:rPr>
+          <w:rFonts w:ascii="Times New Roman" w:hAnsi="Times New Roman" w:eastAsia="Times New Roman" w:cs="Times New Roman"/>
+        </w:rPr>
+        <w:t xml:space="preserve"> </w:t>
+      </w:r>
+      <w:r>
+        <w:rPr>
+          <w:rFonts w:hint="eastAsia" w:ascii="Times New Roman" w:hAnsi="Times New Roman" w:eastAsia="Times New Roman" w:cs="Times New Roman"/>
+        </w:rPr>
+        <w:t>−Br（</w:t>
+      </w:r>
+      <w:r>
+        <w:rPr>
+          <w:rFonts w:hint="eastAsia" w:ascii="Times New Roman" w:hAnsi="Times New Roman" w:eastAsia="FangSong" w:cs="Times New Roman"/>
+        </w:rPr>
+        <w:t>弱钝化</w:t>
+      </w:r>
+      <w:r>
+        <w:rPr>
+          <w:rFonts w:hint="eastAsia" w:ascii="Times New Roman" w:hAnsi="Times New Roman" w:eastAsia="Times New Roman" w:cs="Times New Roman"/>
+        </w:rPr>
+        <w:t>，o/p）；</w:t>
+      </w:r>
+      <w:r>
+        <w:rPr>
+          <w:rFonts w:hint="eastAsia" w:ascii="Times New Roman" w:hAnsi="Times New Roman" w:eastAsia="FangSong" w:cs="Times New Roman"/>
+        </w:rPr>
+        <w:t>由</w:t>
+      </w:r>
+      <w:r>
+        <w:rPr>
+          <w:rFonts w:ascii="Times New Roman" w:hAnsi="Times New Roman" w:eastAsia="Times New Roman" w:cs="Times New Roman"/>
+        </w:rPr>
+        <w:t xml:space="preserve"> −OCH</w:t>
+      </w:r>
+      <w:r>
+        <w:rPr>
+          <w:rFonts w:ascii="Times New Roman" w:hAnsi="Times New Roman" w:eastAsia="Times New Roman" w:cs="Times New Roman"/>
+          <w:vertAlign w:val="subscript"/>
+        </w:rPr>
+        <w:t>3</w:t>
+      </w:r>
+      <w:r>
+        <w:rPr>
+          <w:rFonts w:ascii="Times New Roman" w:hAnsi="Times New Roman" w:eastAsia="Times New Roman" w:cs="Times New Roman"/>
+        </w:rPr>
+        <w:t xml:space="preserve"> </w:t>
+      </w:r>
+      <w:r>
+        <w:rPr>
+          <w:rFonts w:hint="eastAsia" w:ascii="Times New Roman" w:hAnsi="Times New Roman" w:eastAsia="FangSong" w:cs="Times New Roman"/>
+        </w:rPr>
+        <w:t>主导</w:t>
+      </w:r>
+      <w:r>
+        <w:rPr>
+          <w:rFonts w:hint="eastAsia" w:ascii="Times New Roman" w:hAnsi="Times New Roman" w:eastAsia="Times New Roman" w:cs="Times New Roman"/>
+        </w:rPr>
+        <w:t>，</w:t>
+      </w:r>
+      <w:r>
+        <w:rPr>
+          <w:rFonts w:hint="eastAsia" w:ascii="Times New Roman" w:hAnsi="Times New Roman" w:eastAsia="FangSong" w:cs="Times New Roman"/>
+        </w:rPr>
+        <w:t>进入甲氧基的邻位</w:t>
+      </w:r>
+      <w:r>
+        <w:rPr>
+          <w:rFonts w:hint="eastAsia" w:ascii="Times New Roman" w:hAnsi="Times New Roman" w:eastAsia="Times New Roman" w:cs="Times New Roman"/>
+        </w:rPr>
+        <w:t>。(d)</w:t>
+      </w:r>
+      <w:r>
+        <w:rPr>
+          <w:rFonts w:ascii="Times New Roman" w:hAnsi="Times New Roman" w:eastAsia="Times New Roman" w:cs="Times New Roman"/>
+        </w:rPr>
+        <w:t xml:space="preserve"> </w:t>
+      </w:r>
+      <w:r>
+        <w:rPr>
+          <w:rFonts w:hint="eastAsia" w:ascii="Times New Roman" w:hAnsi="Times New Roman" w:eastAsia="Times New Roman" w:cs="Times New Roman"/>
+        </w:rPr>
+        <w:t>4-</w:t>
+      </w:r>
+      <w:r>
+        <w:rPr>
+          <w:rFonts w:hint="eastAsia" w:ascii="Times New Roman" w:hAnsi="Times New Roman" w:eastAsia="FangSong" w:cs="Times New Roman"/>
+        </w:rPr>
+        <w:t>硝基苯胺</w:t>
+      </w:r>
+      <w:r>
+        <w:rPr>
+          <w:rFonts w:hint="eastAsia" w:ascii="Times New Roman" w:hAnsi="Times New Roman" w:eastAsia="Times New Roman" w:cs="Times New Roman"/>
+        </w:rPr>
+        <w:t>：−NH</w:t>
+      </w:r>
+      <w:r>
+        <w:rPr>
+          <w:rFonts w:hint="eastAsia" w:ascii="Times New Roman" w:hAnsi="Times New Roman" w:eastAsia="Times New Roman" w:cs="Times New Roman"/>
+          <w:vertAlign w:val="subscript"/>
+        </w:rPr>
+        <w:t>2</w:t>
+      </w:r>
+      <w:r>
+        <w:rPr>
+          <w:rFonts w:hint="eastAsia" w:ascii="Times New Roman" w:hAnsi="Times New Roman" w:eastAsia="Times New Roman" w:cs="Times New Roman"/>
+        </w:rPr>
+        <w:t>（</w:t>
+      </w:r>
+      <w:r>
+        <w:rPr>
+          <w:rFonts w:hint="eastAsia" w:ascii="Times New Roman" w:hAnsi="Times New Roman" w:eastAsia="FangSong" w:cs="Times New Roman"/>
+        </w:rPr>
+        <w:t>极强活化</w:t>
+      </w:r>
+      <w:r>
+        <w:rPr>
+          <w:rFonts w:hint="eastAsia" w:ascii="Times New Roman" w:hAnsi="Times New Roman" w:eastAsia="Times New Roman" w:cs="Times New Roman"/>
+        </w:rPr>
+        <w:t>，o/p）</w:t>
+      </w:r>
+      <w:r>
+        <w:rPr>
+          <w:rFonts w:hint="eastAsia" w:ascii="Times New Roman" w:hAnsi="Times New Roman" w:eastAsia="FangSong" w:cs="Times New Roman"/>
+        </w:rPr>
+        <w:t>与</w:t>
+      </w:r>
+      <w:r>
+        <w:rPr>
+          <w:rFonts w:ascii="Times New Roman" w:hAnsi="Times New Roman" w:eastAsia="Times New Roman" w:cs="Times New Roman"/>
+        </w:rPr>
+        <w:t xml:space="preserve"> </w:t>
+      </w:r>
+      <w:r>
+        <w:rPr>
+          <w:rFonts w:hint="eastAsia" w:ascii="Times New Roman" w:hAnsi="Times New Roman" w:eastAsia="Times New Roman" w:cs="Times New Roman"/>
+        </w:rPr>
+        <w:t>−NO</w:t>
+      </w:r>
+      <w:r>
+        <w:rPr>
+          <w:rFonts w:hint="eastAsia" w:ascii="Times New Roman" w:hAnsi="Times New Roman" w:eastAsia="Times New Roman" w:cs="Times New Roman"/>
+          <w:vertAlign w:val="subscript"/>
+        </w:rPr>
+        <w:t>2</w:t>
+      </w:r>
+      <w:r>
+        <w:rPr>
+          <w:rFonts w:hint="eastAsia" w:ascii="Times New Roman" w:hAnsi="Times New Roman" w:eastAsia="Times New Roman" w:cs="Times New Roman"/>
+        </w:rPr>
+        <w:t>（</w:t>
+      </w:r>
+      <w:r>
+        <w:rPr>
+          <w:rFonts w:hint="eastAsia" w:ascii="Times New Roman" w:hAnsi="Times New Roman" w:eastAsia="FangSong" w:cs="Times New Roman"/>
+        </w:rPr>
+        <w:t>强钝化</w:t>
+      </w:r>
+      <w:r>
+        <w:rPr>
+          <w:rFonts w:hint="eastAsia" w:ascii="Times New Roman" w:hAnsi="Times New Roman" w:eastAsia="Times New Roman" w:cs="Times New Roman"/>
+        </w:rPr>
+        <w:t>，m）</w:t>
+      </w:r>
+      <w:r>
+        <w:rPr>
+          <w:rFonts w:hint="eastAsia" w:ascii="Times New Roman" w:hAnsi="Times New Roman" w:eastAsia="FangSong" w:cs="Times New Roman"/>
+        </w:rPr>
+        <w:t>指向一致</w:t>
+      </w:r>
+      <w:r>
+        <w:rPr>
+          <w:rFonts w:hint="eastAsia" w:ascii="Times New Roman" w:hAnsi="Times New Roman" w:eastAsia="Times New Roman" w:cs="Times New Roman"/>
+        </w:rPr>
+        <w:t>——−NH</w:t>
+      </w:r>
+      <w:r>
+        <w:rPr>
+          <w:rFonts w:hint="eastAsia" w:ascii="Times New Roman" w:hAnsi="Times New Roman" w:eastAsia="Times New Roman" w:cs="Times New Roman"/>
+          <w:vertAlign w:val="subscript"/>
+        </w:rPr>
+        <w:t>2</w:t>
+      </w:r>
+      <w:r>
+        <w:rPr>
+          <w:rFonts w:ascii="Times New Roman" w:hAnsi="Times New Roman" w:eastAsia="Times New Roman" w:cs="Times New Roman"/>
+        </w:rPr>
+        <w:t xml:space="preserve"> </w:t>
+      </w:r>
+      <w:r>
+        <w:rPr>
+          <w:rFonts w:hint="eastAsia" w:ascii="Times New Roman" w:hAnsi="Times New Roman" w:eastAsia="FangSong" w:cs="Times New Roman"/>
+        </w:rPr>
+        <w:t>的邻位</w:t>
+      </w:r>
+      <w:r>
+        <w:rPr>
+          <w:rFonts w:hint="eastAsia" w:ascii="Times New Roman" w:hAnsi="Times New Roman" w:eastAsia="Times New Roman" w:cs="Times New Roman"/>
+        </w:rPr>
+        <w:t>（C2/C6）</w:t>
+      </w:r>
+      <w:r>
+        <w:rPr>
+          <w:rFonts w:hint="eastAsia" w:ascii="Times New Roman" w:hAnsi="Times New Roman" w:eastAsia="FangSong" w:cs="Times New Roman"/>
+        </w:rPr>
+        <w:t>恰是</w:t>
+      </w:r>
+      <w:r>
+        <w:rPr>
+          <w:rFonts w:ascii="Times New Roman" w:hAnsi="Times New Roman" w:eastAsia="Times New Roman" w:cs="Times New Roman"/>
+        </w:rPr>
+        <w:t xml:space="preserve"> −NO</w:t>
+      </w:r>
+      <w:r>
+        <w:rPr>
+          <w:rFonts w:ascii="Times New Roman" w:hAnsi="Times New Roman" w:eastAsia="Times New Roman" w:cs="Times New Roman"/>
+          <w:vertAlign w:val="subscript"/>
+        </w:rPr>
+        <w:t>2</w:t>
+      </w:r>
+      <w:r>
+        <w:rPr>
+          <w:rFonts w:ascii="Times New Roman" w:hAnsi="Times New Roman" w:eastAsia="Times New Roman" w:cs="Times New Roman"/>
+        </w:rPr>
+        <w:t xml:space="preserve"> </w:t>
+      </w:r>
+      <w:r>
+        <w:rPr>
+          <w:rFonts w:hint="eastAsia" w:ascii="Times New Roman" w:hAnsi="Times New Roman" w:eastAsia="FangSong" w:cs="Times New Roman"/>
+        </w:rPr>
+        <w:t>的间位</w:t>
+      </w:r>
+      <w:r>
+        <w:rPr>
+          <w:rFonts w:hint="eastAsia" w:ascii="Times New Roman" w:hAnsi="Times New Roman" w:eastAsia="Times New Roman" w:cs="Times New Roman"/>
+        </w:rPr>
+        <w:t>，</w:t>
+      </w:r>
+      <w:r>
+        <w:rPr>
+          <w:rFonts w:hint="eastAsia" w:ascii="Times New Roman" w:hAnsi="Times New Roman" w:eastAsia="FangSong" w:cs="Times New Roman"/>
+        </w:rPr>
         <w:t>无冲突</w:t>
       </w:r>
       <w:r>
         <w:rPr>
           <w:rFonts w:hint="eastAsia" w:ascii="Times New Roman" w:hAnsi="Times New Roman" w:eastAsia="Times New Roman" w:cs="Times New Roman"/>
         </w:rPr>
-        <w:t>；</w:t>
-      </w:r>
-      <w:r>
-        <w:rPr>
-          <w:rFonts w:hint="eastAsia" w:ascii="Times New Roman" w:hAnsi="Times New Roman" w:eastAsia="FangSong" w:cs="Times New Roman"/>
-        </w:rPr>
-        <w:t>由</w:t>
-      </w:r>
-      <w:r>
-        <w:rPr>
-          <w:rFonts w:ascii="Times New Roman" w:hAnsi="Times New Roman" w:eastAsia="Times New Roman" w:cs="Times New Roman"/>
-        </w:rPr>
-        <w:t xml:space="preserve"> −CH</w:t>
-      </w:r>
-      <w:r>
-        <w:rPr>
-          <w:rFonts w:ascii="Times New Roman" w:hAnsi="Times New Roman" w:eastAsia="Times New Roman" w:cs="Times New Roman"/>
-          <w:vertAlign w:val="subscript"/>
-        </w:rPr>
-        <w:t>3</w:t>
-      </w:r>
-      <w:r>
-        <w:rPr>
-          <w:rFonts w:ascii="Times New Roman" w:hAnsi="Times New Roman" w:eastAsia="Times New Roman" w:cs="Times New Roman"/>
-        </w:rPr>
-        <w:t xml:space="preserve"> </w:t>
-      </w:r>
-      <w:r>
-        <w:rPr>
-          <w:rFonts w:hint="eastAsia" w:ascii="Times New Roman" w:hAnsi="Times New Roman" w:eastAsia="FangSong" w:cs="Times New Roman"/>
-        </w:rPr>
-        <w:t>主导</w:t>
-      </w:r>
-      <w:r>
-        <w:rPr>
-          <w:rFonts w:hint="eastAsia" w:ascii="Times New Roman" w:hAnsi="Times New Roman" w:eastAsia="Times New Roman" w:cs="Times New Roman"/>
-        </w:rPr>
         <w:t>，</w:t>
       </w:r>
       <w:r>
         <w:rPr>
           <w:rFonts w:hint="eastAsia" w:ascii="Times New Roman" w:hAnsi="Times New Roman" w:eastAsia="FangSong" w:cs="Times New Roman"/>
         </w:rPr>
-        <w:t>主要进入甲基的邻位</w:t>
-      </w:r>
-      <w:r>
-        <w:rPr>
-          <w:rFonts w:hint="eastAsia" w:ascii="Times New Roman" w:hAnsi="Times New Roman" w:eastAsia="Times New Roman" w:cs="Times New Roman"/>
-        </w:rPr>
-        <w:t>。(b)</w:t>
-      </w:r>
-      <w:r>
-        <w:rPr>
-          <w:rFonts w:ascii="Times New Roman" w:hAnsi="Times New Roman" w:eastAsia="Times New Roman" w:cs="Times New Roman"/>
-        </w:rPr>
-        <w:t xml:space="preserve"> </w:t>
-      </w:r>
-      <w:r>
-        <w:rPr>
-          <w:rFonts w:hint="eastAsia" w:ascii="Times New Roman" w:hAnsi="Times New Roman" w:eastAsia="FangSong" w:cs="Times New Roman"/>
-        </w:rPr>
-        <w:t>间硝基苯酚</w:t>
-      </w:r>
-      <w:r>
-        <w:rPr>
-          <w:rFonts w:hint="eastAsia" w:ascii="Times New Roman" w:hAnsi="Times New Roman" w:eastAsia="Times New Roman" w:cs="Times New Roman"/>
-        </w:rPr>
-        <w:t>：−OH（</w:t>
-      </w:r>
-      <w:r>
-        <w:rPr>
-          <w:rFonts w:hint="eastAsia" w:ascii="Times New Roman" w:hAnsi="Times New Roman" w:eastAsia="FangSong" w:cs="Times New Roman"/>
-        </w:rPr>
-        <w:t>强活化</w:t>
-      </w:r>
-      <w:r>
-        <w:rPr>
-          <w:rFonts w:hint="eastAsia" w:ascii="Times New Roman" w:hAnsi="Times New Roman" w:eastAsia="Times New Roman" w:cs="Times New Roman"/>
-        </w:rPr>
-        <w:t>，o/p）</w:t>
-      </w:r>
-      <w:r>
-        <w:rPr>
-          <w:rFonts w:hint="eastAsia" w:ascii="Times New Roman" w:hAnsi="Times New Roman" w:eastAsia="FangSong" w:cs="Times New Roman"/>
-        </w:rPr>
-        <w:t>与</w:t>
-      </w:r>
-      <w:r>
-        <w:rPr>
-          <w:rFonts w:ascii="Times New Roman" w:hAnsi="Times New Roman" w:eastAsia="Times New Roman" w:cs="Times New Roman"/>
-        </w:rPr>
-        <w:t xml:space="preserve"> </w:t>
-      </w:r>
-      <w:r>
-        <w:rPr>
-          <w:rFonts w:hint="eastAsia" w:ascii="Times New Roman" w:hAnsi="Times New Roman" w:eastAsia="Times New Roman" w:cs="Times New Roman"/>
-        </w:rPr>
-        <w:t>−NO</w:t>
-      </w:r>
-      <w:r>
-        <w:rPr>
-          <w:rFonts w:hint="eastAsia" w:ascii="Times New Roman" w:hAnsi="Times New Roman" w:eastAsia="Times New Roman" w:cs="Times New Roman"/>
-          <w:vertAlign w:val="subscript"/>
-        </w:rPr>
-        <w:t>2</w:t>
-      </w:r>
-      <w:r>
-        <w:rPr>
-          <w:rFonts w:hint="eastAsia" w:ascii="Times New Roman" w:hAnsi="Times New Roman" w:eastAsia="Times New Roman" w:cs="Times New Roman"/>
-        </w:rPr>
-        <w:t>（</w:t>
-      </w:r>
-      <w:r>
-        <w:rPr>
-          <w:rFonts w:hint="eastAsia" w:ascii="Times New Roman" w:hAnsi="Times New Roman" w:eastAsia="FangSong" w:cs="Times New Roman"/>
-        </w:rPr>
-        <w:t>强钝化</w:t>
-      </w:r>
-      <w:r>
-        <w:rPr>
-          <w:rFonts w:hint="eastAsia" w:ascii="Times New Roman" w:hAnsi="Times New Roman" w:eastAsia="Times New Roman" w:cs="Times New Roman"/>
-        </w:rPr>
-        <w:t>，m）</w:t>
-      </w:r>
-      <w:r>
-        <w:rPr>
-          <w:rFonts w:hint="eastAsia" w:ascii="Times New Roman" w:hAnsi="Times New Roman" w:eastAsia="FangSong" w:cs="Times New Roman"/>
-        </w:rPr>
-        <w:t>冲突</w:t>
-      </w:r>
-      <w:r>
-        <w:rPr>
-          <w:rFonts w:hint="eastAsia" w:ascii="Times New Roman" w:hAnsi="Times New Roman" w:eastAsia="Times New Roman" w:cs="Times New Roman"/>
-        </w:rPr>
-        <w:t>；</w:t>
-      </w:r>
-      <w:r>
-        <w:rPr>
-          <w:rFonts w:hint="eastAsia" w:ascii="Times New Roman" w:hAnsi="Times New Roman" w:eastAsia="FangSong" w:cs="Times New Roman"/>
-        </w:rPr>
-        <w:t>由强活化的</w:t>
-      </w:r>
-      <w:r>
-        <w:rPr>
-          <w:rFonts w:ascii="Times New Roman" w:hAnsi="Times New Roman" w:eastAsia="Times New Roman" w:cs="Times New Roman"/>
-        </w:rPr>
-        <w:t xml:space="preserve"> −OH </w:t>
-      </w:r>
-      <w:r>
-        <w:rPr>
-          <w:rFonts w:hint="eastAsia" w:ascii="Times New Roman" w:hAnsi="Times New Roman" w:eastAsia="FangSong" w:cs="Times New Roman"/>
-        </w:rPr>
-        <w:t>主导</w:t>
-      </w:r>
-      <w:r>
-        <w:rPr>
-          <w:rFonts w:hint="eastAsia" w:ascii="Times New Roman" w:hAnsi="Times New Roman" w:eastAsia="Times New Roman" w:cs="Times New Roman"/>
-        </w:rPr>
-        <w:t>，</w:t>
-      </w:r>
-      <w:r>
-        <w:rPr>
-          <w:rFonts w:hint="eastAsia" w:ascii="Times New Roman" w:hAnsi="Times New Roman" w:eastAsia="FangSong" w:cs="Times New Roman"/>
-        </w:rPr>
-        <w:t>进入</w:t>
-      </w:r>
-      <w:r>
-        <w:rPr>
-          <w:rFonts w:ascii="Times New Roman" w:hAnsi="Times New Roman" w:eastAsia="Times New Roman" w:cs="Times New Roman"/>
-        </w:rPr>
-        <w:t xml:space="preserve"> −OH </w:t>
-      </w:r>
-      <w:r>
-        <w:rPr>
-          <w:rFonts w:hint="eastAsia" w:ascii="Times New Roman" w:hAnsi="Times New Roman" w:eastAsia="FangSong" w:cs="Times New Roman"/>
-        </w:rPr>
-        <w:t>的邻</w:t>
-      </w:r>
-      <w:r>
-        <w:rPr>
-          <w:rFonts w:hint="eastAsia" w:ascii="Times New Roman" w:hAnsi="Times New Roman" w:eastAsia="Times New Roman" w:cs="Times New Roman"/>
-        </w:rPr>
-        <w:t>、</w:t>
-      </w:r>
-      <w:r>
-        <w:rPr>
-          <w:rFonts w:hint="eastAsia" w:ascii="Times New Roman" w:hAnsi="Times New Roman" w:eastAsia="FangSong" w:cs="Times New Roman"/>
-        </w:rPr>
-        <w:t>对位</w:t>
-      </w:r>
-      <w:r>
-        <w:rPr>
-          <w:rFonts w:hint="eastAsia" w:ascii="Times New Roman" w:hAnsi="Times New Roman" w:eastAsia="Times New Roman" w:cs="Times New Roman"/>
-        </w:rPr>
-        <w:t>。(c)</w:t>
-      </w:r>
-      <w:r>
-        <w:rPr>
-          <w:rFonts w:ascii="Times New Roman" w:hAnsi="Times New Roman" w:eastAsia="Times New Roman" w:cs="Times New Roman"/>
-        </w:rPr>
-        <w:t xml:space="preserve"> </w:t>
-      </w:r>
-      <w:r>
-        <w:rPr>
-          <w:rFonts w:hint="eastAsia" w:ascii="Times New Roman" w:hAnsi="Times New Roman" w:eastAsia="FangSong" w:cs="Times New Roman"/>
-        </w:rPr>
-        <w:t>对溴苯甲醚</w:t>
-      </w:r>
-      <w:r>
-        <w:rPr>
-          <w:rFonts w:hint="eastAsia" w:ascii="Times New Roman" w:hAnsi="Times New Roman" w:eastAsia="Times New Roman" w:cs="Times New Roman"/>
-        </w:rPr>
-        <w:t>：−OCH</w:t>
-      </w:r>
-      <w:r>
-        <w:rPr>
-          <w:rFonts w:hint="eastAsia" w:ascii="Times New Roman" w:hAnsi="Times New Roman" w:eastAsia="Times New Roman" w:cs="Times New Roman"/>
-          <w:vertAlign w:val="subscript"/>
-        </w:rPr>
-        <w:t>3</w:t>
-      </w:r>
-      <w:r>
-        <w:rPr>
-          <w:rFonts w:hint="eastAsia" w:ascii="Times New Roman" w:hAnsi="Times New Roman" w:eastAsia="Times New Roman" w:cs="Times New Roman"/>
-        </w:rPr>
-        <w:t>（</w:t>
-      </w:r>
-      <w:r>
-        <w:rPr>
-          <w:rFonts w:hint="eastAsia" w:ascii="Times New Roman" w:hAnsi="Times New Roman" w:eastAsia="FangSong" w:cs="Times New Roman"/>
-        </w:rPr>
-        <w:t>强活化</w:t>
-      </w:r>
-      <w:r>
-        <w:rPr>
-          <w:rFonts w:hint="eastAsia" w:ascii="Times New Roman" w:hAnsi="Times New Roman" w:eastAsia="Times New Roman" w:cs="Times New Roman"/>
-        </w:rPr>
-        <w:t>，o/p）</w:t>
-      </w:r>
-      <w:r>
-        <w:rPr>
-          <w:rFonts w:hint="eastAsia" w:ascii="Times New Roman" w:hAnsi="Times New Roman" w:eastAsia="FangSong" w:cs="Times New Roman"/>
-        </w:rPr>
-        <w:t>与</w:t>
-      </w:r>
-      <w:r>
-        <w:rPr>
-          <w:rFonts w:ascii="Times New Roman" w:hAnsi="Times New Roman" w:eastAsia="Times New Roman" w:cs="Times New Roman"/>
-        </w:rPr>
-        <w:t xml:space="preserve"> </w:t>
-      </w:r>
-      <w:r>
-        <w:rPr>
-          <w:rFonts w:hint="eastAsia" w:ascii="Times New Roman" w:hAnsi="Times New Roman" w:eastAsia="Times New Roman" w:cs="Times New Roman"/>
-        </w:rPr>
-        <w:t>−Br（</w:t>
-      </w:r>
-      <w:r>
-        <w:rPr>
-          <w:rFonts w:hint="eastAsia" w:ascii="Times New Roman" w:hAnsi="Times New Roman" w:eastAsia="FangSong" w:cs="Times New Roman"/>
-        </w:rPr>
-        <w:t>弱钝化</w:t>
-      </w:r>
-      <w:r>
-        <w:rPr>
-          <w:rFonts w:hint="eastAsia" w:ascii="Times New Roman" w:hAnsi="Times New Roman" w:eastAsia="Times New Roman" w:cs="Times New Roman"/>
-        </w:rPr>
-        <w:t>，o/p）；</w:t>
-      </w:r>
-      <w:r>
-        <w:rPr>
-          <w:rFonts w:hint="eastAsia" w:ascii="Times New Roman" w:hAnsi="Times New Roman" w:eastAsia="FangSong" w:cs="Times New Roman"/>
-        </w:rPr>
-        <w:t>由</w:t>
-      </w:r>
-      <w:r>
-        <w:rPr>
-          <w:rFonts w:ascii="Times New Roman" w:hAnsi="Times New Roman" w:eastAsia="Times New Roman" w:cs="Times New Roman"/>
-        </w:rPr>
-        <w:t xml:space="preserve"> −OCH</w:t>
-      </w:r>
-      <w:r>
-        <w:rPr>
-          <w:rFonts w:ascii="Times New Roman" w:hAnsi="Times New Roman" w:eastAsia="Times New Roman" w:cs="Times New Roman"/>
-          <w:vertAlign w:val="subscript"/>
-        </w:rPr>
-        <w:t>3</w:t>
-      </w:r>
-      <w:r>
-        <w:rPr>
-          <w:rFonts w:ascii="Times New Roman" w:hAnsi="Times New Roman" w:eastAsia="Times New Roman" w:cs="Times New Roman"/>
-        </w:rPr>
-        <w:t xml:space="preserve"> </w:t>
-      </w:r>
-      <w:r>
-        <w:rPr>
-          <w:rFonts w:hint="eastAsia" w:ascii="Times New Roman" w:hAnsi="Times New Roman" w:eastAsia="FangSong" w:cs="Times New Roman"/>
-        </w:rPr>
-        <w:t>主导</w:t>
-      </w:r>
-      <w:r>
-        <w:rPr>
-          <w:rFonts w:hint="eastAsia" w:ascii="Times New Roman" w:hAnsi="Times New Roman" w:eastAsia="Times New Roman" w:cs="Times New Roman"/>
-        </w:rPr>
-        <w:t>，</w:t>
-      </w:r>
-      <w:r>
-        <w:rPr>
-          <w:rFonts w:hint="eastAsia" w:ascii="Times New Roman" w:hAnsi="Times New Roman" w:eastAsia="FangSong" w:cs="Times New Roman"/>
-        </w:rPr>
-        <w:t>进入甲氧基的邻位</w:t>
-      </w:r>
-      <w:r>
-        <w:rPr>
-          <w:rFonts w:hint="eastAsia" w:ascii="Times New Roman" w:hAnsi="Times New Roman" w:eastAsia="Times New Roman" w:cs="Times New Roman"/>
-        </w:rPr>
-        <w:t>。(d)</w:t>
-      </w:r>
-      <w:r>
-        <w:rPr>
-          <w:rFonts w:ascii="Times New Roman" w:hAnsi="Times New Roman" w:eastAsia="Times New Roman" w:cs="Times New Roman"/>
-        </w:rPr>
-        <w:t xml:space="preserve"> </w:t>
-      </w:r>
-      <w:r>
-        <w:rPr>
-          <w:rFonts w:hint="eastAsia" w:ascii="Times New Roman" w:hAnsi="Times New Roman" w:eastAsia="Times New Roman" w:cs="Times New Roman"/>
-        </w:rPr>
-        <w:t>4-</w:t>
-      </w:r>
-      <w:r>
-        <w:rPr>
-          <w:rFonts w:hint="eastAsia" w:ascii="Times New Roman" w:hAnsi="Times New Roman" w:eastAsia="FangSong" w:cs="Times New Roman"/>
-        </w:rPr>
-        <w:t>硝基苯胺</w:t>
-      </w:r>
-      <w:r>
-        <w:rPr>
-          <w:rFonts w:hint="eastAsia" w:ascii="Times New Roman" w:hAnsi="Times New Roman" w:eastAsia="Times New Roman" w:cs="Times New Roman"/>
-        </w:rPr>
-        <w:t>：−NH</w:t>
-      </w:r>
-      <w:r>
-        <w:rPr>
-          <w:rFonts w:hint="eastAsia" w:ascii="Times New Roman" w:hAnsi="Times New Roman" w:eastAsia="Times New Roman" w:cs="Times New Roman"/>
-          <w:vertAlign w:val="subscript"/>
-        </w:rPr>
-        <w:t>2</w:t>
-      </w:r>
-      <w:r>
-        <w:rPr>
-          <w:rFonts w:hint="eastAsia" w:ascii="Times New Roman" w:hAnsi="Times New Roman" w:eastAsia="Times New Roman" w:cs="Times New Roman"/>
-        </w:rPr>
-        <w:t>（</w:t>
-      </w:r>
-      <w:r>
-        <w:rPr>
-          <w:rFonts w:hint="eastAsia" w:ascii="Times New Roman" w:hAnsi="Times New Roman" w:eastAsia="FangSong" w:cs="Times New Roman"/>
-        </w:rPr>
-        <w:t>极强活化</w:t>
-      </w:r>
-      <w:r>
-        <w:rPr>
-          <w:rFonts w:hint="eastAsia" w:ascii="Times New Roman" w:hAnsi="Times New Roman" w:eastAsia="Times New Roman" w:cs="Times New Roman"/>
-        </w:rPr>
-        <w:t>，o/p）</w:t>
-      </w:r>
-      <w:r>
-        <w:rPr>
-          <w:rFonts w:hint="eastAsia" w:ascii="Times New Roman" w:hAnsi="Times New Roman" w:eastAsia="FangSong" w:cs="Times New Roman"/>
-        </w:rPr>
-        <w:t>与</w:t>
-      </w:r>
-      <w:r>
-        <w:rPr>
-          <w:rFonts w:ascii="Times New Roman" w:hAnsi="Times New Roman" w:eastAsia="Times New Roman" w:cs="Times New Roman"/>
-        </w:rPr>
-        <w:t xml:space="preserve"> </w:t>
-      </w:r>
-      <w:r>
-        <w:rPr>
-          <w:rFonts w:hint="eastAsia" w:ascii="Times New Roman" w:hAnsi="Times New Roman" w:eastAsia="Times New Roman" w:cs="Times New Roman"/>
-        </w:rPr>
-        <w:t>−NO</w:t>
-      </w:r>
-      <w:r>
-        <w:rPr>
-          <w:rFonts w:hint="eastAsia" w:ascii="Times New Roman" w:hAnsi="Times New Roman" w:eastAsia="Times New Roman" w:cs="Times New Roman"/>
-          <w:vertAlign w:val="subscript"/>
-        </w:rPr>
-        <w:t>2</w:t>
-      </w:r>
-      <w:r>
-        <w:rPr>
-          <w:rFonts w:hint="eastAsia" w:ascii="Times New Roman" w:hAnsi="Times New Roman" w:eastAsia="Times New Roman" w:cs="Times New Roman"/>
-        </w:rPr>
-        <w:t>（</w:t>
-      </w:r>
-      <w:r>
-        <w:rPr>
-          <w:rFonts w:hint="eastAsia" w:ascii="Times New Roman" w:hAnsi="Times New Roman" w:eastAsia="FangSong" w:cs="Times New Roman"/>
-        </w:rPr>
-        <w:t>强钝化</w:t>
-      </w:r>
-      <w:r>
-        <w:rPr>
-          <w:rFonts w:hint="eastAsia" w:ascii="Times New Roman" w:hAnsi="Times New Roman" w:eastAsia="Times New Roman" w:cs="Times New Roman"/>
-        </w:rPr>
-        <w:t>，m）</w:t>
-      </w:r>
-      <w:r>
-        <w:rPr>
-          <w:rFonts w:hint="eastAsia" w:ascii="Times New Roman" w:hAnsi="Times New Roman" w:eastAsia="FangSong" w:cs="Times New Roman"/>
-        </w:rPr>
-        <w:t>冲突</w:t>
-      </w:r>
-      <w:r>
-        <w:rPr>
-          <w:rFonts w:hint="eastAsia" w:ascii="Times New Roman" w:hAnsi="Times New Roman" w:eastAsia="Times New Roman" w:cs="Times New Roman"/>
-        </w:rPr>
-        <w:t>；</w:t>
-      </w:r>
-      <w:r>
-        <w:rPr>
-          <w:rFonts w:hint="eastAsia" w:ascii="Times New Roman" w:hAnsi="Times New Roman" w:eastAsia="FangSong" w:cs="Times New Roman"/>
-        </w:rPr>
-        <w:t>由</w:t>
-      </w:r>
-      <w:r>
-        <w:rPr>
-          <w:rFonts w:ascii="Times New Roman" w:hAnsi="Times New Roman" w:eastAsia="Times New Roman" w:cs="Times New Roman"/>
-        </w:rPr>
-        <w:t xml:space="preserve"> −NH</w:t>
-      </w:r>
-      <w:r>
-        <w:rPr>
-          <w:rFonts w:ascii="Times New Roman" w:hAnsi="Times New Roman" w:eastAsia="Times New Roman" w:cs="Times New Roman"/>
-          <w:vertAlign w:val="subscript"/>
-        </w:rPr>
-        <w:t>2</w:t>
-      </w:r>
-      <w:r>
-        <w:rPr>
-          <w:rFonts w:ascii="Times New Roman" w:hAnsi="Times New Roman" w:eastAsia="Times New Roman" w:cs="Times New Roman"/>
-        </w:rPr>
-        <w:t xml:space="preserve"> </w:t>
-      </w:r>
-      <w:r>
-        <w:rPr>
-          <w:rFonts w:hint="eastAsia" w:ascii="Times New Roman" w:hAnsi="Times New Roman" w:eastAsia="FangSong" w:cs="Times New Roman"/>
-        </w:rPr>
-        <w:t>主导</w:t>
-      </w:r>
-      <w:r>
-        <w:rPr>
-          <w:rFonts w:hint="eastAsia" w:ascii="Times New Roman" w:hAnsi="Times New Roman" w:eastAsia="Times New Roman" w:cs="Times New Roman"/>
-        </w:rPr>
-        <w:t>，</w:t>
-      </w:r>
-      <w:r>
-        <w:rPr>
-          <w:rFonts w:hint="eastAsia" w:ascii="Times New Roman" w:hAnsi="Times New Roman" w:eastAsia="FangSong" w:cs="Times New Roman"/>
-        </w:rPr>
-        <w:t>进入氨基的邻位</w:t>
-      </w:r>
-      <w:r>
-        <w:rPr>
-          <w:rFonts w:hint="eastAsia" w:ascii="Times New Roman" w:hAnsi="Times New Roman" w:eastAsia="Times New Roman" w:cs="Times New Roman"/>
-        </w:rPr>
-        <w:t>。</w:t>
+        <w:t>两者共同指向</w:t>
+      </w:r>
+      <w:r>
+        <w:rPr>
+          <w:rFonts w:ascii="Times New Roman" w:hAnsi="Times New Roman" w:eastAsia="Times New Roman" w:cs="Times New Roman"/>
+        </w:rPr>
+        <w:t xml:space="preserve"> C2/C6。</w:t>
       </w:r>
     </w:p>
     <w:p>
@@ -25579,17 +26088,68 @@
         <w:rPr>
           <w:rFonts w:hint="eastAsia" w:ascii="Times New Roman" w:hAnsi="Times New Roman" w:eastAsia="Times New Roman" w:cs="Times New Roman"/>
         </w:rPr>
-        <w:t>→（KMnO</w:t>
+        <w:t>→（HNO</w:t>
       </w:r>
       <w:r>
         <w:rPr>
           <w:rFonts w:hint="eastAsia" w:ascii="Times New Roman" w:hAnsi="Times New Roman" w:eastAsia="Times New Roman" w:cs="Times New Roman"/>
           <w:vertAlign w:val="subscript"/>
         </w:rPr>
+        <w:t>3</w:t>
+      </w:r>
+      <w:r>
+        <w:rPr>
+          <w:rFonts w:hint="eastAsia" w:ascii="Times New Roman" w:hAnsi="Times New Roman" w:eastAsia="Times New Roman" w:cs="Times New Roman"/>
+        </w:rPr>
+        <w:t>/H</w:t>
+      </w:r>
+      <w:r>
+        <w:rPr>
+          <w:rFonts w:hint="eastAsia" w:ascii="Times New Roman" w:hAnsi="Times New Roman" w:eastAsia="Times New Roman" w:cs="Times New Roman"/>
+          <w:vertAlign w:val="subscript"/>
+        </w:rPr>
+        <w:t>2</w:t>
+      </w:r>
+      <w:r>
+        <w:rPr>
+          <w:rFonts w:hint="eastAsia" w:ascii="Times New Roman" w:hAnsi="Times New Roman" w:eastAsia="Times New Roman" w:cs="Times New Roman"/>
+        </w:rPr>
+        <w:t>SO</w:t>
+      </w:r>
+      <w:r>
+        <w:rPr>
+          <w:rFonts w:hint="eastAsia" w:ascii="Times New Roman" w:hAnsi="Times New Roman" w:eastAsia="Times New Roman" w:cs="Times New Roman"/>
+          <w:vertAlign w:val="subscript"/>
+        </w:rPr>
         <w:t>4</w:t>
       </w:r>
       <w:r>
         <w:rPr>
+          <w:rFonts w:hint="eastAsia" w:ascii="Times New Roman" w:hAnsi="Times New Roman" w:eastAsia="Times New Roman" w:cs="Times New Roman"/>
+        </w:rPr>
+        <w:t>）</w:t>
+      </w:r>
+      <w:r>
+        <w:rPr>
+          <w:rFonts w:hint="eastAsia" w:ascii="Times New Roman" w:hAnsi="Times New Roman" w:eastAsia="FangSong" w:cs="Times New Roman"/>
+        </w:rPr>
+        <w:t>对硝基甲苯</w:t>
+      </w:r>
+      <w:r>
+        <w:rPr>
+          <w:rFonts w:hint="eastAsia" w:ascii="Times New Roman" w:hAnsi="Times New Roman" w:eastAsia="Times New Roman" w:cs="Times New Roman"/>
+        </w:rPr>
+        <w:t>（−CH</w:t>
+      </w:r>
+      <w:r>
+        <w:rPr>
+          <w:rFonts w:hint="eastAsia" w:ascii="Times New Roman" w:hAnsi="Times New Roman" w:eastAsia="Times New Roman" w:cs="Times New Roman"/>
+          <w:vertAlign w:val="subscript"/>
+        </w:rPr>
+        <w:t>3</w:t>
+      </w:r>
+      <w:r>
+        <w:rPr>
           <w:rFonts w:ascii="Times New Roman" w:hAnsi="Times New Roman" w:eastAsia="Times New Roman" w:cs="Times New Roman"/>
         </w:rPr>
         <w:t xml:space="preserve"> </w:t>
@@ -25598,7 +26158,56 @@
         <w:rPr>
           <w:rFonts w:hint="eastAsia" w:ascii="Times New Roman" w:hAnsi="Times New Roman" w:eastAsia="FangSong" w:cs="Times New Roman"/>
         </w:rPr>
-        <w:t>氧化</w:t>
+        <w:t>邻对位导向</w:t>
+      </w:r>
+      <w:r>
+        <w:rPr>
+          <w:rFonts w:hint="eastAsia" w:ascii="Times New Roman" w:hAnsi="Times New Roman" w:eastAsia="Times New Roman" w:cs="Times New Roman"/>
+        </w:rPr>
+        <w:t>，</w:t>
+      </w:r>
+      <w:r>
+        <w:rPr>
+          <w:rFonts w:hint="eastAsia" w:ascii="Times New Roman" w:hAnsi="Times New Roman" w:eastAsia="FangSong" w:cs="Times New Roman"/>
+        </w:rPr>
+        <w:t>对位为主</w:t>
+      </w:r>
+      <w:r>
+        <w:rPr>
+          <w:rFonts w:hint="eastAsia" w:ascii="Times New Roman" w:hAnsi="Times New Roman" w:eastAsia="Times New Roman" w:cs="Times New Roman"/>
+        </w:rPr>
+        <w:t>，</w:t>
+      </w:r>
+      <w:r>
+        <w:rPr>
+          <w:rFonts w:hint="eastAsia" w:ascii="Times New Roman" w:hAnsi="Times New Roman" w:eastAsia="FangSong" w:cs="Times New Roman"/>
+        </w:rPr>
+        <w:t>邻位产物可分离</w:t>
+      </w:r>
+      <w:r>
+        <w:rPr>
+          <w:rFonts w:hint="eastAsia" w:ascii="Times New Roman" w:hAnsi="Times New Roman" w:eastAsia="Times New Roman" w:cs="Times New Roman"/>
+        </w:rPr>
+        <w:t>）→（KMnO</w:t>
+      </w:r>
+      <w:r>
+        <w:rPr>
+          <w:rFonts w:hint="eastAsia" w:ascii="Times New Roman" w:hAnsi="Times New Roman" w:eastAsia="Times New Roman" w:cs="Times New Roman"/>
+          <w:vertAlign w:val="subscript"/>
+        </w:rPr>
+        <w:t>4</w:t>
+      </w:r>
+      <w:r>
+        <w:rPr>
+          <w:rFonts w:ascii="Times New Roman" w:hAnsi="Times New Roman" w:eastAsia="Times New Roman" w:cs="Times New Roman"/>
+        </w:rPr>
+        <w:t xml:space="preserve"> </w:t>
+      </w:r>
+      <w:r>
+        <w:rPr>
+          <w:rFonts w:hint="eastAsia" w:ascii="Times New Roman" w:hAnsi="Times New Roman" w:eastAsia="FangSong" w:cs="Times New Roman"/>
+        </w:rPr>
+        <w:t>氧化甲基</w:t>
       </w:r>
       <w:r>
         <w:rPr>
@@ -25610,7 +26219,44 @@
         <w:rPr>
           <w:rFonts w:hint="eastAsia" w:ascii="Times New Roman" w:hAnsi="Times New Roman" w:eastAsia="FangSong" w:cs="Times New Roman"/>
         </w:rPr>
-        <w:t>苯甲酸</w:t>
+        <w:t>对硝基苯甲酸</w:t>
+      </w:r>
+      <w:r>
+        <w:rPr>
+          <w:rFonts w:hint="eastAsia" w:ascii="Times New Roman" w:hAnsi="Times New Roman" w:eastAsia="Times New Roman" w:cs="Times New Roman"/>
+        </w:rPr>
+        <w:t>。</w:t>
+      </w:r>
+      <w:r>
+        <w:rPr>
+          <w:rFonts w:hint="eastAsia" w:ascii="Times New Roman" w:hAnsi="Times New Roman" w:eastAsia="FangSong" w:cs="Times New Roman"/>
+        </w:rPr>
+        <w:t>依据</w:t>
+      </w:r>
+      <w:r>
+        <w:rPr>
+          <w:rFonts w:hint="eastAsia" w:ascii="Times New Roman" w:hAnsi="Times New Roman" w:eastAsia="Times New Roman" w:cs="Times New Roman"/>
+        </w:rPr>
+        <w:t>：</w:t>
+      </w:r>
+      <w:r>
+        <w:rPr>
+          <w:rFonts w:hint="eastAsia" w:ascii="Times New Roman" w:hAnsi="Times New Roman" w:eastAsia="FangSong" w:cs="Times New Roman"/>
+        </w:rPr>
+        <w:t>必须先硝化后氧化</w:t>
+      </w:r>
+      <w:r>
+        <w:rPr>
+          <w:rFonts w:hint="eastAsia" w:ascii="Times New Roman" w:hAnsi="Times New Roman" w:eastAsia="Times New Roman" w:cs="Times New Roman"/>
+        </w:rPr>
+        <w:t>——−CH</w:t>
+      </w:r>
+      <w:r>
+        <w:rPr>
+          <w:rFonts w:hint="eastAsia" w:ascii="Times New Roman" w:hAnsi="Times New Roman" w:eastAsia="Times New Roman" w:cs="Times New Roman"/>
+          <w:vertAlign w:val="subscript"/>
+        </w:rPr>
+        <w:t>3</w:t>
       </w:r>
       <w:r>
         <w:rPr>
@@ -25620,79 +26266,33 @@
       </w:r>
       <w:r>
         <w:rPr>
-          <w:rFonts w:hint="eastAsia" w:ascii="Times New Roman" w:hAnsi="Times New Roman" w:eastAsia="Times New Roman" w:cs="Times New Roman"/>
-        </w:rPr>
-        <w:t>→（HNO</w:t>
-      </w:r>
-      <w:r>
-        <w:rPr>
-          <w:rFonts w:hint="eastAsia" w:ascii="Times New Roman" w:hAnsi="Times New Roman" w:eastAsia="Times New Roman" w:cs="Times New Roman"/>
-          <w:vertAlign w:val="subscript"/>
-        </w:rPr>
-        <w:t>3</w:t>
-      </w:r>
-      <w:r>
-        <w:rPr>
-          <w:rFonts w:hint="eastAsia" w:ascii="Times New Roman" w:hAnsi="Times New Roman" w:eastAsia="Times New Roman" w:cs="Times New Roman"/>
-        </w:rPr>
-        <w:t>/H</w:t>
-      </w:r>
-      <w:r>
-        <w:rPr>
-          <w:rFonts w:hint="eastAsia" w:ascii="Times New Roman" w:hAnsi="Times New Roman" w:eastAsia="Times New Roman" w:cs="Times New Roman"/>
-          <w:vertAlign w:val="subscript"/>
-        </w:rPr>
-        <w:t>2</w:t>
-      </w:r>
-      <w:r>
-        <w:rPr>
-          <w:rFonts w:hint="eastAsia" w:ascii="Times New Roman" w:hAnsi="Times New Roman" w:eastAsia="Times New Roman" w:cs="Times New Roman"/>
-        </w:rPr>
-        <w:t>SO</w:t>
-      </w:r>
-      <w:r>
-        <w:rPr>
-          <w:rFonts w:hint="eastAsia" w:ascii="Times New Roman" w:hAnsi="Times New Roman" w:eastAsia="Times New Roman" w:cs="Times New Roman"/>
-          <w:vertAlign w:val="subscript"/>
-        </w:rPr>
-        <w:t>4</w:t>
-      </w:r>
-      <w:r>
-        <w:rPr>
-          <w:rFonts w:hint="eastAsia" w:ascii="Times New Roman" w:hAnsi="Times New Roman" w:eastAsia="Times New Roman" w:cs="Times New Roman"/>
-        </w:rPr>
-        <w:t>）</w:t>
-      </w:r>
-      <w:r>
-        <w:rPr>
-          <w:rFonts w:hint="eastAsia" w:ascii="Times New Roman" w:hAnsi="Times New Roman" w:eastAsia="FangSong" w:cs="Times New Roman"/>
-        </w:rPr>
-        <w:t>对硝基苯甲酸</w:t>
-      </w:r>
-      <w:r>
-        <w:rPr>
-          <w:rFonts w:hint="eastAsia" w:ascii="Times New Roman" w:hAnsi="Times New Roman" w:eastAsia="Times New Roman" w:cs="Times New Roman"/>
-        </w:rPr>
-        <w:t>。</w:t>
-      </w:r>
-      <w:r>
-        <w:rPr>
-          <w:rFonts w:hint="eastAsia" w:ascii="Times New Roman" w:hAnsi="Times New Roman" w:eastAsia="FangSong" w:cs="Times New Roman"/>
-        </w:rPr>
-        <w:t>依据</w:t>
-      </w:r>
-      <w:r>
-        <w:rPr>
-          <w:rFonts w:hint="eastAsia" w:ascii="Times New Roman" w:hAnsi="Times New Roman" w:eastAsia="Times New Roman" w:cs="Times New Roman"/>
-        </w:rPr>
-        <w:t>：−CH</w:t>
-      </w:r>
-      <w:r>
-        <w:rPr>
-          <w:rFonts w:hint="eastAsia" w:ascii="Times New Roman" w:hAnsi="Times New Roman" w:eastAsia="Times New Roman" w:cs="Times New Roman"/>
-          <w:vertAlign w:val="subscript"/>
-        </w:rPr>
-        <w:t>3</w:t>
+          <w:rFonts w:hint="eastAsia" w:ascii="Times New Roman" w:hAnsi="Times New Roman" w:eastAsia="FangSong" w:cs="Times New Roman"/>
+        </w:rPr>
+        <w:t>是邻对位定位基</w:t>
+      </w:r>
+      <w:r>
+        <w:rPr>
+          <w:rFonts w:hint="eastAsia" w:ascii="Times New Roman" w:hAnsi="Times New Roman" w:eastAsia="Times New Roman" w:cs="Times New Roman"/>
+        </w:rPr>
+        <w:t>，</w:t>
+      </w:r>
+      <w:r>
+        <w:rPr>
+          <w:rFonts w:hint="eastAsia" w:ascii="Times New Roman" w:hAnsi="Times New Roman" w:eastAsia="FangSong" w:cs="Times New Roman"/>
+        </w:rPr>
+        <w:t>先硝化得对位关系</w:t>
+      </w:r>
+      <w:r>
+        <w:rPr>
+          <w:rFonts w:hint="eastAsia" w:ascii="Times New Roman" w:hAnsi="Times New Roman" w:eastAsia="Times New Roman" w:cs="Times New Roman"/>
+        </w:rPr>
+        <w:t>；</w:t>
+      </w:r>
+      <w:r>
+        <w:rPr>
+          <w:rFonts w:hint="eastAsia" w:ascii="Times New Roman" w:hAnsi="Times New Roman" w:eastAsia="FangSong" w:cs="Times New Roman"/>
+        </w:rPr>
+        <w:t>若先氧化成</w:t>
       </w:r>
       <w:r>
         <w:rPr>
@@ -25702,18 +26302,6 @@
       </w:r>
       <w:r>
         <w:rPr>
-          <w:rFonts w:hint="eastAsia" w:ascii="Times New Roman" w:hAnsi="Times New Roman" w:eastAsia="FangSong" w:cs="Times New Roman"/>
-        </w:rPr>
-        <w:t xml:space="preserve">经氧化转为</w:t>
-      </w:r>
-      <w:r>
-        <w:rPr>
-          <w:rFonts w:ascii="Times New Roman" w:hAnsi="Times New Roman" w:eastAsia="Times New Roman" w:cs="Times New Roman"/>
-        </w:rPr>
-        <w:t xml:space="preserve"> </w:t>
-      </w:r>
-      <w:r>
-        <w:rPr>
           <w:rFonts w:hint="eastAsia" w:ascii="Times New Roman" w:hAnsi="Times New Roman" w:eastAsia="Times New Roman" w:cs="Times New Roman"/>
         </w:rPr>
         <w:t>−COOH，</w:t>
@@ -25722,141 +26310,7 @@
         <w:rPr>
           <w:rFonts w:hint="eastAsia" w:ascii="Times New Roman" w:hAnsi="Times New Roman" w:eastAsia="FangSong" w:cs="Times New Roman"/>
         </w:rPr>
-        <w:t>随后</w:t>
-      </w:r>
-      <w:r>
-        <w:rPr>
-          <w:rFonts w:ascii="Times New Roman" w:hAnsi="Times New Roman" w:eastAsia="Times New Roman" w:cs="Times New Roman"/>
-        </w:rPr>
-        <w:t xml:space="preserve"> −COOH </w:t>
-      </w:r>
-      <w:r>
-        <w:rPr>
-          <w:rFonts w:hint="eastAsia" w:ascii="Times New Roman" w:hAnsi="Times New Roman" w:eastAsia="FangSong" w:cs="Times New Roman"/>
-        </w:rPr>
-        <w:t>为间位定位基</w:t>
-      </w:r>
-      <w:r>
-        <w:rPr>
-          <w:rFonts w:hint="eastAsia" w:ascii="Times New Roman" w:hAnsi="Times New Roman" w:eastAsia="Times New Roman" w:cs="Times New Roman"/>
-        </w:rPr>
-        <w:t>——</w:t>
-      </w:r>
-      <w:r>
-        <w:rPr>
-          <w:rFonts w:hint="eastAsia" w:ascii="Times New Roman" w:hAnsi="Times New Roman" w:eastAsia="FangSong" w:cs="Times New Roman"/>
-        </w:rPr>
-        <w:t>但此路线给出的是间位产物</w:t>
-      </w:r>
-      <w:r>
-        <w:rPr>
-          <w:rFonts w:hint="eastAsia" w:ascii="Times New Roman" w:hAnsi="Times New Roman" w:eastAsia="Times New Roman" w:cs="Times New Roman"/>
-        </w:rPr>
-        <w:t>；</w:t>
-      </w:r>
-      <w:r>
-        <w:rPr>
-          <w:rFonts w:hint="eastAsia" w:ascii="Times New Roman" w:hAnsi="Times New Roman" w:eastAsia="FangSong" w:cs="Times New Roman"/>
-        </w:rPr>
-        <w:t>若要得到对位产物</w:t>
-      </w:r>
-      <w:r>
-        <w:rPr>
-          <w:rFonts w:hint="eastAsia" w:ascii="Times New Roman" w:hAnsi="Times New Roman" w:eastAsia="Times New Roman" w:cs="Times New Roman"/>
-        </w:rPr>
-        <w:t>，</w:t>
-      </w:r>
-      <w:r>
-        <w:rPr>
-          <w:rFonts w:hint="eastAsia" w:ascii="Times New Roman" w:hAnsi="Times New Roman" w:eastAsia="FangSong" w:cs="Times New Roman"/>
-        </w:rPr>
-        <w:t>应改为甲苯先硝化</w:t>
-      </w:r>
-      <w:r>
-        <w:rPr>
-          <w:rFonts w:hint="eastAsia" w:ascii="Times New Roman" w:hAnsi="Times New Roman" w:eastAsia="Times New Roman" w:cs="Times New Roman"/>
-        </w:rPr>
-        <w:t>（−CH</w:t>
-      </w:r>
-      <w:r>
-        <w:rPr>
-          <w:rFonts w:hint="eastAsia" w:ascii="Times New Roman" w:hAnsi="Times New Roman" w:eastAsia="Times New Roman" w:cs="Times New Roman"/>
-          <w:vertAlign w:val="subscript"/>
-        </w:rPr>
-        <w:t>3</w:t>
-      </w:r>
-      <w:r>
-        <w:rPr>
-          <w:rFonts w:ascii="Times New Roman" w:hAnsi="Times New Roman" w:eastAsia="Times New Roman" w:cs="Times New Roman"/>
-        </w:rPr>
-        <w:t xml:space="preserve"> </w:t>
-      </w:r>
-      <w:r>
-        <w:rPr>
-          <w:rFonts w:hint="eastAsia" w:ascii="Times New Roman" w:hAnsi="Times New Roman" w:eastAsia="FangSong" w:cs="Times New Roman"/>
-        </w:rPr>
-        <w:t>导向邻对位</w:t>
-      </w:r>
-      <w:r>
-        <w:rPr>
-          <w:rFonts w:hint="eastAsia" w:ascii="Times New Roman" w:hAnsi="Times New Roman" w:eastAsia="Times New Roman" w:cs="Times New Roman"/>
-        </w:rPr>
-        <w:t>，</w:t>
-      </w:r>
-      <w:r>
-        <w:rPr>
-          <w:rFonts w:hint="eastAsia" w:ascii="Times New Roman" w:hAnsi="Times New Roman" w:eastAsia="FangSong" w:cs="Times New Roman"/>
-        </w:rPr>
-        <w:t>主要得对硝基甲苯</w:t>
-      </w:r>
-      <w:r>
-        <w:rPr>
-          <w:rFonts w:hint="eastAsia" w:ascii="Times New Roman" w:hAnsi="Times New Roman" w:eastAsia="Times New Roman" w:cs="Times New Roman"/>
-        </w:rPr>
-        <w:t>）</w:t>
-      </w:r>
-      <w:r>
-        <w:rPr>
-          <w:rFonts w:hint="eastAsia" w:ascii="Times New Roman" w:hAnsi="Times New Roman" w:eastAsia="FangSong" w:cs="Times New Roman"/>
-        </w:rPr>
-        <w:t>再用</w:t>
-      </w:r>
-      <w:r>
-        <w:rPr>
-          <w:rFonts w:ascii="Times New Roman" w:hAnsi="Times New Roman" w:eastAsia="Times New Roman" w:cs="Times New Roman"/>
-        </w:rPr>
-        <w:t xml:space="preserve"> KMnO</w:t>
-      </w:r>
-      <w:r>
-        <w:rPr>
-          <w:rFonts w:ascii="Times New Roman" w:hAnsi="Times New Roman" w:eastAsia="Times New Roman" w:cs="Times New Roman"/>
-          <w:vertAlign w:val="subscript"/>
-        </w:rPr>
-        <w:t>4</w:t>
-      </w:r>
-      <w:r>
-        <w:rPr>
-          <w:rFonts w:ascii="Times New Roman" w:hAnsi="Times New Roman" w:eastAsia="Times New Roman" w:cs="Times New Roman"/>
-        </w:rPr>
-        <w:t xml:space="preserve"> </w:t>
-      </w:r>
-      <w:r>
-        <w:rPr>
-          <w:rFonts w:hint="eastAsia" w:ascii="Times New Roman" w:hAnsi="Times New Roman" w:eastAsia="FangSong" w:cs="Times New Roman"/>
-        </w:rPr>
-        <w:t>氧化甲基为羧基</w:t>
-      </w:r>
-      <w:r>
-        <w:rPr>
-          <w:rFonts w:hint="eastAsia" w:ascii="Times New Roman" w:hAnsi="Times New Roman" w:eastAsia="Times New Roman" w:cs="Times New Roman"/>
-        </w:rPr>
-        <w:t>，</w:t>
-      </w:r>
-      <w:r>
-        <w:rPr>
-          <w:rFonts w:hint="eastAsia" w:ascii="Times New Roman" w:hAnsi="Times New Roman" w:eastAsia="FangSong" w:cs="Times New Roman"/>
-        </w:rPr>
-        <w:t>即得对硝基苯甲酸</w:t>
+        <w:t>间位定位基只会给出间硝基苯甲酸</w:t>
       </w:r>
       <w:r>
         <w:rPr>
@@ -26268,19 +26722,7 @@
         <w:rPr>
           <w:rFonts w:ascii="Times New Roman" w:hAnsi="Times New Roman" w:eastAsia="Times New Roman" w:cs="Times New Roman"/>
         </w:rPr>
-        <w:t xml:space="preserve"> CuF </w:t>
-      </w:r>
-      <w:r>
-        <w:rPr>
-          <w:rFonts w:hint="eastAsia" w:ascii="Times New Roman" w:hAnsi="Times New Roman" w:eastAsia="FangSong" w:cs="Times New Roman"/>
-        </w:rPr>
-        <w:t xml:space="preserve">或</w:t>
-      </w:r>
-      <w:r>
-        <w:rPr>
-          <w:rFonts w:ascii="Times New Roman" w:hAnsi="Times New Roman" w:eastAsia="Times New Roman" w:cs="Times New Roman"/>
-        </w:rPr>
-        <w:t xml:space="preserve"> BF</w:t>
+        <w:t xml:space="preserve"> HBF</w:t>
       </w:r>
       <w:r>
         <w:rPr>
@@ -26292,8 +26734,53 @@
       <w:r>
         <w:rPr>
           <w:rFonts w:ascii="Times New Roman" w:hAnsi="Times New Roman" w:eastAsia="Times New Roman" w:cs="Times New Roman"/>
+        </w:rPr>
+        <w:t xml:space="preserve"> </w:t>
+      </w:r>
+      <w:r>
+        <w:rPr>
+          <w:rFonts w:hint="eastAsia" w:ascii="Times New Roman" w:hAnsi="Times New Roman" w:eastAsia="FangSong" w:cs="Times New Roman"/>
+        </w:rPr>
+        <w:t xml:space="preserve">生成</w:t>
+      </w:r>
+      <w:r>
+        <w:rPr>
+          <w:rFonts w:ascii="Times New Roman" w:hAnsi="Times New Roman" w:eastAsia="Times New Roman" w:cs="Times New Roman"/>
+        </w:rPr>
+        <w:t xml:space="preserve"> ArN</w:t>
+      </w:r>
+      <w:r>
+        <w:rPr>
+          <w:rFonts w:ascii="Times New Roman" w:hAnsi="Times New Roman" w:eastAsia="Times New Roman" w:cs="Times New Roman"/>
+          <w:vertAlign w:val="subscript"/>
+        </w:rPr>
+        <w:t>2</w:t>
+      </w:r>
+      <w:r>
+        <w:rPr>
+          <w:rFonts w:ascii="Times New Roman" w:hAnsi="Times New Roman" w:eastAsia="Times New Roman" w:cs="Times New Roman"/>
           <w:vertAlign w:val="superscript"/>
         </w:rPr>
+        <w:t>+</w:t>
+      </w:r>
+      <w:r>
+        <w:rPr>
+          <w:rFonts w:ascii="Times New Roman" w:hAnsi="Times New Roman" w:eastAsia="Times New Roman" w:cs="Times New Roman"/>
+        </w:rPr>
+        <w:t>BF</w:t>
+      </w:r>
+      <w:r>
+        <w:rPr>
+          <w:rFonts w:ascii="Times New Roman" w:hAnsi="Times New Roman" w:eastAsia="Times New Roman" w:cs="Times New Roman"/>
+          <w:vertAlign w:val="subscript"/>
+        </w:rPr>
+        <w:t>4</w:t>
+      </w:r>
+      <w:r>
+        <w:rPr>
+          <w:rFonts w:ascii="Times New Roman" w:hAnsi="Times New Roman" w:eastAsia="Times New Roman" w:cs="Times New Roman"/>
+          <w:vertAlign w:val="superscript"/>
+        </w:rPr>
         <w:t>-</w:t>
       </w:r>
       <w:r>
@@ -26306,7 +26793,7 @@
         <w:rPr>
           <w:rFonts w:hint="eastAsia" w:ascii="Times New Roman" w:hAnsi="Times New Roman" w:eastAsia="FangSong" w:cs="Times New Roman"/>
         </w:rPr>
-        <w:t xml:space="preserve">分解得</w:t>
+        <w:t xml:space="preserve">后加热分解得</w:t>
       </w:r>
       <w:r>
         <w:rPr>
@@ -26318,7 +26805,25 @@
         <w:rPr>
           <w:rFonts w:hint="eastAsia" w:ascii="Times New Roman" w:hAnsi="Times New Roman" w:eastAsia="Times New Roman" w:cs="Times New Roman"/>
         </w:rPr>
-        <w:t>ArF。</w:t>
+        <w:t xml:space="preserve">ArF（Schiemann</w:t>
+      </w:r>
+      <w:r>
+        <w:rPr>
+          <w:rFonts w:ascii="Times New Roman" w:hAnsi="Times New Roman" w:eastAsia="Times New Roman" w:cs="Times New Roman"/>
+        </w:rPr>
+        <w:t xml:space="preserve"> </w:t>
+      </w:r>
+      <w:r>
+        <w:rPr>
+          <w:rFonts w:hint="eastAsia" w:ascii="Times New Roman" w:hAnsi="Times New Roman" w:eastAsia="FangSong" w:cs="Times New Roman"/>
+        </w:rPr>
+        <w:t>反应</w:t>
+      </w:r>
+      <w:r>
+        <w:rPr>
+          <w:rFonts w:hint="eastAsia" w:ascii="Times New Roman" w:hAnsi="Times New Roman" w:eastAsia="Times New Roman" w:cs="Times New Roman"/>
+        </w:rPr>
+        <w:t>）。</w:t>
       </w:r>
       <w:r>
         <w:rPr>

--- a/06-学生侧材料/讲义/6-有机化学/芳香反应-超级充实版（自学完整）.docx
+++ b/06-学生侧材料/讲义/6-有机化学/芳香反应-超级充实版（自学完整）.docx
@@ -2344,7 +2344,7 @@
     </w:tbl>
     <w:p>
       <w:pPr>
-        <w:pStyle w:val="MethodologyBlock"/>
+        <w:pStyle w:val="BodyText"/>
         <w:spacing w:before="120"/>
       </w:pPr>
       <w:r>
@@ -2358,6 +2358,12 @@
           <w:rFonts w:ascii="Times New Roman" w:hAnsi="Times New Roman" w:eastAsia="Times New Roman" w:cs="Times New Roman"/>
         </w:rPr>
         <w:t xml:space="preserve"> </w:t>
+      </w:r>
+      <w:r>
+        <w:rPr>
+          <w:rFonts w:ascii="Times New Roman" w:hAnsi="Times New Roman" w:eastAsia="Times New Roman" w:cs="Times New Roman"/>
+        </w:rPr>
+        <w:t xml:space="preserve">&gt; </w:t>
       </w:r>
       <w:r>
         <w:rPr>
@@ -2422,7 +2428,7 @@
     </w:p>
     <w:p>
       <w:pPr>
-        <w:pStyle w:val="MistakeBlock"/>
+        <w:pStyle w:val="BodyText"/>
       </w:pPr>
       <w:r>
         <w:rPr>
@@ -2435,6 +2441,12 @@
           <w:rFonts w:ascii="Times New Roman" w:hAnsi="Times New Roman" w:eastAsia="Times New Roman" w:cs="Times New Roman"/>
         </w:rPr>
         <w:t xml:space="preserve"> </w:t>
+      </w:r>
+      <w:r>
+        <w:rPr>
+          <w:rFonts w:ascii="Times New Roman" w:hAnsi="Times New Roman" w:eastAsia="Times New Roman" w:cs="Times New Roman"/>
+        </w:rPr>
+        <w:t xml:space="preserve">&gt; </w:t>
       </w:r>
       <w:r>
         <w:rPr>
@@ -2846,7 +2858,7 @@
     </w:p>
     <w:p>
       <w:pPr>
-        <w:pStyle w:val="AnswerBlock"/>
+        <w:pStyle w:val="BodyText"/>
       </w:pPr>
       <w:r>
         <w:rPr>
@@ -2859,6 +2871,12 @@
           <w:rFonts w:ascii="Times New Roman" w:hAnsi="Times New Roman" w:eastAsia="Times New Roman" w:cs="Times New Roman"/>
         </w:rPr>
         <w:t xml:space="preserve"> </w:t>
+      </w:r>
+      <w:r>
+        <w:rPr>
+          <w:rFonts w:ascii="Times New Roman" w:hAnsi="Times New Roman" w:eastAsia="Times New Roman" w:cs="Times New Roman"/>
+        </w:rPr>
+        <w:t xml:space="preserve">&gt; </w:t>
       </w:r>
       <w:r>
         <w:rPr>
@@ -3639,7 +3657,7 @@
         </w:rPr>
         <w:drawing>
           <wp:inline>
-            <wp:extent cx="3600000" cy="512324"/>
+            <wp:extent cx="2667000" cy="379547"/>
             <wp:effectExtent b="0" l="0" r="0" t="0"/>
             <wp:docPr descr="" title="" id="15" name="Picture"/>
             <a:graphic>
@@ -3660,7 +3678,7 @@
                   <pic:spPr bwMode="auto">
                     <a:xfrm>
                       <a:off x="0" y="0"/>
-                      <a:ext cx="3600000" cy="512324"/>
+                      <a:ext cx="2667000" cy="379547"/>
                     </a:xfrm>
                     <a:prstGeom prst="rect">
                       <a:avLst/>
@@ -4083,7 +4101,7 @@
     </w:p>
     <w:p>
       <w:pPr>
-        <w:pStyle w:val="MethodologyBlock"/>
+        <w:pStyle w:val="FirstParagraph"/>
       </w:pPr>
       <w:r>
         <w:rPr>
@@ -4096,6 +4114,12 @@
           <w:rFonts w:ascii="Times New Roman" w:hAnsi="Times New Roman" w:eastAsia="Times New Roman" w:cs="Times New Roman"/>
         </w:rPr>
         <w:t xml:space="preserve"> </w:t>
+      </w:r>
+      <w:r>
+        <w:rPr>
+          <w:rFonts w:ascii="Times New Roman" w:hAnsi="Times New Roman" w:eastAsia="Times New Roman" w:cs="Times New Roman"/>
+        </w:rPr>
+        <w:t xml:space="preserve">&gt; </w:t>
       </w:r>
       <w:r>
         <w:rPr>
@@ -4590,7 +4614,7 @@
         </w:rPr>
         <w:drawing>
           <wp:inline>
-            <wp:extent cx="3600000" cy="467775"/>
+            <wp:extent cx="2667000" cy="346543"/>
             <wp:effectExtent b="0" l="0" r="0" t="0"/>
             <wp:docPr descr="" title="" id="19" name="Picture"/>
             <a:graphic>
@@ -4611,7 +4635,7 @@
                   <pic:spPr bwMode="auto">
                     <a:xfrm>
                       <a:off x="0" y="0"/>
-                      <a:ext cx="3600000" cy="467775"/>
+                      <a:ext cx="2667000" cy="346543"/>
                     </a:xfrm>
                     <a:prstGeom prst="rect">
                       <a:avLst/>
@@ -5250,7 +5274,7 @@
     </w:tbl>
     <w:p>
       <w:pPr>
-        <w:pStyle w:val="MistakeBlock"/>
+        <w:pStyle w:val="BodyText"/>
         <w:spacing w:before="120"/>
       </w:pPr>
       <w:r>
@@ -5264,6 +5288,12 @@
           <w:rFonts w:ascii="Times New Roman" w:hAnsi="Times New Roman" w:eastAsia="Times New Roman" w:cs="Times New Roman"/>
         </w:rPr>
         <w:t xml:space="preserve"> </w:t>
+      </w:r>
+      <w:r>
+        <w:rPr>
+          <w:rFonts w:ascii="Times New Roman" w:hAnsi="Times New Roman" w:eastAsia="Times New Roman" w:cs="Times New Roman"/>
+        </w:rPr>
+        <w:t xml:space="preserve">&gt; </w:t>
       </w:r>
       <w:r>
         <w:rPr>
@@ -5830,7 +5860,7 @@
     </w:p>
     <w:p>
       <w:pPr>
-        <w:pStyle w:val="MethodologyBlock"/>
+        <w:pStyle w:val="FirstParagraph"/>
       </w:pPr>
       <w:r>
         <w:rPr>
@@ -5843,6 +5873,12 @@
           <w:rFonts w:ascii="Times New Roman" w:hAnsi="Times New Roman" w:eastAsia="Times New Roman" w:cs="Times New Roman"/>
         </w:rPr>
         <w:t xml:space="preserve"> </w:t>
+      </w:r>
+      <w:r>
+        <w:rPr>
+          <w:rFonts w:ascii="Times New Roman" w:hAnsi="Times New Roman" w:eastAsia="Times New Roman" w:cs="Times New Roman"/>
+        </w:rPr>
+        <w:t xml:space="preserve">&gt; </w:t>
       </w:r>
       <w:r>
         <w:rPr>
@@ -6222,7 +6258,7 @@
         </w:rPr>
         <w:drawing>
           <wp:inline>
-            <wp:extent cx="3600000" cy="624410"/>
+            <wp:extent cx="2667000" cy="462584"/>
             <wp:effectExtent b="0" l="0" r="0" t="0"/>
             <wp:docPr descr="" title="" id="24" name="Picture"/>
             <a:graphic>
@@ -6243,7 +6279,7 @@
                   <pic:spPr bwMode="auto">
                     <a:xfrm>
                       <a:off x="0" y="0"/>
-                      <a:ext cx="3600000" cy="624410"/>
+                      <a:ext cx="2667000" cy="462584"/>
                     </a:xfrm>
                     <a:prstGeom prst="rect">
                       <a:avLst/>
@@ -7196,7 +7232,7 @@
     </w:p>
     <w:p>
       <w:pPr>
-        <w:pStyle w:val="MistakeBlock"/>
+        <w:pStyle w:val="BodyText"/>
       </w:pPr>
       <w:r>
         <w:rPr>
@@ -7209,6 +7245,12 @@
           <w:rFonts w:ascii="Times New Roman" w:hAnsi="Times New Roman" w:eastAsia="Times New Roman" w:cs="Times New Roman"/>
         </w:rPr>
         <w:t xml:space="preserve"> </w:t>
+      </w:r>
+      <w:r>
+        <w:rPr>
+          <w:rFonts w:ascii="Times New Roman" w:hAnsi="Times New Roman" w:eastAsia="Times New Roman" w:cs="Times New Roman"/>
+        </w:rPr>
+        <w:t xml:space="preserve">&gt; </w:t>
       </w:r>
       <w:r>
         <w:rPr>
@@ -7727,7 +7769,7 @@
     </w:p>
     <w:p>
       <w:pPr>
-        <w:pStyle w:val="MethodologyBlock"/>
+        <w:pStyle w:val="FirstParagraph"/>
       </w:pPr>
       <w:r>
         <w:rPr>
@@ -7745,7 +7787,7 @@
         <w:rPr>
           <w:rFonts w:ascii="Times New Roman" w:hAnsi="Times New Roman" w:eastAsia="Times New Roman" w:cs="Times New Roman"/>
         </w:rPr>
-        <w:t xml:space="preserve">SNAr </w:t>
+        <w:t xml:space="preserve">&gt; SNAr </w:t>
       </w:r>
       <w:r>
         <w:rPr>
@@ -8161,7 +8203,7 @@
         </w:rPr>
         <w:drawing>
           <wp:inline>
-            <wp:extent cx="3600000" cy="466733"/>
+            <wp:extent cx="2667000" cy="345771"/>
             <wp:effectExtent b="0" l="0" r="0" t="0"/>
             <wp:docPr descr="" title="" id="30" name="Picture"/>
             <a:graphic>
@@ -8182,7 +8224,7 @@
                   <pic:spPr bwMode="auto">
                     <a:xfrm>
                       <a:off x="0" y="0"/>
-                      <a:ext cx="3600000" cy="466733"/>
+                      <a:ext cx="2667000" cy="345771"/>
                     </a:xfrm>
                     <a:prstGeom prst="rect">
                       <a:avLst/>
@@ -9169,7 +9211,7 @@
     </w:tbl>
     <w:p>
       <w:pPr>
-        <w:pStyle w:val="MistakeBlock"/>
+        <w:pStyle w:val="BodyText"/>
         <w:spacing w:before="120"/>
       </w:pPr>
       <w:r>
@@ -9177,6 +9219,18 @@
           <w:rFonts w:hint="eastAsia" w:ascii="Times New Roman" w:hAnsi="Times New Roman" w:eastAsia="FangSong" w:cs="Times New Roman"/>
         </w:rPr>
         <w:t xml:space="preserve">易错提醒</w:t>
+      </w:r>
+      <w:r>
+        <w:rPr>
+          <w:rFonts w:ascii="Times New Roman" w:hAnsi="Times New Roman" w:eastAsia="Times New Roman" w:cs="Times New Roman"/>
+        </w:rPr>
+        <w:t xml:space="preserve"> </w:t>
+      </w:r>
+      <w:r>
+        <w:rPr>
+          <w:rFonts w:ascii="Times New Roman" w:hAnsi="Times New Roman" w:eastAsia="Times New Roman" w:cs="Times New Roman"/>
+        </w:rPr>
+        <w:t xml:space="preserve">&gt;</w:t>
       </w:r>
       <w:r>
         <w:rPr>
@@ -9619,7 +9673,7 @@
     </w:p>
     <w:p>
       <w:pPr>
-        <w:pStyle w:val="MethodologyBlock"/>
+        <w:pStyle w:val="FirstParagraph"/>
       </w:pPr>
       <w:r>
         <w:rPr>
@@ -9632,6 +9686,12 @@
           <w:rFonts w:ascii="Times New Roman" w:hAnsi="Times New Roman" w:eastAsia="Times New Roman" w:cs="Times New Roman"/>
         </w:rPr>
         <w:t xml:space="preserve"> </w:t>
+      </w:r>
+      <w:r>
+        <w:rPr>
+          <w:rFonts w:ascii="Times New Roman" w:hAnsi="Times New Roman" w:eastAsia="Times New Roman" w:cs="Times New Roman"/>
+        </w:rPr>
+        <w:t xml:space="preserve">&gt; </w:t>
       </w:r>
       <w:r>
         <w:rPr>
@@ -10377,7 +10437,7 @@
     </w:p>
     <w:p>
       <w:pPr>
-        <w:pStyle w:val="MethodologyBlock"/>
+        <w:pStyle w:val="BodyText"/>
       </w:pPr>
       <w:r>
         <w:rPr>
@@ -10390,6 +10450,12 @@
           <w:rFonts w:ascii="Times New Roman" w:hAnsi="Times New Roman" w:eastAsia="Times New Roman" w:cs="Times New Roman"/>
         </w:rPr>
         <w:t xml:space="preserve"> </w:t>
+      </w:r>
+      <w:r>
+        <w:rPr>
+          <w:rFonts w:ascii="Times New Roman" w:hAnsi="Times New Roman" w:eastAsia="Times New Roman" w:cs="Times New Roman"/>
+        </w:rPr>
+        <w:t xml:space="preserve">&gt; </w:t>
       </w:r>
       <w:r>
         <w:rPr>
@@ -11730,7 +11796,7 @@
     </w:tbl>
     <w:p>
       <w:pPr>
-        <w:pStyle w:val="MistakeBlock"/>
+        <w:pStyle w:val="BodyText"/>
         <w:spacing w:before="120"/>
       </w:pPr>
       <w:r>
@@ -11744,6 +11810,12 @@
           <w:rFonts w:ascii="Times New Roman" w:hAnsi="Times New Roman" w:eastAsia="Times New Roman" w:cs="Times New Roman"/>
         </w:rPr>
         <w:t xml:space="preserve"> </w:t>
+      </w:r>
+      <w:r>
+        <w:rPr>
+          <w:rFonts w:ascii="Times New Roman" w:hAnsi="Times New Roman" w:eastAsia="Times New Roman" w:cs="Times New Roman"/>
+        </w:rPr>
+        <w:t xml:space="preserve">&gt; </w:t>
       </w:r>
       <w:r>
         <w:rPr>
@@ -12110,7 +12182,7 @@
     </w:p>
     <w:p>
       <w:pPr>
-        <w:pStyle w:val="MethodologyBlock"/>
+        <w:pStyle w:val="FirstParagraph"/>
       </w:pPr>
       <w:r>
         <w:rPr>
@@ -12123,6 +12195,12 @@
           <w:rFonts w:ascii="Times New Roman" w:hAnsi="Times New Roman" w:eastAsia="Times New Roman" w:cs="Times New Roman"/>
         </w:rPr>
         <w:t xml:space="preserve"> </w:t>
+      </w:r>
+      <w:r>
+        <w:rPr>
+          <w:rFonts w:ascii="Times New Roman" w:hAnsi="Times New Roman" w:eastAsia="Times New Roman" w:cs="Times New Roman"/>
+        </w:rPr>
+        <w:t xml:space="preserve">&gt; </w:t>
       </w:r>
       <w:r>
         <w:rPr>
@@ -12983,7 +13061,7 @@
     </w:tbl>
     <w:p>
       <w:pPr>
-        <w:pStyle w:val="MethodologyBlock"/>
+        <w:pStyle w:val="BodyText"/>
         <w:spacing w:before="120"/>
       </w:pPr>
       <w:r>
@@ -12997,6 +13075,12 @@
           <w:rFonts w:ascii="Times New Roman" w:hAnsi="Times New Roman" w:eastAsia="Times New Roman" w:cs="Times New Roman"/>
         </w:rPr>
         <w:t xml:space="preserve"> </w:t>
+      </w:r>
+      <w:r>
+        <w:rPr>
+          <w:rFonts w:ascii="Times New Roman" w:hAnsi="Times New Roman" w:eastAsia="Times New Roman" w:cs="Times New Roman"/>
+        </w:rPr>
+        <w:t xml:space="preserve">&gt; </w:t>
       </w:r>
       <w:r>
         <w:rPr>
@@ -14688,6 +14772,12 @@
       </w:r>
       <w:r>
         <w:rPr>
+          <w:rFonts w:ascii="Times New Roman" w:hAnsi="Times New Roman" w:eastAsia="Times New Roman" w:cs="Times New Roman"/>
+        </w:rPr>
+        <w:t xml:space="preserve">&gt; </w:t>
+      </w:r>
+      <w:r>
+        <w:rPr>
           <w:rFonts w:hint="eastAsia" w:ascii="Times New Roman" w:hAnsi="Times New Roman" w:eastAsia="FangSong" w:cs="Times New Roman"/>
         </w:rPr>
         <w:t>冲突定位时</w:t>
@@ -15559,7 +15649,7 @@
         <w:rPr>
           <w:rFonts w:ascii="Times New Roman" w:hAnsi="Times New Roman" w:eastAsia="Times New Roman" w:cs="Times New Roman"/>
         </w:rPr>
-        <w:t xml:space="preserve">SNAr </w:t>
+        <w:t xml:space="preserve">&gt; SNAr </w:t>
       </w:r>
       <w:r>
         <w:rPr>
@@ -16737,6 +16827,12 @@
       </w:r>
       <w:r>
         <w:rPr>
+          <w:rFonts w:ascii="Times New Roman" w:hAnsi="Times New Roman" w:eastAsia="Times New Roman" w:cs="Times New Roman"/>
+        </w:rPr>
+        <w:t xml:space="preserve">&gt; </w:t>
+      </w:r>
+      <w:r>
+        <w:rPr>
           <w:rFonts w:hint="eastAsia" w:ascii="Times New Roman" w:hAnsi="Times New Roman" w:eastAsia="FangSong" w:cs="Times New Roman"/>
         </w:rPr>
         <w:t>只要题目满足</w:t>
@@ -17552,6 +17648,12 @@
           <w:rFonts w:ascii="Times New Roman" w:hAnsi="Times New Roman" w:eastAsia="Times New Roman" w:cs="Times New Roman"/>
         </w:rPr>
         <w:t xml:space="preserve"> </w:t>
+      </w:r>
+      <w:r>
+        <w:rPr>
+          <w:rFonts w:ascii="Times New Roman" w:hAnsi="Times New Roman" w:eastAsia="Times New Roman" w:cs="Times New Roman"/>
+        </w:rPr>
+        <w:t xml:space="preserve">&gt; </w:t>
       </w:r>
       <w:r>
         <w:rPr>
@@ -30249,38 +30351,6 @@
       <ns0:color ns0:themeColor="accent1" ns0:themeShade="BF" ns0:val="365F91"/>
     </ns0:rPr>
   </ns0:style>
-  <w:style w:type="paragraph" w:customStyle="1" w:styleId="AnswerBlock">
-    <w:name w:val="Answer Block"/>
-    <w:basedOn w:val="BodyText"/>
-    <w:qFormat/>
-    <ns0:rPr>
-      <w:rFonts ns0:ascii="Times New Roman" ns0:hAnsi="Times New Roman" ns0:eastAsia="FangSong" ns0:cs="Times New Roman"/>
-    </ns0:rPr>
-  </w:style>
-  <w:style w:type="paragraph" w:customStyle="1" w:styleId="BodyText">
-    <w:name w:val="Body Text"/>
-    <w:basedOn w:val="BodyText"/>
-    <w:qFormat/>
-    <ns0:rPr>
-      <w:rFonts ns0:ascii="Times New Roman" ns0:hAnsi="Times New Roman" ns0:eastAsia="FangSong" ns0:cs="Times New Roman"/>
-    </ns0:rPr>
-  </w:style>
-  <w:style w:type="paragraph" w:customStyle="1" w:styleId="MethodologyBlock">
-    <w:name w:val="Methodology Block"/>
-    <w:basedOn w:val="BodyText"/>
-    <w:qFormat/>
-    <ns0:rPr>
-      <w:rFonts ns0:ascii="Times New Roman" ns0:hAnsi="Times New Roman" ns0:eastAsia="FangSong" ns0:cs="Times New Roman"/>
-    </ns0:rPr>
-  </w:style>
-  <w:style w:type="paragraph" w:customStyle="1" w:styleId="MistakeBlock">
-    <w:name w:val="Mistake Block"/>
-    <w:basedOn w:val="BodyText"/>
-    <w:qFormat/>
-    <ns0:rPr>
-      <w:rFonts ns0:ascii="Times New Roman" ns0:hAnsi="Times New Roman" ns0:eastAsia="FangSong" ns0:cs="Times New Roman"/>
-    </ns0:rPr>
-  </w:style>
   <w:style w:type="paragraph" w:customStyle="1" w:styleId="SourceCode">
     <w:name w:val="Source Code"/>
     <w:basedOn w:val="Normal"/>

--- a/06-学生侧材料/讲义/6-有机化学/芳香反应-超级充实版（自学完整）.docx
+++ b/06-学生侧材料/讲义/6-有机化学/芳香反应-超级充实版（自学完整）.docx
@@ -70,6 +70,7 @@
           <w:ilvl w:val="0"/>
           <w:numId w:val="1001"/>
         </w:numPr>
+        <w:ind w:firstLine="420"/>
       </w:pPr>
       <w:r>
         <w:rPr>
@@ -145,6 +146,7 @@
           <w:ilvl w:val="0"/>
           <w:numId w:val="1001"/>
         </w:numPr>
+        <w:ind w:firstLine="420"/>
       </w:pPr>
       <w:r>
         <w:rPr>
@@ -220,6 +222,7 @@
           <w:ilvl w:val="0"/>
           <w:numId w:val="1001"/>
         </w:numPr>
+        <w:ind w:firstLine="420"/>
       </w:pPr>
       <w:r>
         <w:rPr>
@@ -295,6 +298,7 @@
           <w:ilvl w:val="0"/>
           <w:numId w:val="1001"/>
         </w:numPr>
+        <w:ind w:firstLine="420"/>
       </w:pPr>
       <w:r>
         <w:rPr>
@@ -370,6 +374,7 @@
           <w:ilvl w:val="0"/>
           <w:numId w:val="1001"/>
         </w:numPr>
+        <w:ind w:firstLine="420"/>
       </w:pPr>
       <w:r>
         <w:rPr>
@@ -433,6 +438,7 @@
           <w:ilvl w:val="0"/>
           <w:numId w:val="1001"/>
         </w:numPr>
+        <w:ind w:firstLine="420"/>
       </w:pPr>
       <w:r>
         <w:rPr>
@@ -496,6 +502,7 @@
           <w:ilvl w:val="0"/>
           <w:numId w:val="1001"/>
         </w:numPr>
+        <w:ind w:firstLine="420"/>
       </w:pPr>
       <w:r>
         <w:rPr>
@@ -547,6 +554,7 @@
           <w:ilvl w:val="0"/>
           <w:numId w:val="1001"/>
         </w:numPr>
+        <w:ind w:firstLine="420"/>
       </w:pPr>
       <w:r>
         <w:rPr>
@@ -580,6 +588,7 @@
           <w:ilvl w:val="0"/>
           <w:numId w:val="1001"/>
         </w:numPr>
+        <w:ind w:firstLine="420"/>
       </w:pPr>
       <w:r>
         <w:rPr>
@@ -613,6 +622,7 @@
           <w:ilvl w:val="0"/>
           <w:numId w:val="1001"/>
         </w:numPr>
+        <w:ind w:firstLine="420"/>
       </w:pPr>
       <w:r>
         <w:rPr>
@@ -646,6 +656,7 @@
           <w:ilvl w:val="0"/>
           <w:numId w:val="1001"/>
         </w:numPr>
+        <w:ind w:firstLine="420"/>
       </w:pPr>
       <w:r>
         <w:rPr>
@@ -700,6 +711,7 @@
       <w:pPr>
         <w:pStyle w:val="BlockText"/>
         <w:spacing w:after="80"/>
+        <w:ind w:firstLine="420"/>
       </w:pPr>
       <w:r>
         <w:rPr>
@@ -768,6 +780,15 @@
         <w:tblW w:type="pct" w:w="5000"/>
         <w:tblLayout w:type="fixed"/>
         <w:tblLook w:firstRow="1" w:lastRow="0" w:firstColumn="0" w:lastColumn="0" w:noHBand="0" w:noVBand="0" w:val="0020"/>
+        <w:jc w:val="center"/>
+        <w:tblBorders>
+          <w:top w:val="single" w:sz="12" w:space="0" w:color="333333"/>
+          <w:bottom w:val="single" w:sz="12" w:space="0" w:color="333333"/>
+          <w:left w:val="none"/>
+          <w:right w:val="none"/>
+          <w:insideH w:val="none"/>
+          <w:insideV w:val="none"/>
+        </w:tblBorders>
       </w:tblPr>
       <w:tblGrid>
         <w:gridCol w:w="3960"/>
@@ -778,7 +799,11 @@
           <w:tblHeader w:val="on"/>
         </w:trPr>
         <w:tc>
-          <w:tcPr/>
+          <w:tcPr>
+            <w:tcBorders>
+              <w:bottom w:val="single" w:sz="6" w:space="0" w:color="333333"/>
+            </w:tcBorders>
+          </w:tcPr>
           <w:p>
             <w:pPr>
               <w:pStyle w:val="Compact"/>
@@ -794,7 +819,11 @@
           </w:p>
         </w:tc>
         <w:tc>
-          <w:tcPr/>
+          <w:tcPr>
+            <w:tcBorders>
+              <w:bottom w:val="single" w:sz="6" w:space="0" w:color="333333"/>
+            </w:tcBorders>
+          </w:tcPr>
           <w:p>
             <w:pPr>
               <w:pStyle w:val="Compact"/>
@@ -1430,6 +1459,7 @@
     <w:p>
       <w:pPr>
         <w:pStyle w:val="BlockText"/>
+        <w:ind w:firstLine="420"/>
       </w:pPr>
       <w:r>
         <w:rPr>
@@ -1554,6 +1584,7 @@
     <w:p>
       <w:pPr>
         <w:pStyle w:val="FirstParagraph"/>
+        <w:ind w:firstLine="420"/>
       </w:pPr>
       <w:r>
         <w:rPr>
@@ -1700,6 +1731,7 @@
       <w:pPr>
         <w:pStyle w:val="BodyText"/>
         <w:spacing w:after="80"/>
+        <w:ind w:firstLine="420"/>
       </w:pPr>
       <w:r>
         <w:rPr>
@@ -1786,6 +1818,15 @@
         <w:tblW w:type="pct" w:w="5000"/>
         <w:tblLayout w:type="fixed"/>
         <w:tblLook w:firstRow="1" w:lastRow="0" w:firstColumn="0" w:lastColumn="0" w:noHBand="0" w:noVBand="0" w:val="0020"/>
+        <w:jc w:val="center"/>
+        <w:tblBorders>
+          <w:top w:val="single" w:sz="12" w:space="0" w:color="333333"/>
+          <w:bottom w:val="single" w:sz="12" w:space="0" w:color="333333"/>
+          <w:left w:val="none"/>
+          <w:right w:val="none"/>
+          <w:insideH w:val="none"/>
+          <w:insideV w:val="none"/>
+        </w:tblBorders>
       </w:tblPr>
       <w:tblGrid>
         <w:gridCol w:w="1980"/>
@@ -1798,7 +1839,11 @@
           <w:tblHeader w:val="on"/>
         </w:trPr>
         <w:tc>
-          <w:tcPr/>
+          <w:tcPr>
+            <w:tcBorders>
+              <w:bottom w:val="single" w:sz="6" w:space="0" w:color="333333"/>
+            </w:tcBorders>
+          </w:tcPr>
           <w:p>
             <w:pPr>
               <w:pStyle w:val="Compact"/>
@@ -1814,7 +1859,11 @@
           </w:p>
         </w:tc>
         <w:tc>
-          <w:tcPr/>
+          <w:tcPr>
+            <w:tcBorders>
+              <w:bottom w:val="single" w:sz="6" w:space="0" w:color="333333"/>
+            </w:tcBorders>
+          </w:tcPr>
           <w:p>
             <w:pPr>
               <w:pStyle w:val="Compact"/>
@@ -1830,7 +1879,11 @@
           </w:p>
         </w:tc>
         <w:tc>
-          <w:tcPr/>
+          <w:tcPr>
+            <w:tcBorders>
+              <w:bottom w:val="single" w:sz="6" w:space="0" w:color="333333"/>
+            </w:tcBorders>
+          </w:tcPr>
           <w:p>
             <w:pPr>
               <w:pStyle w:val="Compact"/>
@@ -1846,7 +1899,11 @@
           </w:p>
         </w:tc>
         <w:tc>
-          <w:tcPr/>
+          <w:tcPr>
+            <w:tcBorders>
+              <w:bottom w:val="single" w:sz="6" w:space="0" w:color="333333"/>
+            </w:tcBorders>
+          </w:tcPr>
           <w:p>
             <w:pPr>
               <w:pStyle w:val="Compact"/>
@@ -2346,6 +2403,7 @@
       <w:pPr>
         <w:pStyle w:val="BodyText"/>
         <w:spacing w:before="120"/>
+        <w:ind w:firstLine="420"/>
       </w:pPr>
       <w:r>
         <w:rPr>
@@ -2429,6 +2487,7 @@
     <w:p>
       <w:pPr>
         <w:pStyle w:val="BodyText"/>
+        <w:ind w:firstLine="420"/>
       </w:pPr>
       <w:r>
         <w:rPr>
@@ -2520,6 +2579,7 @@
     <w:p>
       <w:pPr>
         <w:pStyle w:val="FirstParagraph"/>
+        <w:ind w:firstLine="420"/>
       </w:pPr>
       <w:r>
         <w:rPr>
@@ -2553,6 +2613,7 @@
           <w:ilvl w:val="0"/>
           <w:numId w:val="1002"/>
         </w:numPr>
+        <w:ind w:firstLine="420"/>
       </w:pPr>
       <w:r>
         <w:rPr>
@@ -2600,6 +2661,7 @@
           <w:ilvl w:val="0"/>
           <w:numId w:val="1002"/>
         </w:numPr>
+        <w:ind w:firstLine="420"/>
       </w:pPr>
       <w:r>
         <w:rPr>
@@ -2671,6 +2733,7 @@
           <w:ilvl w:val="0"/>
           <w:numId w:val="1002"/>
         </w:numPr>
+        <w:ind w:firstLine="420"/>
       </w:pPr>
       <w:r>
         <w:rPr>
@@ -2756,6 +2819,7 @@
     <w:p>
       <w:pPr>
         <w:pStyle w:val="FirstParagraph"/>
+        <w:ind w:firstLine="420"/>
       </w:pPr>
       <w:r>
         <w:rPr>
@@ -2859,6 +2923,7 @@
     <w:p>
       <w:pPr>
         <w:pStyle w:val="BodyText"/>
+        <w:ind w:firstLine="420"/>
       </w:pPr>
       <w:r>
         <w:rPr>
@@ -2956,6 +3021,7 @@
     <w:p>
       <w:pPr>
         <w:pStyle w:val="BlockText"/>
+        <w:ind w:firstLine="420"/>
       </w:pPr>
       <w:r>
         <w:rPr>
@@ -3131,6 +3197,7 @@
     <w:p>
       <w:pPr>
         <w:pStyle w:val="BlockText"/>
+        <w:ind w:firstLine="420"/>
       </w:pPr>
       <w:r>
         <w:rPr>
@@ -3436,6 +3503,7 @@
     <w:p>
       <w:pPr>
         <w:pStyle w:val="BlockText"/>
+        <w:ind w:firstLine="420"/>
       </w:pPr>
       <w:r>
         <w:rPr>
@@ -3566,6 +3634,7 @@
     <w:p>
       <w:pPr>
         <w:pStyle w:val="FirstParagraph"/>
+        <w:ind w:firstLine="420"/>
       </w:pPr>
       <w:r>
         <w:rPr>
@@ -3813,6 +3882,7 @@
           <w:ilvl w:val="0"/>
           <w:numId w:val="1003"/>
         </w:numPr>
+        <w:ind w:firstLine="420"/>
       </w:pPr>
       <w:r>
         <w:rPr>
@@ -4029,6 +4099,7 @@
           <w:ilvl w:val="0"/>
           <w:numId w:val="1003"/>
         </w:numPr>
+        <w:ind w:firstLine="420"/>
       </w:pPr>
       <w:r>
         <w:rPr>
@@ -4102,6 +4173,7 @@
     <w:p>
       <w:pPr>
         <w:pStyle w:val="FirstParagraph"/>
+        <w:ind w:firstLine="420"/>
       </w:pPr>
       <w:r>
         <w:rPr>
@@ -4271,6 +4343,7 @@
     <w:p>
       <w:pPr>
         <w:pStyle w:val="FirstParagraph"/>
+        <w:ind w:firstLine="420"/>
       </w:pPr>
       <w:r>
         <w:rPr>
@@ -4404,6 +4477,7 @@
           <w:ilvl w:val="0"/>
           <w:numId w:val="1004"/>
         </w:numPr>
+        <w:ind w:firstLine="420"/>
       </w:pPr>
       <w:r>
         <w:rPr>
@@ -4491,6 +4565,7 @@
           <w:ilvl w:val="0"/>
           <w:numId w:val="1004"/>
         </w:numPr>
+        <w:ind w:firstLine="420"/>
       </w:pPr>
       <w:r>
         <w:rPr>
@@ -4747,6 +4822,7 @@
       <w:pPr>
         <w:pStyle w:val="BodyText"/>
         <w:spacing w:after="80"/>
+        <w:ind w:firstLine="420"/>
       </w:pPr>
       <w:r>
         <w:rPr>
@@ -4766,6 +4842,15 @@
         <w:tblStyle w:val="Table"/>
         <w:tblW w:type="auto" w:w="0"/>
         <w:tblLook w:firstRow="1" w:lastRow="0" w:firstColumn="0" w:lastColumn="0" w:noHBand="0" w:noVBand="0" w:val="0020"/>
+        <w:jc w:val="center"/>
+        <w:tblBorders>
+          <w:top w:val="single" w:sz="12" w:space="0" w:color="333333"/>
+          <w:bottom w:val="single" w:sz="12" w:space="0" w:color="333333"/>
+          <w:left w:val="none"/>
+          <w:right w:val="none"/>
+          <w:insideH w:val="none"/>
+          <w:insideV w:val="none"/>
+        </w:tblBorders>
       </w:tblPr>
       <w:tblGrid>
         <w:gridCol w:w="1980"/>
@@ -4778,7 +4863,11 @@
           <w:tblHeader w:val="on"/>
         </w:trPr>
         <w:tc>
-          <w:tcPr/>
+          <w:tcPr>
+            <w:tcBorders>
+              <w:bottom w:val="single" w:sz="6" w:space="0" w:color="333333"/>
+            </w:tcBorders>
+          </w:tcPr>
           <w:p>
             <w:pPr>
               <w:pStyle w:val="Compact"/>
@@ -4794,7 +4883,11 @@
           </w:p>
         </w:tc>
         <w:tc>
-          <w:tcPr/>
+          <w:tcPr>
+            <w:tcBorders>
+              <w:bottom w:val="single" w:sz="6" w:space="0" w:color="333333"/>
+            </w:tcBorders>
+          </w:tcPr>
           <w:p>
             <w:pPr>
               <w:pStyle w:val="Compact"/>
@@ -4810,7 +4903,11 @@
           </w:p>
         </w:tc>
         <w:tc>
-          <w:tcPr/>
+          <w:tcPr>
+            <w:tcBorders>
+              <w:bottom w:val="single" w:sz="6" w:space="0" w:color="333333"/>
+            </w:tcBorders>
+          </w:tcPr>
           <w:p>
             <w:pPr>
               <w:pStyle w:val="Compact"/>
@@ -4826,7 +4923,11 @@
           </w:p>
         </w:tc>
         <w:tc>
-          <w:tcPr/>
+          <w:tcPr>
+            <w:tcBorders>
+              <w:bottom w:val="single" w:sz="6" w:space="0" w:color="333333"/>
+            </w:tcBorders>
+          </w:tcPr>
           <w:p>
             <w:pPr>
               <w:pStyle w:val="Compact"/>
@@ -5276,6 +5377,7 @@
       <w:pPr>
         <w:pStyle w:val="BodyText"/>
         <w:spacing w:before="120"/>
+        <w:ind w:firstLine="420"/>
       </w:pPr>
       <w:r>
         <w:rPr>
@@ -5475,6 +5577,7 @@
     <w:p>
       <w:pPr>
         <w:pStyle w:val="BodyText"/>
+        <w:ind w:firstLine="420"/>
       </w:pPr>
       <w:r>
         <w:rPr>
@@ -5636,6 +5739,7 @@
     <w:p>
       <w:pPr>
         <w:pStyle w:val="BlockText"/>
+        <w:ind w:firstLine="420"/>
       </w:pPr>
       <w:r>
         <w:rPr>
@@ -5691,6 +5795,7 @@
     <w:p>
       <w:pPr>
         <w:pStyle w:val="BlockText"/>
+        <w:ind w:firstLine="420"/>
       </w:pPr>
       <w:r>
         <w:rPr>
@@ -5861,6 +5966,7 @@
     <w:p>
       <w:pPr>
         <w:pStyle w:val="FirstParagraph"/>
+        <w:ind w:firstLine="420"/>
       </w:pPr>
       <w:r>
         <w:rPr>
@@ -6017,6 +6123,7 @@
     <w:p>
       <w:pPr>
         <w:pStyle w:val="BlockText"/>
+        <w:ind w:firstLine="420"/>
       </w:pPr>
       <w:r>
         <w:rPr>
@@ -6123,6 +6230,7 @@
     <w:p>
       <w:pPr>
         <w:pStyle w:val="FirstParagraph"/>
+        <w:ind w:firstLine="420"/>
       </w:pPr>
       <w:r>
         <w:rPr>
@@ -6430,6 +6538,7 @@
     <w:p>
       <w:pPr>
         <w:pStyle w:val="BodyText"/>
+        <w:ind w:firstLine="420"/>
       </w:pPr>
       <w:r>
         <w:rPr>
@@ -6475,6 +6584,7 @@
           <w:ilvl w:val="0"/>
           <w:numId w:val="1005"/>
         </w:numPr>
+        <w:ind w:firstLine="420"/>
       </w:pPr>
       <w:r>
         <w:rPr>
@@ -6617,6 +6727,7 @@
           <w:ilvl w:val="0"/>
           <w:numId w:val="1005"/>
         </w:numPr>
+        <w:ind w:firstLine="420"/>
       </w:pPr>
       <w:r>
         <w:rPr>
@@ -6696,6 +6807,7 @@
     <w:p>
       <w:pPr>
         <w:pStyle w:val="FirstParagraph"/>
+        <w:ind w:firstLine="420"/>
       </w:pPr>
       <w:r>
         <w:rPr>
@@ -6861,6 +6973,7 @@
     <w:p>
       <w:pPr>
         <w:pStyle w:val="FirstParagraph"/>
+        <w:ind w:firstLine="420"/>
       </w:pPr>
       <w:r>
         <w:rPr>
@@ -6892,6 +7005,7 @@
           <w:ilvl w:val="0"/>
           <w:numId w:val="1006"/>
         </w:numPr>
+        <w:ind w:firstLine="420"/>
       </w:pPr>
       <w:r>
         <w:rPr>
@@ -6952,6 +7066,7 @@
           <w:ilvl w:val="0"/>
           <w:numId w:val="1006"/>
         </w:numPr>
+        <w:ind w:firstLine="420"/>
       </w:pPr>
       <w:r>
         <w:rPr>
@@ -6999,6 +7114,7 @@
           <w:ilvl w:val="0"/>
           <w:numId w:val="1006"/>
         </w:numPr>
+        <w:ind w:firstLine="420"/>
       </w:pPr>
       <w:r>
         <w:rPr>
@@ -7038,6 +7154,7 @@
     <w:p>
       <w:pPr>
         <w:pStyle w:val="FirstParagraph"/>
+        <w:ind w:firstLine="420"/>
       </w:pPr>
       <w:r>
         <w:rPr>
@@ -7233,6 +7350,7 @@
     <w:p>
       <w:pPr>
         <w:pStyle w:val="BodyText"/>
+        <w:ind w:firstLine="420"/>
       </w:pPr>
       <w:r>
         <w:rPr>
@@ -7376,6 +7494,7 @@
     <w:p>
       <w:pPr>
         <w:pStyle w:val="BlockText"/>
+        <w:ind w:firstLine="420"/>
       </w:pPr>
       <w:r>
         <w:rPr>
@@ -7497,6 +7616,7 @@
     <w:p>
       <w:pPr>
         <w:pStyle w:val="BlockText"/>
+        <w:ind w:firstLine="420"/>
       </w:pPr>
       <w:r>
         <w:rPr>
@@ -7770,6 +7890,7 @@
     <w:p>
       <w:pPr>
         <w:pStyle w:val="FirstParagraph"/>
+        <w:ind w:firstLine="420"/>
       </w:pPr>
       <w:r>
         <w:rPr>
@@ -7928,6 +8049,7 @@
     <w:p>
       <w:pPr>
         <w:pStyle w:val="BlockText"/>
+        <w:ind w:firstLine="420"/>
       </w:pPr>
       <w:r>
         <w:rPr>
@@ -8046,6 +8168,7 @@
     <w:p>
       <w:pPr>
         <w:pStyle w:val="FirstParagraph"/>
+        <w:ind w:firstLine="420"/>
       </w:pPr>
       <w:r>
         <w:rPr>
@@ -8439,6 +8562,7 @@
     <w:p>
       <w:pPr>
         <w:pStyle w:val="FirstParagraph"/>
+        <w:ind w:firstLine="420"/>
       </w:pPr>
       <w:r>
         <w:rPr>
@@ -8580,6 +8704,7 @@
           <w:ilvl w:val="0"/>
           <w:numId w:val="1007"/>
         </w:numPr>
+        <w:ind w:firstLine="420"/>
       </w:pPr>
       <w:r>
         <w:rPr>
@@ -8645,6 +8770,7 @@
           <w:ilvl w:val="0"/>
           <w:numId w:val="1007"/>
         </w:numPr>
+        <w:ind w:firstLine="420"/>
       </w:pPr>
       <w:r>
         <w:rPr>
@@ -8712,6 +8838,7 @@
     <w:p>
       <w:pPr>
         <w:pStyle w:val="FirstParagraph"/>
+        <w:ind w:firstLine="420"/>
       </w:pPr>
       <w:r>
         <w:rPr>
@@ -8798,6 +8925,7 @@
       <w:pPr>
         <w:pStyle w:val="BodyText"/>
         <w:spacing w:after="80"/>
+        <w:ind w:firstLine="420"/>
       </w:pPr>
       <w:r>
         <w:rPr>
@@ -8829,6 +8957,15 @@
         <w:tblStyle w:val="Table"/>
         <w:tblW w:type="auto" w:w="0"/>
         <w:tblLook w:firstRow="1" w:lastRow="0" w:firstColumn="0" w:lastColumn="0" w:noHBand="0" w:noVBand="0" w:val="0020"/>
+        <w:jc w:val="center"/>
+        <w:tblBorders>
+          <w:top w:val="single" w:sz="12" w:space="0" w:color="333333"/>
+          <w:bottom w:val="single" w:sz="12" w:space="0" w:color="333333"/>
+          <w:left w:val="none"/>
+          <w:right w:val="none"/>
+          <w:insideH w:val="none"/>
+          <w:insideV w:val="none"/>
+        </w:tblBorders>
       </w:tblPr>
       <w:tblGrid>
         <w:gridCol w:w="2640"/>
@@ -8840,7 +8977,11 @@
           <w:tblHeader w:val="on"/>
         </w:trPr>
         <w:tc>
-          <w:tcPr/>
+          <w:tcPr>
+            <w:tcBorders>
+              <w:bottom w:val="single" w:sz="6" w:space="0" w:color="333333"/>
+            </w:tcBorders>
+          </w:tcPr>
           <w:p>
             <w:pPr>
               <w:pStyle w:val="Compact"/>
@@ -8856,7 +8997,11 @@
           </w:p>
         </w:tc>
         <w:tc>
-          <w:tcPr/>
+          <w:tcPr>
+            <w:tcBorders>
+              <w:bottom w:val="single" w:sz="6" w:space="0" w:color="333333"/>
+            </w:tcBorders>
+          </w:tcPr>
           <w:p>
             <w:pPr>
               <w:pStyle w:val="Compact"/>
@@ -8872,7 +9017,11 @@
           </w:p>
         </w:tc>
         <w:tc>
-          <w:tcPr/>
+          <w:tcPr>
+            <w:tcBorders>
+              <w:bottom w:val="single" w:sz="6" w:space="0" w:color="333333"/>
+            </w:tcBorders>
+          </w:tcPr>
           <w:p>
             <w:pPr>
               <w:pStyle w:val="Compact"/>
@@ -9213,6 +9362,7 @@
       <w:pPr>
         <w:pStyle w:val="BodyText"/>
         <w:spacing w:before="120"/>
+        <w:ind w:firstLine="420"/>
       </w:pPr>
       <w:r>
         <w:rPr>
@@ -9350,6 +9500,7 @@
     <w:p>
       <w:pPr>
         <w:pStyle w:val="BlockText"/>
+        <w:ind w:firstLine="420"/>
       </w:pPr>
       <w:r>
         <w:rPr>
@@ -9424,6 +9575,7 @@
     <w:p>
       <w:pPr>
         <w:pStyle w:val="BlockText"/>
+        <w:ind w:firstLine="420"/>
       </w:pPr>
       <w:r>
         <w:rPr>
@@ -9674,6 +9826,7 @@
     <w:p>
       <w:pPr>
         <w:pStyle w:val="FirstParagraph"/>
+        <w:ind w:firstLine="420"/>
       </w:pPr>
       <w:r>
         <w:rPr>
@@ -9818,6 +9971,7 @@
     <w:p>
       <w:pPr>
         <w:pStyle w:val="BlockText"/>
+        <w:ind w:firstLine="420"/>
       </w:pPr>
       <w:r>
         <w:rPr>
@@ -9894,6 +10048,7 @@
       <w:pPr>
         <w:pStyle w:val="FirstParagraph"/>
         <w:spacing w:after="80"/>
+        <w:ind w:firstLine="420"/>
       </w:pPr>
       <w:r>
         <w:rPr>
@@ -9990,6 +10145,15 @@
         <w:tblW w:type="pct" w:w="5000"/>
         <w:tblLayout w:type="fixed"/>
         <w:tblLook w:firstRow="1" w:lastRow="0" w:firstColumn="0" w:lastColumn="0" w:noHBand="0" w:noVBand="0" w:val="0020"/>
+        <w:jc w:val="center"/>
+        <w:tblBorders>
+          <w:top w:val="single" w:sz="12" w:space="0" w:color="333333"/>
+          <w:bottom w:val="single" w:sz="12" w:space="0" w:color="333333"/>
+          <w:left w:val="none"/>
+          <w:right w:val="none"/>
+          <w:insideH w:val="none"/>
+          <w:insideV w:val="none"/>
+        </w:tblBorders>
       </w:tblPr>
       <w:tblGrid>
         <w:gridCol w:w="2640"/>
@@ -10001,7 +10165,11 @@
           <w:tblHeader w:val="on"/>
         </w:trPr>
         <w:tc>
-          <w:tcPr/>
+          <w:tcPr>
+            <w:tcBorders>
+              <w:bottom w:val="single" w:sz="6" w:space="0" w:color="333333"/>
+            </w:tcBorders>
+          </w:tcPr>
           <w:p>
             <w:pPr>
               <w:pStyle w:val="Compact"/>
@@ -10017,7 +10185,11 @@
           </w:p>
         </w:tc>
         <w:tc>
-          <w:tcPr/>
+          <w:tcPr>
+            <w:tcBorders>
+              <w:bottom w:val="single" w:sz="6" w:space="0" w:color="333333"/>
+            </w:tcBorders>
+          </w:tcPr>
           <w:p>
             <w:pPr>
               <w:pStyle w:val="Compact"/>
@@ -10033,7 +10205,11 @@
           </w:p>
         </w:tc>
         <w:tc>
-          <w:tcPr/>
+          <w:tcPr>
+            <w:tcBorders>
+              <w:bottom w:val="single" w:sz="6" w:space="0" w:color="333333"/>
+            </w:tcBorders>
+          </w:tcPr>
           <w:p>
             <w:pPr>
               <w:pStyle w:val="Compact"/>
@@ -10251,6 +10427,7 @@
       <w:pPr>
         <w:pStyle w:val="BodyText"/>
         <w:spacing w:before="120"/>
+        <w:ind w:firstLine="420"/>
       </w:pPr>
       <w:r>
         <w:rPr>
@@ -10438,6 +10615,7 @@
     <w:p>
       <w:pPr>
         <w:pStyle w:val="BodyText"/>
+        <w:ind w:firstLine="420"/>
       </w:pPr>
       <w:r>
         <w:rPr>
@@ -10641,6 +10819,7 @@
     <w:p>
       <w:pPr>
         <w:pStyle w:val="BlockText"/>
+        <w:ind w:firstLine="420"/>
       </w:pPr>
       <w:r>
         <w:rPr>
@@ -10708,6 +10887,7 @@
     <w:p>
       <w:pPr>
         <w:pStyle w:val="BlockText"/>
+        <w:ind w:firstLine="420"/>
       </w:pPr>
       <w:r>
         <w:rPr>
@@ -10895,6 +11075,7 @@
     <w:p>
       <w:pPr>
         <w:pStyle w:val="BlockText"/>
+        <w:ind w:firstLine="420"/>
       </w:pPr>
       <w:r>
         <w:rPr>
@@ -10983,6 +11164,7 @@
     <w:p>
       <w:pPr>
         <w:pStyle w:val="FirstParagraph"/>
+        <w:ind w:firstLine="420"/>
       </w:pPr>
       <w:r>
         <w:rPr>
@@ -11028,6 +11210,7 @@
           <w:ilvl w:val="0"/>
           <w:numId w:val="1008"/>
         </w:numPr>
+        <w:ind w:firstLine="420"/>
       </w:pPr>
       <w:r>
         <w:rPr>
@@ -11061,6 +11244,7 @@
           <w:ilvl w:val="0"/>
           <w:numId w:val="1008"/>
         </w:numPr>
+        <w:ind w:firstLine="420"/>
       </w:pPr>
       <w:r>
         <w:rPr>
@@ -11094,6 +11278,7 @@
           <w:ilvl w:val="0"/>
           <w:numId w:val="1008"/>
         </w:numPr>
+        <w:ind w:firstLine="420"/>
       </w:pPr>
       <w:r>
         <w:rPr>
@@ -11123,6 +11308,7 @@
     <w:p>
       <w:pPr>
         <w:pStyle w:val="FirstParagraph"/>
+        <w:ind w:firstLine="420"/>
       </w:pPr>
       <w:r>
         <w:rPr>
@@ -11211,6 +11397,15 @@
         <w:tblW w:type="pct" w:w="5000"/>
         <w:tblLayout w:type="fixed"/>
         <w:tblLook w:firstRow="1" w:lastRow="0" w:firstColumn="0" w:lastColumn="0" w:noHBand="0" w:noVBand="0" w:val="0020"/>
+        <w:jc w:val="center"/>
+        <w:tblBorders>
+          <w:top w:val="single" w:sz="12" w:space="0" w:color="333333"/>
+          <w:bottom w:val="single" w:sz="12" w:space="0" w:color="333333"/>
+          <w:left w:val="none"/>
+          <w:right w:val="none"/>
+          <w:insideH w:val="none"/>
+          <w:insideV w:val="none"/>
+        </w:tblBorders>
       </w:tblPr>
       <w:tblGrid>
         <w:gridCol w:w="1508"/>
@@ -11224,7 +11419,11 @@
           <w:tblHeader w:val="on"/>
         </w:trPr>
         <w:tc>
-          <w:tcPr/>
+          <w:tcPr>
+            <w:tcBorders>
+              <w:bottom w:val="single" w:sz="6" w:space="0" w:color="333333"/>
+            </w:tcBorders>
+          </w:tcPr>
           <w:p>
             <w:pPr>
               <w:pStyle w:val="Compact"/>
@@ -11240,7 +11439,11 @@
           </w:p>
         </w:tc>
         <w:tc>
-          <w:tcPr/>
+          <w:tcPr>
+            <w:tcBorders>
+              <w:bottom w:val="single" w:sz="6" w:space="0" w:color="333333"/>
+            </w:tcBorders>
+          </w:tcPr>
           <w:p>
             <w:pPr>
               <w:pStyle w:val="Compact"/>
@@ -11256,7 +11459,11 @@
           </w:p>
         </w:tc>
         <w:tc>
-          <w:tcPr/>
+          <w:tcPr>
+            <w:tcBorders>
+              <w:bottom w:val="single" w:sz="6" w:space="0" w:color="333333"/>
+            </w:tcBorders>
+          </w:tcPr>
           <w:p>
             <w:pPr>
               <w:pStyle w:val="Compact"/>
@@ -11279,7 +11486,11 @@
           </w:p>
         </w:tc>
         <w:tc>
-          <w:tcPr/>
+          <w:tcPr>
+            <w:tcBorders>
+              <w:bottom w:val="single" w:sz="6" w:space="0" w:color="333333"/>
+            </w:tcBorders>
+          </w:tcPr>
           <w:p>
             <w:pPr>
               <w:pStyle w:val="Compact"/>
@@ -11295,7 +11506,11 @@
           </w:p>
         </w:tc>
         <w:tc>
-          <w:tcPr/>
+          <w:tcPr>
+            <w:tcBorders>
+              <w:bottom w:val="single" w:sz="6" w:space="0" w:color="333333"/>
+            </w:tcBorders>
+          </w:tcPr>
           <w:p>
             <w:pPr>
               <w:pStyle w:val="Compact"/>
@@ -11798,6 +12013,7 @@
       <w:pPr>
         <w:pStyle w:val="BodyText"/>
         <w:spacing w:before="120"/>
+        <w:ind w:firstLine="420"/>
       </w:pPr>
       <w:r>
         <w:rPr>
@@ -11917,6 +12133,7 @@
     <w:p>
       <w:pPr>
         <w:pStyle w:val="BlockText"/>
+        <w:ind w:firstLine="420"/>
       </w:pPr>
       <w:r>
         <w:rPr>
@@ -11984,6 +12201,7 @@
     <w:p>
       <w:pPr>
         <w:pStyle w:val="BlockText"/>
+        <w:ind w:firstLine="420"/>
       </w:pPr>
       <w:r>
         <w:rPr>
@@ -12183,6 +12401,7 @@
     <w:p>
       <w:pPr>
         <w:pStyle w:val="FirstParagraph"/>
+        <w:ind w:firstLine="420"/>
       </w:pPr>
       <w:r>
         <w:rPr>
@@ -12275,6 +12494,7 @@
     <w:p>
       <w:pPr>
         <w:pStyle w:val="BlockText"/>
+        <w:ind w:firstLine="420"/>
       </w:pPr>
       <w:r>
         <w:rPr>
@@ -12307,6 +12527,7 @@
       <w:pPr>
         <w:pStyle w:val="FirstParagraph"/>
         <w:spacing w:after="80"/>
+        <w:ind w:firstLine="420"/>
       </w:pPr>
       <w:r>
         <w:rPr>
@@ -12399,6 +12620,15 @@
         <w:tblW w:type="pct" w:w="5000"/>
         <w:tblLayout w:type="fixed"/>
         <w:tblLook w:firstRow="1" w:lastRow="0" w:firstColumn="0" w:lastColumn="0" w:noHBand="0" w:noVBand="0" w:val="0020"/>
+        <w:jc w:val="center"/>
+        <w:tblBorders>
+          <w:top w:val="single" w:sz="12" w:space="0" w:color="333333"/>
+          <w:bottom w:val="single" w:sz="12" w:space="0" w:color="333333"/>
+          <w:left w:val="none"/>
+          <w:right w:val="none"/>
+          <w:insideH w:val="none"/>
+          <w:insideV w:val="none"/>
+        </w:tblBorders>
       </w:tblPr>
       <w:tblGrid>
         <w:gridCol w:w="2640"/>
@@ -12410,7 +12640,11 @@
           <w:tblHeader w:val="on"/>
         </w:trPr>
         <w:tc>
-          <w:tcPr/>
+          <w:tcPr>
+            <w:tcBorders>
+              <w:bottom w:val="single" w:sz="6" w:space="0" w:color="333333"/>
+            </w:tcBorders>
+          </w:tcPr>
           <w:p>
             <w:pPr>
               <w:pStyle w:val="Compact"/>
@@ -12426,7 +12660,11 @@
           </w:p>
         </w:tc>
         <w:tc>
-          <w:tcPr/>
+          <w:tcPr>
+            <w:tcBorders>
+              <w:bottom w:val="single" w:sz="6" w:space="0" w:color="333333"/>
+            </w:tcBorders>
+          </w:tcPr>
           <w:p>
             <w:pPr>
               <w:pStyle w:val="Compact"/>
@@ -12442,7 +12680,11 @@
           </w:p>
         </w:tc>
         <w:tc>
-          <w:tcPr/>
+          <w:tcPr>
+            <w:tcBorders>
+              <w:bottom w:val="single" w:sz="6" w:space="0" w:color="333333"/>
+            </w:tcBorders>
+          </w:tcPr>
           <w:p>
             <w:pPr>
               <w:pStyle w:val="Compact"/>
@@ -13063,6 +13305,7 @@
       <w:pPr>
         <w:pStyle w:val="BodyText"/>
         <w:spacing w:before="120"/>
+        <w:ind w:firstLine="420"/>
       </w:pPr>
       <w:r>
         <w:rPr>
@@ -13178,6 +13421,7 @@
     <w:p>
       <w:pPr>
         <w:pStyle w:val="BlockText"/>
+        <w:ind w:firstLine="420"/>
       </w:pPr>
       <w:r>
         <w:rPr>
@@ -13270,6 +13514,7 @@
     <w:p>
       <w:pPr>
         <w:pStyle w:val="BlockText"/>
+        <w:ind w:firstLine="420"/>
       </w:pPr>
       <w:r>
         <w:rPr>
@@ -13668,6 +13913,7 @@
     <w:p>
       <w:pPr>
         <w:pStyle w:val="FirstParagraph"/>
+        <w:ind w:firstLine="420"/>
       </w:pPr>
       <w:r>
         <w:rPr>
@@ -13788,6 +14034,7 @@
       <w:pPr>
         <w:pStyle w:val="BodyText"/>
         <w:spacing w:after="80"/>
+        <w:ind w:firstLine="420"/>
       </w:pPr>
       <w:r>
         <w:rPr>
@@ -13872,6 +14119,15 @@
         <w:tblW w:type="pct" w:w="5000"/>
         <w:tblLayout w:type="fixed"/>
         <w:tblLook w:firstRow="1" w:lastRow="0" w:firstColumn="0" w:lastColumn="0" w:noHBand="0" w:noVBand="0" w:val="0020"/>
+        <w:jc w:val="center"/>
+        <w:tblBorders>
+          <w:top w:val="single" w:sz="12" w:space="0" w:color="333333"/>
+          <w:bottom w:val="single" w:sz="12" w:space="0" w:color="333333"/>
+          <w:left w:val="none"/>
+          <w:right w:val="none"/>
+          <w:insideH w:val="none"/>
+          <w:insideV w:val="none"/>
+        </w:tblBorders>
       </w:tblPr>
       <w:tblGrid>
         <w:gridCol w:w="1980"/>
@@ -13884,7 +14140,11 @@
           <w:tblHeader w:val="on"/>
         </w:trPr>
         <w:tc>
-          <w:tcPr/>
+          <w:tcPr>
+            <w:tcBorders>
+              <w:bottom w:val="single" w:sz="6" w:space="0" w:color="333333"/>
+            </w:tcBorders>
+          </w:tcPr>
           <w:p>
             <w:pPr>
               <w:pStyle w:val="Compact"/>
@@ -13900,7 +14160,11 @@
           </w:p>
         </w:tc>
         <w:tc>
-          <w:tcPr/>
+          <w:tcPr>
+            <w:tcBorders>
+              <w:bottom w:val="single" w:sz="6" w:space="0" w:color="333333"/>
+            </w:tcBorders>
+          </w:tcPr>
           <w:p>
             <w:pPr>
               <w:pStyle w:val="Compact"/>
@@ -13937,7 +14201,11 @@
           </w:p>
         </w:tc>
         <w:tc>
-          <w:tcPr/>
+          <w:tcPr>
+            <w:tcBorders>
+              <w:bottom w:val="single" w:sz="6" w:space="0" w:color="333333"/>
+            </w:tcBorders>
+          </w:tcPr>
           <w:p>
             <w:pPr>
               <w:pStyle w:val="Compact"/>
@@ -13953,7 +14221,11 @@
           </w:p>
         </w:tc>
         <w:tc>
-          <w:tcPr/>
+          <w:tcPr>
+            <w:tcBorders>
+              <w:bottom w:val="single" w:sz="6" w:space="0" w:color="333333"/>
+            </w:tcBorders>
+          </w:tcPr>
           <w:p>
             <w:pPr>
               <w:pStyle w:val="Compact"/>
@@ -14606,6 +14878,7 @@
       <w:pPr>
         <w:pStyle w:val="BodyText"/>
         <w:spacing w:before="120"/>
+        <w:ind w:firstLine="420"/>
       </w:pPr>
       <w:r>
         <w:rPr>
@@ -14757,6 +15030,7 @@
     <w:p>
       <w:pPr>
         <w:pStyle w:val="BodyText"/>
+        <w:ind w:firstLine="420"/>
       </w:pPr>
       <w:r>
         <w:rPr>
@@ -14978,6 +15252,7 @@
           <w:ilvl w:val="0"/>
           <w:numId w:val="1009"/>
         </w:numPr>
+        <w:ind w:firstLine="420"/>
       </w:pPr>
       <w:r>
         <w:rPr>
@@ -15023,6 +15298,7 @@
           <w:ilvl w:val="0"/>
           <w:numId w:val="1009"/>
         </w:numPr>
+        <w:ind w:firstLine="420"/>
       </w:pPr>
       <w:r>
         <w:rPr>
@@ -15124,6 +15400,7 @@
     <w:p>
       <w:pPr>
         <w:pStyle w:val="FirstParagraph"/>
+        <w:ind w:firstLine="420"/>
       </w:pPr>
       <w:r>
         <w:rPr>
@@ -15326,6 +15603,7 @@
     <w:p>
       <w:pPr>
         <w:pStyle w:val="BodyText"/>
+        <w:ind w:firstLine="420"/>
       </w:pPr>
       <w:r>
         <w:rPr>
@@ -15632,6 +15910,7 @@
     <w:p>
       <w:pPr>
         <w:pStyle w:val="BodyText"/>
+        <w:ind w:firstLine="420"/>
       </w:pPr>
       <w:r>
         <w:rPr>
@@ -15835,6 +16114,7 @@
           <w:ilvl w:val="0"/>
           <w:numId w:val="1010"/>
         </w:numPr>
+        <w:ind w:firstLine="420"/>
       </w:pPr>
       <w:r>
         <w:rPr>
@@ -15887,6 +16167,7 @@
           <w:ilvl w:val="0"/>
           <w:numId w:val="1010"/>
         </w:numPr>
+        <w:ind w:firstLine="420"/>
       </w:pPr>
       <w:r>
         <w:rPr>
@@ -15908,6 +16189,7 @@
           <w:ilvl w:val="0"/>
           <w:numId w:val="1010"/>
         </w:numPr>
+        <w:ind w:firstLine="420"/>
       </w:pPr>
       <w:r>
         <w:rPr>
@@ -15937,6 +16219,7 @@
     <w:p>
       <w:pPr>
         <w:pStyle w:val="FirstParagraph"/>
+        <w:ind w:firstLine="420"/>
       </w:pPr>
       <w:r>
         <w:rPr>
@@ -16212,6 +16495,7 @@
     <w:p>
       <w:pPr>
         <w:pStyle w:val="BodyText"/>
+        <w:ind w:firstLine="420"/>
       </w:pPr>
       <w:r>
         <w:rPr>
@@ -16812,6 +17096,7 @@
     <w:p>
       <w:pPr>
         <w:pStyle w:val="BodyText"/>
+        <w:ind w:firstLine="420"/>
       </w:pPr>
       <w:r>
         <w:rPr>
@@ -16987,6 +17272,7 @@
     <w:p>
       <w:pPr>
         <w:pStyle w:val="FirstParagraph"/>
+        <w:ind w:firstLine="420"/>
       </w:pPr>
       <w:r>
         <w:rPr>
@@ -17112,6 +17398,7 @@
     <w:p>
       <w:pPr>
         <w:pStyle w:val="BodyText"/>
+        <w:ind w:firstLine="420"/>
       </w:pPr>
       <w:r>
         <w:rPr>
@@ -17395,6 +17682,7 @@
     <w:p>
       <w:pPr>
         <w:pStyle w:val="BodyText"/>
+        <w:ind w:firstLine="420"/>
       </w:pPr>
       <w:r>
         <w:rPr>
@@ -17636,6 +17924,7 @@
     <w:p>
       <w:pPr>
         <w:pStyle w:val="BodyText"/>
+        <w:ind w:firstLine="420"/>
       </w:pPr>
       <w:r>
         <w:rPr>
@@ -17826,6 +18115,15 @@
         <w:tblW w:type="pct" w:w="5000"/>
         <w:tblLayout w:type="fixed"/>
         <w:tblLook w:firstRow="1" w:lastRow="0" w:firstColumn="0" w:lastColumn="0" w:noHBand="0" w:noVBand="0" w:val="0020"/>
+        <w:jc w:val="center"/>
+        <w:tblBorders>
+          <w:top w:val="single" w:sz="12" w:space="0" w:color="333333"/>
+          <w:bottom w:val="single" w:sz="12" w:space="0" w:color="333333"/>
+          <w:left w:val="none"/>
+          <w:right w:val="none"/>
+          <w:insideH w:val="none"/>
+          <w:insideV w:val="none"/>
+        </w:tblBorders>
       </w:tblPr>
       <w:tblGrid>
         <w:gridCol w:w="2640"/>
@@ -17837,7 +18135,11 @@
           <w:tblHeader w:val="on"/>
         </w:trPr>
         <w:tc>
-          <w:tcPr/>
+          <w:tcPr>
+            <w:tcBorders>
+              <w:bottom w:val="single" w:sz="6" w:space="0" w:color="333333"/>
+            </w:tcBorders>
+          </w:tcPr>
           <w:p>
             <w:pPr>
               <w:pStyle w:val="Compact"/>
@@ -17853,7 +18155,11 @@
           </w:p>
         </w:tc>
         <w:tc>
-          <w:tcPr/>
+          <w:tcPr>
+            <w:tcBorders>
+              <w:bottom w:val="single" w:sz="6" w:space="0" w:color="333333"/>
+            </w:tcBorders>
+          </w:tcPr>
           <w:p>
             <w:pPr>
               <w:pStyle w:val="Compact"/>
@@ -17883,7 +18189,11 @@
           </w:p>
         </w:tc>
         <w:tc>
-          <w:tcPr/>
+          <w:tcPr>
+            <w:tcBorders>
+              <w:bottom w:val="single" w:sz="6" w:space="0" w:color="333333"/>
+            </w:tcBorders>
+          </w:tcPr>
           <w:p>
             <w:pPr>
               <w:pStyle w:val="Compact"/>
@@ -18373,6 +18683,15 @@
         <w:tblW w:type="pct" w:w="5000"/>
         <w:tblLayout w:type="fixed"/>
         <w:tblLook w:firstRow="1" w:lastRow="0" w:firstColumn="0" w:lastColumn="0" w:noHBand="0" w:noVBand="0" w:val="0020"/>
+        <w:jc w:val="center"/>
+        <w:tblBorders>
+          <w:top w:val="single" w:sz="12" w:space="0" w:color="333333"/>
+          <w:bottom w:val="single" w:sz="12" w:space="0" w:color="333333"/>
+          <w:left w:val="none"/>
+          <w:right w:val="none"/>
+          <w:insideH w:val="none"/>
+          <w:insideV w:val="none"/>
+        </w:tblBorders>
       </w:tblPr>
       <w:tblGrid>
         <w:gridCol w:w="2640"/>
@@ -18384,7 +18703,11 @@
           <w:tblHeader w:val="on"/>
         </w:trPr>
         <w:tc>
-          <w:tcPr/>
+          <w:tcPr>
+            <w:tcBorders>
+              <w:bottom w:val="single" w:sz="6" w:space="0" w:color="333333"/>
+            </w:tcBorders>
+          </w:tcPr>
           <w:p>
             <w:pPr>
               <w:pStyle w:val="Compact"/>
@@ -18400,7 +18723,11 @@
           </w:p>
         </w:tc>
         <w:tc>
-          <w:tcPr/>
+          <w:tcPr>
+            <w:tcBorders>
+              <w:bottom w:val="single" w:sz="6" w:space="0" w:color="333333"/>
+            </w:tcBorders>
+          </w:tcPr>
           <w:p>
             <w:pPr>
               <w:pStyle w:val="Compact"/>
@@ -18430,7 +18757,11 @@
           </w:p>
         </w:tc>
         <w:tc>
-          <w:tcPr/>
+          <w:tcPr>
+            <w:tcBorders>
+              <w:bottom w:val="single" w:sz="6" w:space="0" w:color="333333"/>
+            </w:tcBorders>
+          </w:tcPr>
           <w:p>
             <w:pPr>
               <w:pStyle w:val="Compact"/>
@@ -18820,6 +19151,15 @@
         <w:tblW w:type="pct" w:w="5000"/>
         <w:tblLayout w:type="fixed"/>
         <w:tblLook w:firstRow="1" w:lastRow="0" w:firstColumn="0" w:lastColumn="0" w:noHBand="0" w:noVBand="0" w:val="0020"/>
+        <w:jc w:val="center"/>
+        <w:tblBorders>
+          <w:top w:val="single" w:sz="12" w:space="0" w:color="333333"/>
+          <w:bottom w:val="single" w:sz="12" w:space="0" w:color="333333"/>
+          <w:left w:val="none"/>
+          <w:right w:val="none"/>
+          <w:insideH w:val="none"/>
+          <w:insideV w:val="none"/>
+        </w:tblBorders>
       </w:tblPr>
       <w:tblGrid>
         <w:gridCol w:w="2640"/>
@@ -18831,7 +19171,11 @@
           <w:tblHeader w:val="on"/>
         </w:trPr>
         <w:tc>
-          <w:tcPr/>
+          <w:tcPr>
+            <w:tcBorders>
+              <w:bottom w:val="single" w:sz="6" w:space="0" w:color="333333"/>
+            </w:tcBorders>
+          </w:tcPr>
           <w:p>
             <w:pPr>
               <w:pStyle w:val="Compact"/>
@@ -18847,7 +19191,11 @@
           </w:p>
         </w:tc>
         <w:tc>
-          <w:tcPr/>
+          <w:tcPr>
+            <w:tcBorders>
+              <w:bottom w:val="single" w:sz="6" w:space="0" w:color="333333"/>
+            </w:tcBorders>
+          </w:tcPr>
           <w:p>
             <w:pPr>
               <w:pStyle w:val="Compact"/>
@@ -18877,7 +19225,11 @@
           </w:p>
         </w:tc>
         <w:tc>
-          <w:tcPr/>
+          <w:tcPr>
+            <w:tcBorders>
+              <w:bottom w:val="single" w:sz="6" w:space="0" w:color="333333"/>
+            </w:tcBorders>
+          </w:tcPr>
           <w:p>
             <w:pPr>
               <w:pStyle w:val="Compact"/>
@@ -19177,6 +19529,7 @@
     <w:p>
       <w:pPr>
         <w:pStyle w:val="BlockText"/>
+        <w:ind w:firstLine="420"/>
       </w:pPr>
       <w:r>
         <w:rPr>
@@ -19287,6 +19640,7 @@
     <w:p>
       <w:pPr>
         <w:pStyle w:val="BlockText"/>
+        <w:ind w:firstLine="420"/>
       </w:pPr>
       <w:r>
         <w:rPr>
@@ -19304,6 +19658,7 @@
     <w:p>
       <w:pPr>
         <w:pStyle w:val="FirstParagraph"/>
+        <w:ind w:firstLine="420"/>
       </w:pPr>
       <w:r>
         <w:rPr>
@@ -19333,6 +19688,7 @@
     <w:p>
       <w:pPr>
         <w:pStyle w:val="BodyText"/>
+        <w:ind w:firstLine="420"/>
       </w:pPr>
       <w:r>
         <w:rPr>
@@ -19495,6 +19851,7 @@
     <w:p>
       <w:pPr>
         <w:pStyle w:val="BodyText"/>
+        <w:ind w:firstLine="420"/>
       </w:pPr>
       <w:r>
         <w:rPr>
@@ -19610,6 +19967,7 @@
     <w:p>
       <w:pPr>
         <w:pStyle w:val="BodyText"/>
+        <w:ind w:firstLine="420"/>
       </w:pPr>
       <w:r>
         <w:rPr>
@@ -19653,6 +20011,7 @@
     <w:p>
       <w:pPr>
         <w:pStyle w:val="BodyText"/>
+        <w:ind w:firstLine="420"/>
       </w:pPr>
       <w:r>
         <w:rPr>
@@ -19682,6 +20041,7 @@
     <w:p>
       <w:pPr>
         <w:pStyle w:val="BodyText"/>
+        <w:ind w:firstLine="420"/>
       </w:pPr>
       <w:r>
         <w:rPr>
@@ -19767,6 +20127,7 @@
     <w:p>
       <w:pPr>
         <w:pStyle w:val="BodyText"/>
+        <w:ind w:firstLine="420"/>
       </w:pPr>
       <w:r>
         <w:rPr>
@@ -19822,6 +20183,7 @@
     <w:p>
       <w:pPr>
         <w:pStyle w:val="BodyText"/>
+        <w:ind w:firstLine="420"/>
       </w:pPr>
       <w:r>
         <w:rPr>
@@ -19853,6 +20215,7 @@
     <w:p>
       <w:pPr>
         <w:pStyle w:val="BodyText"/>
+        <w:ind w:firstLine="420"/>
       </w:pPr>
       <w:r>
         <w:rPr>
@@ -19908,6 +20271,7 @@
     <w:p>
       <w:pPr>
         <w:pStyle w:val="BodyText"/>
+        <w:ind w:firstLine="420"/>
       </w:pPr>
       <w:r>
         <w:rPr>
@@ -19945,6 +20309,7 @@
     <w:p>
       <w:pPr>
         <w:pStyle w:val="BodyText"/>
+        <w:ind w:firstLine="420"/>
       </w:pPr>
       <w:r>
         <w:rPr>
@@ -20000,6 +20365,7 @@
     <w:p>
       <w:pPr>
         <w:pStyle w:val="BodyText"/>
+        <w:ind w:firstLine="420"/>
       </w:pPr>
       <w:r>
         <w:rPr>
@@ -20055,6 +20421,7 @@
     <w:p>
       <w:pPr>
         <w:pStyle w:val="BodyText"/>
+        <w:ind w:firstLine="420"/>
       </w:pPr>
       <w:r>
         <w:rPr>
@@ -20154,6 +20521,7 @@
     <w:p>
       <w:pPr>
         <w:pStyle w:val="BlockText"/>
+        <w:ind w:firstLine="420"/>
       </w:pPr>
       <w:r>
         <w:rPr>
@@ -20183,6 +20551,7 @@
     <w:p>
       <w:pPr>
         <w:pStyle w:val="FirstParagraph"/>
+        <w:ind w:firstLine="420"/>
       </w:pPr>
       <w:r>
         <w:rPr>
@@ -20220,6 +20589,7 @@
     <w:p>
       <w:pPr>
         <w:pStyle w:val="BodyText"/>
+        <w:ind w:firstLine="420"/>
       </w:pPr>
       <w:r>
         <w:rPr>
@@ -20377,6 +20747,7 @@
     <w:p>
       <w:pPr>
         <w:pStyle w:val="BodyText"/>
+        <w:ind w:firstLine="420"/>
       </w:pPr>
       <w:r>
         <w:rPr>
@@ -20511,6 +20882,7 @@
     <w:p>
       <w:pPr>
         <w:pStyle w:val="BodyText"/>
+        <w:ind w:firstLine="420"/>
       </w:pPr>
       <w:r>
         <w:rPr>
@@ -20627,6 +20999,7 @@
     <w:p>
       <w:pPr>
         <w:pStyle w:val="BodyText"/>
+        <w:ind w:firstLine="420"/>
       </w:pPr>
       <w:r>
         <w:rPr>
@@ -20730,6 +21103,7 @@
     <w:p>
       <w:pPr>
         <w:pStyle w:val="BodyText"/>
+        <w:ind w:firstLine="420"/>
       </w:pPr>
       <w:r>
         <w:rPr>
@@ -20759,6 +21133,7 @@
     <w:p>
       <w:pPr>
         <w:pStyle w:val="BodyText"/>
+        <w:ind w:firstLine="420"/>
       </w:pPr>
       <w:r>
         <w:rPr>
@@ -20946,6 +21321,7 @@
     <w:p>
       <w:pPr>
         <w:pStyle w:val="BodyText"/>
+        <w:ind w:firstLine="420"/>
       </w:pPr>
       <w:r>
         <w:rPr>
@@ -21031,6 +21407,7 @@
     <w:p>
       <w:pPr>
         <w:pStyle w:val="BodyText"/>
+        <w:ind w:firstLine="420"/>
       </w:pPr>
       <w:r>
         <w:rPr>
@@ -21098,6 +21475,7 @@
     <w:p>
       <w:pPr>
         <w:pStyle w:val="BodyText"/>
+        <w:ind w:firstLine="420"/>
       </w:pPr>
       <w:r>
         <w:rPr>
@@ -21177,6 +21555,7 @@
     <w:p>
       <w:pPr>
         <w:pStyle w:val="BodyText"/>
+        <w:ind w:firstLine="420"/>
       </w:pPr>
       <w:r>
         <w:rPr>
@@ -21301,6 +21680,7 @@
     <w:p>
       <w:pPr>
         <w:pStyle w:val="FirstParagraph"/>
+        <w:ind w:firstLine="420"/>
       </w:pPr>
       <w:r>
         <w:rPr>
@@ -21440,6 +21820,7 @@
     <w:p>
       <w:pPr>
         <w:pStyle w:val="BodyText"/>
+        <w:ind w:firstLine="420"/>
       </w:pPr>
       <w:r>
         <w:rPr>
@@ -21555,6 +21936,7 @@
     <w:p>
       <w:pPr>
         <w:pStyle w:val="BodyText"/>
+        <w:ind w:firstLine="420"/>
       </w:pPr>
       <w:r>
         <w:rPr>
@@ -21694,6 +22076,7 @@
     <w:p>
       <w:pPr>
         <w:pStyle w:val="BodyText"/>
+        <w:ind w:firstLine="420"/>
       </w:pPr>
       <w:r>
         <w:rPr>
@@ -21851,6 +22234,7 @@
     <w:p>
       <w:pPr>
         <w:pStyle w:val="BodyText"/>
+        <w:ind w:firstLine="420"/>
       </w:pPr>
       <w:r>
         <w:rPr>
@@ -21990,6 +22374,7 @@
     <w:p>
       <w:pPr>
         <w:pStyle w:val="BodyText"/>
+        <w:ind w:firstLine="420"/>
       </w:pPr>
       <w:r>
         <w:rPr>
@@ -22143,6 +22528,7 @@
     <w:p>
       <w:pPr>
         <w:pStyle w:val="FirstParagraph"/>
+        <w:ind w:firstLine="420"/>
       </w:pPr>
       <w:r>
         <w:rPr>
@@ -22346,6 +22732,7 @@
     <w:p>
       <w:pPr>
         <w:pStyle w:val="BodyText"/>
+        <w:ind w:firstLine="420"/>
       </w:pPr>
       <w:r>
         <w:rPr>
@@ -22473,6 +22860,7 @@
     <w:p>
       <w:pPr>
         <w:pStyle w:val="BodyText"/>
+        <w:ind w:firstLine="420"/>
       </w:pPr>
       <w:r>
         <w:rPr>
@@ -22875,6 +23263,7 @@
     <w:p>
       <w:pPr>
         <w:pStyle w:val="BodyText"/>
+        <w:ind w:firstLine="420"/>
       </w:pPr>
       <w:r>
         <w:rPr>
@@ -23026,6 +23415,7 @@
     <w:p>
       <w:pPr>
         <w:pStyle w:val="BodyText"/>
+        <w:ind w:firstLine="420"/>
       </w:pPr>
       <w:r>
         <w:rPr>
@@ -23154,6 +23544,7 @@
     <w:p>
       <w:pPr>
         <w:pStyle w:val="BodyText"/>
+        <w:ind w:firstLine="420"/>
       </w:pPr>
       <w:r>
         <w:rPr>
@@ -23305,6 +23696,7 @@
     <w:p>
       <w:pPr>
         <w:pStyle w:val="BodyText"/>
+        <w:ind w:firstLine="420"/>
       </w:pPr>
       <w:r>
         <w:rPr>
@@ -23447,6 +23839,7 @@
     <w:p>
       <w:pPr>
         <w:pStyle w:val="BodyText"/>
+        <w:ind w:firstLine="420"/>
       </w:pPr>
       <w:r>
         <w:rPr>
@@ -23616,6 +24009,7 @@
     <w:p>
       <w:pPr>
         <w:pStyle w:val="BodyText"/>
+        <w:ind w:firstLine="420"/>
       </w:pPr>
       <w:r>
         <w:rPr>
@@ -23774,6 +24168,7 @@
     <w:p>
       <w:pPr>
         <w:pStyle w:val="BodyText"/>
+        <w:ind w:firstLine="420"/>
       </w:pPr>
       <w:r>
         <w:rPr>
@@ -24014,6 +24409,7 @@
     <w:p>
       <w:pPr>
         <w:pStyle w:val="FirstParagraph"/>
+        <w:ind w:firstLine="420"/>
       </w:pPr>
       <w:r>
         <w:rPr>
@@ -24316,6 +24712,7 @@
     <w:p>
       <w:pPr>
         <w:pStyle w:val="BodyText"/>
+        <w:ind w:firstLine="420"/>
       </w:pPr>
       <w:r>
         <w:rPr>
@@ -24610,6 +25007,7 @@
     <w:p>
       <w:pPr>
         <w:pStyle w:val="BodyText"/>
+        <w:ind w:firstLine="420"/>
       </w:pPr>
       <w:r>
         <w:rPr>
@@ -24856,6 +25254,7 @@
     <w:p>
       <w:pPr>
         <w:pStyle w:val="BodyText"/>
+        <w:ind w:firstLine="420"/>
       </w:pPr>
       <w:r>
         <w:rPr>
@@ -25137,6 +25536,7 @@
     <w:p>
       <w:pPr>
         <w:pStyle w:val="BodyText"/>
+        <w:ind w:firstLine="420"/>
       </w:pPr>
       <w:r>
         <w:rPr>
@@ -25826,6 +26226,7 @@
     <w:p>
       <w:pPr>
         <w:pStyle w:val="BodyText"/>
+        <w:ind w:firstLine="420"/>
       </w:pPr>
       <w:r>
         <w:rPr>
@@ -26424,6 +26825,7 @@
     <w:p>
       <w:pPr>
         <w:pStyle w:val="BodyText"/>
+        <w:ind w:firstLine="420"/>
       </w:pPr>
       <w:r>
         <w:rPr>
@@ -26605,6 +27007,7 @@
     <w:p>
       <w:pPr>
         <w:pStyle w:val="BodyText"/>
+        <w:ind w:firstLine="420"/>
       </w:pPr>
       <w:r>
         <w:rPr>
@@ -26955,6 +27358,7 @@
     <w:p>
       <w:pPr>
         <w:pStyle w:val="BodyText"/>
+        <w:ind w:firstLine="420"/>
       </w:pPr>
       <w:r>
         <w:rPr>
@@ -27201,6 +27605,7 @@
     <w:p>
       <w:pPr>
         <w:pStyle w:val="FirstParagraph"/>
+        <w:ind w:firstLine="420"/>
       </w:pPr>
       <w:r>
         <w:rPr>
@@ -27376,6 +27781,7 @@
     <w:p>
       <w:pPr>
         <w:pStyle w:val="BodyText"/>
+        <w:ind w:firstLine="420"/>
       </w:pPr>
       <w:r>
         <w:rPr>
@@ -27551,6 +27957,7 @@
     <w:p>
       <w:pPr>
         <w:pStyle w:val="BodyText"/>
+        <w:ind w:firstLine="420"/>
       </w:pPr>
       <w:r>
         <w:rPr>
@@ -27710,6 +28117,7 @@
     <w:p>
       <w:pPr>
         <w:pStyle w:val="BodyText"/>
+        <w:ind w:firstLine="420"/>
       </w:pPr>
       <w:r>
         <w:rPr>
@@ -27951,6 +28359,7 @@
     <w:p>
       <w:pPr>
         <w:pStyle w:val="BodyText"/>
+        <w:ind w:firstLine="420"/>
       </w:pPr>
       <w:r>
         <w:rPr>
@@ -28198,6 +28607,7 @@
     <w:p>
       <w:pPr>
         <w:pStyle w:val="BodyText"/>
+        <w:ind w:firstLine="420"/>
       </w:pPr>
       <w:r>
         <w:rPr>
@@ -28432,6 +28842,7 @@
           <w:ilvl w:val="0"/>
           <w:numId w:val="1011"/>
         </w:numPr>
+        <w:ind w:firstLine="420"/>
       </w:pPr>
       <w:r>
         <w:rPr>
@@ -28495,6 +28906,7 @@
           <w:ilvl w:val="0"/>
           <w:numId w:val="1011"/>
         </w:numPr>
+        <w:ind w:firstLine="420"/>
       </w:pPr>
       <w:r>
         <w:rPr>
@@ -28540,6 +28952,7 @@
           <w:ilvl w:val="0"/>
           <w:numId w:val="1011"/>
         </w:numPr>
+        <w:ind w:firstLine="420"/>
       </w:pPr>
       <w:r>
         <w:rPr>
@@ -28597,6 +29010,7 @@
           <w:ilvl w:val="0"/>
           <w:numId w:val="1011"/>
         </w:numPr>
+        <w:ind w:firstLine="420"/>
       </w:pPr>
       <w:r>
         <w:rPr>
@@ -28648,278 +29062,241 @@
     <w:p>
       <w:pPr>
         <w:pStyle w:val="FirstParagraph"/>
+        <w:ind w:firstLine="420"/>
       </w:pPr>
       <w:r>
         <w:rPr>
-          <w:rFonts w:hint="eastAsia" w:ascii="Times New Roman" w:hAnsi="Times New Roman" w:eastAsia="FangSong" w:cs="Times New Roman"/>
-          <w:i/>
-          <w:iCs/>
-        </w:rPr>
-        <w:t xml:space="preserve">本讲义由</w:t>
-      </w:r>
-      <w:r>
-        <w:rPr>
-          <w:rFonts w:ascii="Times New Roman" w:hAnsi="Times New Roman" w:eastAsia="Times New Roman" w:cs="Times New Roman"/>
-          <w:i/>
-          <w:iCs/>
+          <w:rFonts w:hint="eastAsia" w:ascii="Times New Roman" w:hAnsi="Times New Roman" w:eastAsia="Times New Roman" w:cs="Times New Roman"/>
+        </w:rPr>
+        <w:t>*</w:t>
+      </w:r>
+      <w:r>
+        <w:rPr>
+          <w:rFonts w:hint="eastAsia" w:ascii="Times New Roman" w:hAnsi="Times New Roman" w:eastAsia="FangSong" w:cs="Times New Roman"/>
+        </w:rPr>
+        <w:t>本讲义由</w:t>
+      </w:r>
+      <w:r>
+        <w:rPr>
+          <w:rFonts w:ascii="Times New Roman" w:hAnsi="Times New Roman" w:eastAsia="Times New Roman" w:cs="Times New Roman"/>
         </w:rPr>
         <w:t xml:space="preserve"> </w:t>
       </w:r>
       <w:r>
         <w:rPr>
           <w:rFonts w:hint="eastAsia" w:ascii="Times New Roman" w:hAnsi="Times New Roman" w:eastAsia="Times New Roman" w:cs="Times New Roman"/>
-          <w:i/>
-          <w:iCs/>
         </w:rPr>
         <w:t>04-</w:t>
       </w:r>
       <w:r>
         <w:rPr>
           <w:rFonts w:hint="eastAsia" w:ascii="Times New Roman" w:hAnsi="Times New Roman" w:eastAsia="FangSong" w:cs="Times New Roman"/>
-          <w:i/>
-          <w:iCs/>
         </w:rPr>
         <w:t>课件</w:t>
       </w:r>
       <w:r>
         <w:rPr>
           <w:rFonts w:hint="eastAsia" w:ascii="Times New Roman" w:hAnsi="Times New Roman" w:eastAsia="Times New Roman" w:cs="Times New Roman"/>
-          <w:i/>
-          <w:iCs/>
+        </w:rPr>
+        <w:t>/_</w:t>
+      </w:r>
+      <w:r>
+        <w:rPr>
+          <w:rFonts w:hint="eastAsia" w:ascii="Times New Roman" w:hAnsi="Times New Roman" w:eastAsia="FangSong" w:cs="Times New Roman"/>
+        </w:rPr>
+        <w:t>归档</w:t>
+      </w:r>
+      <w:r>
+        <w:rPr>
+          <w:rFonts w:hint="eastAsia" w:ascii="Times New Roman" w:hAnsi="Times New Roman" w:eastAsia="Times New Roman" w:cs="Times New Roman"/>
+        </w:rPr>
+        <w:t>-</w:t>
+      </w:r>
+      <w:r>
+        <w:rPr>
+          <w:rFonts w:hint="eastAsia" w:ascii="Times New Roman" w:hAnsi="Times New Roman" w:eastAsia="FangSong" w:cs="Times New Roman"/>
+        </w:rPr>
+        <w:t>第一轮课程</w:t>
+      </w:r>
+      <w:r>
+        <w:rPr>
+          <w:rFonts w:hint="eastAsia" w:ascii="Times New Roman" w:hAnsi="Times New Roman" w:eastAsia="Times New Roman" w:cs="Times New Roman"/>
         </w:rPr>
         <w:t>/</w:t>
       </w:r>
       <w:r>
         <w:rPr>
           <w:rFonts w:hint="eastAsia" w:ascii="Times New Roman" w:hAnsi="Times New Roman" w:eastAsia="FangSong" w:cs="Times New Roman"/>
-          <w:i/>
-          <w:iCs/>
         </w:rPr>
         <w:t>新授课</w:t>
       </w:r>
       <w:r>
         <w:rPr>
           <w:rFonts w:hint="eastAsia" w:ascii="Times New Roman" w:hAnsi="Times New Roman" w:eastAsia="Times New Roman" w:cs="Times New Roman"/>
-          <w:i/>
-          <w:iCs/>
         </w:rPr>
         <w:t>/2026-06-04-</w:t>
       </w:r>
       <w:r>
         <w:rPr>
           <w:rFonts w:hint="eastAsia" w:ascii="Times New Roman" w:hAnsi="Times New Roman" w:eastAsia="FangSong" w:cs="Times New Roman"/>
-          <w:i/>
-          <w:iCs/>
         </w:rPr>
         <w:t>芳香反应</w:t>
       </w:r>
       <w:r>
         <w:rPr>
           <w:rFonts w:hint="eastAsia" w:ascii="Times New Roman" w:hAnsi="Times New Roman" w:eastAsia="Times New Roman" w:cs="Times New Roman"/>
-          <w:i/>
-          <w:iCs/>
         </w:rPr>
         <w:t>-</w:t>
       </w:r>
       <w:r>
         <w:rPr>
           <w:rFonts w:hint="eastAsia" w:ascii="Times New Roman" w:hAnsi="Times New Roman" w:eastAsia="FangSong" w:cs="Times New Roman"/>
-          <w:i/>
-          <w:iCs/>
         </w:rPr>
         <w:t>提高班</w:t>
       </w:r>
       <w:r>
         <w:rPr>
           <w:rFonts w:hint="eastAsia" w:ascii="Times New Roman" w:hAnsi="Times New Roman" w:eastAsia="Times New Roman" w:cs="Times New Roman"/>
-          <w:i/>
-          <w:iCs/>
         </w:rPr>
         <w:t>（</w:t>
       </w:r>
       <w:r>
         <w:rPr>
           <w:rFonts w:hint="eastAsia" w:ascii="Times New Roman" w:hAnsi="Times New Roman" w:eastAsia="FangSong" w:cs="Times New Roman"/>
-          <w:i/>
-          <w:iCs/>
         </w:rPr>
         <w:t>已审校</w:t>
       </w:r>
       <w:r>
         <w:rPr>
           <w:rFonts w:hint="eastAsia" w:ascii="Times New Roman" w:hAnsi="Times New Roman" w:eastAsia="Times New Roman" w:cs="Times New Roman"/>
-          <w:i/>
-          <w:iCs/>
         </w:rPr>
         <w:t>）</w:t>
       </w:r>
       <w:r>
         <w:rPr>
           <w:rFonts w:hint="eastAsia" w:ascii="Times New Roman" w:hAnsi="Times New Roman" w:eastAsia="FangSong" w:cs="Times New Roman"/>
-          <w:i/>
-          <w:iCs/>
         </w:rPr>
         <w:t>迁移改编为出版层学生讲义</w:t>
       </w:r>
       <w:r>
         <w:rPr>
           <w:rFonts w:hint="eastAsia" w:ascii="Times New Roman" w:hAnsi="Times New Roman" w:eastAsia="Times New Roman" w:cs="Times New Roman"/>
-          <w:i/>
-          <w:iCs/>
         </w:rPr>
         <w:t>，</w:t>
       </w:r>
       <w:r>
         <w:rPr>
           <w:rFonts w:hint="eastAsia" w:ascii="Times New Roman" w:hAnsi="Times New Roman" w:eastAsia="FangSong" w:cs="Times New Roman"/>
-          <w:i/>
-          <w:iCs/>
         </w:rPr>
         <w:t>结构与字段口径依据</w:t>
       </w:r>
       <w:r>
         <w:rPr>
           <w:rFonts w:ascii="Times New Roman" w:hAnsi="Times New Roman" w:eastAsia="Times New Roman" w:cs="Times New Roman"/>
-          <w:i/>
-          <w:iCs/>
         </w:rPr>
         <w:t xml:space="preserve"> </w:t>
       </w:r>
       <w:r>
         <w:rPr>
           <w:rFonts w:hint="eastAsia" w:ascii="Times New Roman" w:hAnsi="Times New Roman" w:eastAsia="Times New Roman" w:cs="Times New Roman"/>
-          <w:i/>
-          <w:iCs/>
         </w:rPr>
         <w:t>00-</w:t>
       </w:r>
       <w:r>
         <w:rPr>
           <w:rFonts w:hint="eastAsia" w:ascii="Times New Roman" w:hAnsi="Times New Roman" w:eastAsia="FangSong" w:cs="Times New Roman"/>
-          <w:i/>
-          <w:iCs/>
         </w:rPr>
         <w:t>首页</w:t>
       </w:r>
       <w:r>
         <w:rPr>
           <w:rFonts w:hint="eastAsia" w:ascii="Times New Roman" w:hAnsi="Times New Roman" w:eastAsia="Times New Roman" w:cs="Times New Roman"/>
-          <w:i/>
-          <w:iCs/>
         </w:rPr>
         <w:t>/</w:t>
       </w:r>
       <w:r>
         <w:rPr>
           <w:rFonts w:hint="eastAsia" w:ascii="Times New Roman" w:hAnsi="Times New Roman" w:eastAsia="FangSong" w:cs="Times New Roman"/>
-          <w:i/>
-          <w:iCs/>
         </w:rPr>
         <w:t>讲义生产</w:t>
       </w:r>
       <w:r>
         <w:rPr>
           <w:rFonts w:hint="eastAsia" w:ascii="Times New Roman" w:hAnsi="Times New Roman" w:eastAsia="Times New Roman" w:cs="Times New Roman"/>
-          <w:i/>
-          <w:iCs/>
         </w:rPr>
         <w:t>SOP</w:t>
       </w:r>
       <w:r>
         <w:rPr>
           <w:rFonts w:hint="eastAsia" w:ascii="Times New Roman" w:hAnsi="Times New Roman" w:eastAsia="FangSong" w:cs="Times New Roman"/>
-          <w:i/>
-          <w:iCs/>
         </w:rPr>
         <w:t>与双向映射规范</w:t>
       </w:r>
       <w:r>
         <w:rPr>
           <w:rFonts w:ascii="Times New Roman" w:hAnsi="Times New Roman" w:eastAsia="Times New Roman" w:cs="Times New Roman"/>
-          <w:i/>
-          <w:iCs/>
         </w:rPr>
         <w:t xml:space="preserve"> </w:t>
       </w:r>
       <w:r>
         <w:rPr>
           <w:rFonts w:hint="eastAsia" w:ascii="Times New Roman" w:hAnsi="Times New Roman" w:eastAsia="Times New Roman" w:cs="Times New Roman"/>
-          <w:i/>
-          <w:iCs/>
         </w:rPr>
         <w:t>§</w:t>
       </w:r>
       <w:r>
         <w:rPr>
           <w:rFonts w:hint="eastAsia" w:ascii="Times New Roman" w:hAnsi="Times New Roman" w:eastAsia="FangSong" w:cs="Times New Roman"/>
-          <w:i/>
-          <w:iCs/>
         </w:rPr>
         <w:t>四</w:t>
       </w:r>
       <w:r>
         <w:rPr>
           <w:rFonts w:hint="eastAsia" w:ascii="Times New Roman" w:hAnsi="Times New Roman" w:eastAsia="Times New Roman" w:cs="Times New Roman"/>
-          <w:i/>
-          <w:iCs/>
         </w:rPr>
         <w:t>、11-</w:t>
       </w:r>
       <w:r>
         <w:rPr>
           <w:rFonts w:hint="eastAsia" w:ascii="Times New Roman" w:hAnsi="Times New Roman" w:eastAsia="FangSong" w:cs="Times New Roman"/>
-          <w:i/>
-          <w:iCs/>
         </w:rPr>
         <w:t>模板</w:t>
       </w:r>
       <w:r>
         <w:rPr>
           <w:rFonts w:hint="eastAsia" w:ascii="Times New Roman" w:hAnsi="Times New Roman" w:eastAsia="Times New Roman" w:cs="Times New Roman"/>
-          <w:i/>
-          <w:iCs/>
         </w:rPr>
         <w:t>/</w:t>
       </w:r>
       <w:r>
         <w:rPr>
           <w:rFonts w:hint="eastAsia" w:ascii="Times New Roman" w:hAnsi="Times New Roman" w:eastAsia="FangSong" w:cs="Times New Roman"/>
-          <w:i/>
-          <w:iCs/>
         </w:rPr>
         <w:t>学生讲义模板</w:t>
       </w:r>
       <w:r>
         <w:rPr>
           <w:rFonts w:hint="eastAsia" w:ascii="Times New Roman" w:hAnsi="Times New Roman" w:eastAsia="Times New Roman" w:cs="Times New Roman"/>
-          <w:i/>
-          <w:iCs/>
         </w:rPr>
         <w:t>（v1.2</w:t>
       </w:r>
       <w:r>
         <w:rPr>
           <w:rFonts w:ascii="Times New Roman" w:hAnsi="Times New Roman" w:eastAsia="Times New Roman" w:cs="Times New Roman"/>
-          <w:i/>
-          <w:iCs/>
         </w:rPr>
         <w:t xml:space="preserve"> </w:t>
       </w:r>
       <w:r>
         <w:rPr>
           <w:rFonts w:hint="eastAsia" w:ascii="Times New Roman" w:hAnsi="Times New Roman" w:eastAsia="FangSong" w:cs="Times New Roman"/>
-          <w:i/>
-          <w:iCs/>
         </w:rPr>
         <w:t>填充式</w:t>
       </w:r>
       <w:r>
         <w:rPr>
           <w:rFonts w:hint="eastAsia" w:ascii="Times New Roman" w:hAnsi="Times New Roman" w:eastAsia="Times New Roman" w:cs="Times New Roman"/>
-          <w:i/>
-          <w:iCs/>
-        </w:rPr>
-        <w:t>）。</w:t>
+        </w:rPr>
+        <w:t>）。*</w:t>
       </w:r>
     </w:p>
     <w:bookmarkEnd w:id="57"/>

--- a/06-学生侧材料/讲义/6-有机化学/芳香反应-超级充实版（自学完整）.docx
+++ b/06-学生侧材料/讲义/6-有机化学/芳香反应-超级充实版（自学完整）.docx
@@ -13121,7 +13121,7 @@
                 <w:b/>
                 <w:bCs/>
               </w:rPr>
-              <w:t xml:space="preserve">重氮盐跳板</w:t>
+              <w:t xml:space="preserve">重氮盐转化法</w:t>
             </w:r>
           </w:p>
         </w:tc>
@@ -21495,31 +21495,7 @@
         <w:rPr>
           <w:rFonts w:hint="eastAsia" w:ascii="Times New Roman" w:hAnsi="Times New Roman" w:eastAsia="FangSong" w:cs="Times New Roman"/>
         </w:rPr>
-        <w:t>重氮盐在芳香合成中常被称为</w:t>
-      </w:r>
-      <w:r>
-        <w:rPr>
-          <w:rFonts w:hint="eastAsia" w:ascii="Times New Roman" w:hAnsi="Times New Roman" w:eastAsia="Times New Roman" w:cs="Times New Roman"/>
-        </w:rPr>
-        <w:t>”</w:t>
-      </w:r>
-      <w:r>
-        <w:rPr>
-          <w:rFonts w:hint="eastAsia" w:ascii="Times New Roman" w:hAnsi="Times New Roman" w:eastAsia="FangSong" w:cs="Times New Roman"/>
-        </w:rPr>
-        <w:t>跳板</w:t>
-      </w:r>
-      <w:r>
-        <w:rPr>
-          <w:rFonts w:hint="eastAsia" w:ascii="Times New Roman" w:hAnsi="Times New Roman" w:eastAsia="Times New Roman" w:cs="Times New Roman"/>
-        </w:rPr>
-        <w:t>”。</w:t>
-      </w:r>
-      <w:r>
-        <w:rPr>
-          <w:rFonts w:hint="eastAsia" w:ascii="Times New Roman" w:hAnsi="Times New Roman" w:eastAsia="FangSong" w:cs="Times New Roman"/>
-        </w:rPr>
-        <w:t>请说明它为什么能引入</w:t>
+        <w:t xml:space="preserve">重氮盐法是芳香合成中引入</w:t>
       </w:r>
       <w:r>
         <w:rPr>
@@ -21531,7 +21507,19 @@
         <w:rPr>
           <w:rFonts w:hint="eastAsia" w:ascii="Times New Roman" w:hAnsi="Times New Roman" w:eastAsia="FangSong" w:cs="Times New Roman"/>
         </w:rPr>
-        <w:t>这些难以直接装入的基团</w:t>
+        <w:t>等难以直接装入基团的常用手段</w:t>
+      </w:r>
+      <w:r>
+        <w:rPr>
+          <w:rFonts w:hint="eastAsia" w:ascii="Times New Roman" w:hAnsi="Times New Roman" w:eastAsia="Times New Roman" w:cs="Times New Roman"/>
+        </w:rPr>
+        <w:t>。</w:t>
+      </w:r>
+      <w:r>
+        <w:rPr>
+          <w:rFonts w:hint="eastAsia" w:ascii="Times New Roman" w:hAnsi="Times New Roman" w:eastAsia="FangSong" w:cs="Times New Roman"/>
+        </w:rPr>
+        <w:t>请说明其原因</w:t>
       </w:r>
       <w:r>
         <w:rPr>
@@ -27027,25 +27015,13 @@
         <w:rPr>
           <w:rFonts w:hint="eastAsia" w:ascii="Times New Roman" w:hAnsi="Times New Roman" w:eastAsia="FangSong" w:cs="Times New Roman"/>
         </w:rPr>
-        <w:t>重氮盐之所以是</w:t>
-      </w:r>
-      <w:r>
-        <w:rPr>
-          <w:rFonts w:hint="eastAsia" w:ascii="Times New Roman" w:hAnsi="Times New Roman" w:eastAsia="Times New Roman" w:cs="Times New Roman"/>
-        </w:rPr>
-        <w:t>”</w:t>
-      </w:r>
-      <w:r>
-        <w:rPr>
-          <w:rFonts w:hint="eastAsia" w:ascii="Times New Roman" w:hAnsi="Times New Roman" w:eastAsia="FangSong" w:cs="Times New Roman"/>
-        </w:rPr>
-        <w:t>跳板</w:t>
-      </w:r>
-      <w:r>
-        <w:rPr>
-          <w:rFonts w:hint="eastAsia" w:ascii="Times New Roman" w:hAnsi="Times New Roman" w:eastAsia="Times New Roman" w:cs="Times New Roman"/>
-        </w:rPr>
-        <w:t>”，</w:t>
+        <w:t>重氮盐法之所以有效</w:t>
+      </w:r>
+      <w:r>
+        <w:rPr>
+          <w:rFonts w:hint="eastAsia" w:ascii="Times New Roman" w:hAnsi="Times New Roman" w:eastAsia="Times New Roman" w:cs="Times New Roman"/>
+        </w:rPr>
+        <w:t>，</w:t>
       </w:r>
       <w:r>
         <w:rPr>
